--- a/thesis/Ch5/Chapter_5.docx
+++ b/thesis/Ch5/Chapter_5.docx
@@ -631,7 +631,7 @@
           <w14:ligatures w14:val="standardContextual"/>
         </w:rPr>
         <w:drawing>
-          <wp:anchor distT="0" distB="0" distL="114300" distR="114300" simplePos="0" relativeHeight="251660288" behindDoc="0" locked="0" layoutInCell="1" allowOverlap="1" wp14:anchorId="5D92F124" wp14:editId="228AE08A">
+          <wp:anchor distT="0" distB="0" distL="114300" distR="114300" simplePos="0" relativeHeight="251660288" behindDoc="0" locked="0" layoutInCell="1" allowOverlap="1" wp14:anchorId="5D92F124" wp14:editId="4A393C1C">
             <wp:simplePos x="0" y="0"/>
             <wp:positionH relativeFrom="column">
               <wp:posOffset>-104775</wp:posOffset>
@@ -843,43 +843,7 @@
           <w:iCs/>
           <w:szCs w:val="24"/>
         </w:rPr>
-        <w:t xml:space="preserve">The </w:t>
-      </w:r>
-      <w:proofErr w:type="spellStart"/>
-      <w:r>
-        <w:rPr>
-          <w:rFonts w:cs="Calibri Light"/>
-          <w:iCs/>
-          <w:szCs w:val="24"/>
-        </w:rPr>
-        <w:t>SMaRK</w:t>
-      </w:r>
-      <w:proofErr w:type="spellEnd"/>
-      <w:r>
-        <w:rPr>
-          <w:rFonts w:cs="Calibri Light"/>
-          <w:iCs/>
-          <w:szCs w:val="24"/>
-        </w:rPr>
-        <w:t xml:space="preserve"> method yielded the least error across each of the datasets mentioned in Chapter VI.4.3. The full results can be seen in Figure 10, with </w:t>
-      </w:r>
-      <w:proofErr w:type="spellStart"/>
-      <w:r>
-        <w:rPr>
-          <w:rFonts w:cs="Calibri Light"/>
-          <w:iCs/>
-          <w:szCs w:val="24"/>
-        </w:rPr>
-        <w:t>SMaRK</w:t>
-      </w:r>
-      <w:proofErr w:type="spellEnd"/>
-      <w:r>
-        <w:rPr>
-          <w:rFonts w:cs="Calibri Light"/>
-          <w:iCs/>
-          <w:szCs w:val="24"/>
-        </w:rPr>
-        <w:t xml:space="preserve"> based gradient boosting yielding the best results for this project. Each ensemble, when tuned properly, better modeled the known trend with the incorporation of </w:t>
+        <w:t xml:space="preserve">The SMaRK method yielded the least error across each of the datasets mentioned in Chapter VI.4.3. The full results can be seen in Figure 10, with SMaRK based gradient boosting yielding the best results for this project. Each ensemble, when tuned properly, better modeled the known trend with the incorporation of </w:t>
       </w:r>
       <w:r>
         <w:rPr>
@@ -947,15 +911,7 @@
         <w:fldChar w:fldCharType="separate"/>
       </w:r>
       <w:r>
-        <w:t xml:space="preserve">(K. Anand et al. 2025; C T et al. 2020; Chen et al. 2023; Huang et al. 2025; Kleinert, </w:t>
-      </w:r>
-      <w:proofErr w:type="spellStart"/>
-      <w:r>
-        <w:t>Leufen</w:t>
-      </w:r>
-      <w:proofErr w:type="spellEnd"/>
-      <w:r>
-        <w:t>, and Schultz 2021; Ko, Cho, and Rao 2022; Q. Li et al. 2024; Mu et al. 2023; Nelson et al. 2023)</w:t>
+        <w:t>(K. Anand et al. 2025; C T et al. 2020; Chen et al. 2023; Huang et al. 2025; Kleinert, Leufen, and Schultz 2021; Ko, Cho, and Rao 2022; Q. Li et al. 2024; Mu et al. 2023; Nelson et al. 2023)</w:t>
       </w:r>
       <w:r>
         <w:rPr>
@@ -1084,148 +1040,9 @@
           <w:iCs/>
           <w:szCs w:val="24"/>
         </w:rPr>
-        <w:t>31 of the 47 features mentioned in chapter IV. While e</w:t>
-      </w:r>
-      <w:r>
-        <w:rPr>
-          <w:iCs/>
-          <w:szCs w:val="24"/>
-        </w:rPr>
-        <w:t xml:space="preserve">very feature gathered </w:t>
-      </w:r>
-      <w:r>
-        <w:rPr>
-          <w:iCs/>
-          <w:szCs w:val="24"/>
-        </w:rPr>
-        <w:t xml:space="preserve">was correlated </w:t>
-      </w:r>
-      <w:r>
-        <w:rPr>
-          <w:iCs/>
-          <w:szCs w:val="24"/>
-        </w:rPr>
-        <w:t>to surface O</w:t>
-      </w:r>
-      <w:r>
-        <w:rPr>
-          <w:iCs/>
-          <w:szCs w:val="24"/>
-          <w:vertAlign w:val="subscript"/>
-        </w:rPr>
-        <w:t>3</w:t>
-      </w:r>
-      <w:r>
-        <w:rPr>
-          <w:iCs/>
-          <w:szCs w:val="24"/>
-        </w:rPr>
-        <w:t xml:space="preserve"> </w:t>
-      </w:r>
-      <w:r>
-        <w:rPr>
-          <w:iCs/>
-          <w:szCs w:val="24"/>
-        </w:rPr>
-        <w:t xml:space="preserve">production </w:t>
-      </w:r>
-      <w:r>
-        <w:rPr>
-          <w:iCs/>
-          <w:szCs w:val="24"/>
-        </w:rPr>
-        <w:t>before the training process was conducted</w:t>
-      </w:r>
-      <w:r>
-        <w:rPr>
-          <w:iCs/>
-          <w:szCs w:val="24"/>
-        </w:rPr>
-        <w:t xml:space="preserve">, only the more prominent features showed deviations in </w:t>
-      </w:r>
-      <w:commentRangeStart w:id="1"/>
-      <w:r>
-        <w:rPr>
-          <w:iCs/>
-          <w:szCs w:val="24"/>
-        </w:rPr>
-        <w:t>SHAP plots depicted in XXXXX</w:t>
-      </w:r>
-      <w:commentRangeEnd w:id="1"/>
-      <w:r>
-        <w:rPr>
-          <w:rStyle w:val="CommentReference"/>
-        </w:rPr>
-        <w:commentReference w:id="1"/>
-      </w:r>
-      <w:r>
-        <w:rPr>
-          <w:iCs/>
-          <w:szCs w:val="24"/>
-        </w:rPr>
-        <w:t xml:space="preserve">. </w:t>
-      </w:r>
-    </w:p>
-    <w:p>
-      <w:pPr>
-        <w:ind w:firstLine="720"/>
-        <w:rPr>
-          <w:iCs/>
-          <w:szCs w:val="24"/>
-        </w:rPr>
-      </w:pPr>
-      <w:r>
-        <w:rPr>
-          <w:rFonts w:cs="Calibri Light"/>
-          <w:iCs/>
-          <w:szCs w:val="24"/>
-        </w:rPr>
-        <w:t>The full set of training features can be seen in the appendix; a sample of them with features in the final prediction and the distribution of the average surface O</w:t>
-      </w:r>
-      <w:r>
-        <w:rPr>
-          <w:rFonts w:cs="Calibri Light"/>
-          <w:iCs/>
-          <w:szCs w:val="24"/>
-          <w:vertAlign w:val="subscript"/>
-        </w:rPr>
-        <w:t>3</w:t>
-      </w:r>
-      <w:r>
-        <w:rPr>
-          <w:rFonts w:cs="Calibri Light"/>
-          <w:iCs/>
-          <w:szCs w:val="24"/>
-        </w:rPr>
-        <w:t xml:space="preserve"> in PHOTUC are noted in Figure V.1</w:t>
+        <w:t xml:space="preserve">31 of the 47 features mentioned in chapter IV. </w:t>
       </w:r>
       <w:bookmarkEnd w:id="0"/>
-      <w:r>
-        <w:rPr>
-          <w:rFonts w:cs="Calibri Light"/>
-          <w:iCs/>
-          <w:szCs w:val="24"/>
-        </w:rPr>
-        <w:t xml:space="preserve">. They were used mainly due to this excerpt from Figure VIII.2.10.; depicting datasets and their best output from </w:t>
-      </w:r>
-      <w:proofErr w:type="spellStart"/>
-      <w:r>
-        <w:rPr>
-          <w:rFonts w:cs="Calibri Light"/>
-          <w:iCs/>
-          <w:szCs w:val="24"/>
-        </w:rPr>
-        <w:t>SMaRK</w:t>
-      </w:r>
-      <w:proofErr w:type="spellEnd"/>
-      <w:r>
-        <w:rPr>
-          <w:rFonts w:cs="Calibri Light"/>
-          <w:iCs/>
-          <w:szCs w:val="24"/>
-        </w:rPr>
-        <w:t xml:space="preserve"> predictions:</w:t>
-      </w:r>
     </w:p>
     <w:tbl>
       <w:tblPr>
@@ -1264,8 +1081,8 @@
                 <w:szCs w:val="24"/>
               </w:rPr>
             </w:pPr>
-            <w:bookmarkStart w:id="2" w:name="_Hlk202869455"/>
-            <w:bookmarkStart w:id="3" w:name="_Hlk203067075"/>
+            <w:bookmarkStart w:id="1" w:name="_Hlk202869455"/>
+            <w:bookmarkStart w:id="2" w:name="_Hlk203067075"/>
             <w:r>
               <w:rPr>
                 <w:rFonts w:cs="Calibri Light"/>
@@ -1330,7 +1147,39 @@
                 <w:iCs/>
                 <w:szCs w:val="24"/>
               </w:rPr>
-              <w:t>Variable Code</w:t>
+              <w:t>Variable</w:t>
+            </w:r>
+            <w:r>
+              <w:rPr>
+                <w:rFonts w:cs="Calibri Light"/>
+                <w:b/>
+                <w:bCs/>
+                <w:iCs/>
+                <w:szCs w:val="24"/>
+              </w:rPr>
+              <w:t>s</w:t>
+            </w:r>
+          </w:p>
+          <w:p>
+            <w:pPr>
+              <w:jc w:val="center"/>
+              <w:rPr>
+                <w:rFonts w:cs="Calibri Light"/>
+                <w:b/>
+                <w:bCs/>
+                <w:iCs/>
+                <w:szCs w:val="24"/>
+              </w:rPr>
+            </w:pPr>
+            <w:r>
+              <w:rPr>
+                <w:rFonts w:cs="Calibri Light"/>
+                <w:b/>
+                <w:bCs/>
+                <w:iCs/>
+                <w:szCs w:val="24"/>
+              </w:rPr>
+              <w:t>(code)</w:t>
             </w:r>
           </w:p>
         </w:tc>
@@ -1455,7 +1304,6 @@
                 <w:szCs w:val="24"/>
               </w:rPr>
             </w:pPr>
-            <w:proofErr w:type="spellStart"/>
             <w:r>
               <w:rPr>
                 <w:rFonts w:cs="Calibri Light"/>
@@ -1464,18 +1312,7 @@
                 <w:iCs/>
                 <w:szCs w:val="24"/>
               </w:rPr>
-              <w:t>SMaRK</w:t>
-            </w:r>
-            <w:proofErr w:type="spellEnd"/>
-            <w:r>
-              <w:rPr>
-                <w:rFonts w:cs="Calibri Light"/>
-                <w:b/>
-                <w:bCs/>
-                <w:iCs/>
-                <w:szCs w:val="24"/>
-              </w:rPr>
-              <w:t xml:space="preserve"> Base</w:t>
+              <w:t>SMaRK Base</w:t>
             </w:r>
           </w:p>
         </w:tc>
@@ -2231,7 +2068,7 @@
         </w:tc>
       </w:tr>
     </w:tbl>
-    <w:bookmarkEnd w:id="2"/>
+    <w:bookmarkEnd w:id="1"/>
     <w:p>
       <w:pPr>
         <w:pStyle w:val="Caption"/>
@@ -2243,7 +2080,6 @@
           <w:color w:val="auto"/>
           <w:sz w:val="24"/>
           <w:szCs w:val="24"/>
-          <w:u w:val="single"/>
         </w:rPr>
       </w:pPr>
       <w:r>
@@ -2252,7 +2088,6 @@
           <w:color w:val="auto"/>
           <w:sz w:val="24"/>
           <w:szCs w:val="24"/>
-          <w:u w:val="single"/>
         </w:rPr>
         <w:t>Table V.</w:t>
       </w:r>
@@ -2262,7 +2097,6 @@
           <w:color w:val="auto"/>
           <w:sz w:val="24"/>
           <w:szCs w:val="24"/>
-          <w:u w:val="single"/>
         </w:rPr>
         <w:fldChar w:fldCharType="begin"/>
       </w:r>
@@ -2272,7 +2106,6 @@
           <w:color w:val="auto"/>
           <w:sz w:val="24"/>
           <w:szCs w:val="24"/>
-          <w:u w:val="single"/>
         </w:rPr>
         <w:instrText xml:space="preserve"> SEQ Table \* ARABIC </w:instrText>
       </w:r>
@@ -2282,7 +2115,6 @@
           <w:color w:val="auto"/>
           <w:sz w:val="24"/>
           <w:szCs w:val="24"/>
-          <w:u w:val="single"/>
         </w:rPr>
         <w:fldChar w:fldCharType="separate"/>
       </w:r>
@@ -2293,7 +2125,6 @@
           <w:color w:val="auto"/>
           <w:sz w:val="24"/>
           <w:szCs w:val="24"/>
-          <w:u w:val="single"/>
         </w:rPr>
         <w:t>1</w:t>
       </w:r>
@@ -2303,11 +2134,10 @@
           <w:color w:val="auto"/>
           <w:sz w:val="24"/>
           <w:szCs w:val="24"/>
-          <w:u w:val="single"/>
         </w:rPr>
         <w:fldChar w:fldCharType="end"/>
       </w:r>
-      <w:bookmarkStart w:id="4" w:name="_Hlk202875386"/>
+      <w:bookmarkStart w:id="3" w:name="_Hlk202875386"/>
     </w:p>
     <w:p>
       <w:pPr>
@@ -2318,39 +2148,138 @@
         <w:rPr>
           <w:i w:val="0"/>
           <w:color w:val="auto"/>
-          <w:sz w:val="16"/>
-          <w:szCs w:val="16"/>
+          <w:sz w:val="20"/>
+          <w:szCs w:val="20"/>
         </w:rPr>
       </w:pPr>
       <w:r>
         <w:rPr>
           <w:i w:val="0"/>
           <w:color w:val="auto"/>
-          <w:sz w:val="16"/>
-          <w:szCs w:val="16"/>
-        </w:rPr>
-        <w:t>Variable codes are found under VIII.3</w:t>
-      </w:r>
-      <w:r>
-        <w:rPr>
-          <w:rFonts w:cs="Calibri Light"/>
+          <w:sz w:val="20"/>
+          <w:szCs w:val="20"/>
+        </w:rPr>
+        <w:t>Variable codes are found under VIII.</w:t>
+      </w:r>
+      <w:r>
+        <w:rPr>
           <w:i w:val="0"/>
           <w:color w:val="auto"/>
-          <w:sz w:val="16"/>
-          <w:szCs w:val="16"/>
-        </w:rPr>
-        <w:t>.</w:t>
-      </w:r>
-      <w:bookmarkEnd w:id="4"/>
+          <w:sz w:val="20"/>
+          <w:szCs w:val="20"/>
+        </w:rPr>
+        <w:t>2.3</w:t>
+      </w:r>
       <w:r>
         <w:rPr>
           <w:rFonts w:cs="Calibri Light"/>
           <w:i w:val="0"/>
           <w:color w:val="auto"/>
-          <w:sz w:val="16"/>
-          <w:szCs w:val="16"/>
-        </w:rPr>
-        <w:t xml:space="preserve"> GOAT24 variables did not include NVDI and estimated LN cloud energy due to their low correlations under 0.2. The absolute correlation of all features was taken and used to create each dataset representative of available features in a certain timeframe.</w:t>
+          <w:sz w:val="20"/>
+          <w:szCs w:val="20"/>
+        </w:rPr>
+        <w:t>.</w:t>
+      </w:r>
+      <w:bookmarkEnd w:id="3"/>
+      <w:r>
+        <w:rPr>
+          <w:rFonts w:cs="Calibri Light"/>
+          <w:i w:val="0"/>
+          <w:color w:val="auto"/>
+          <w:sz w:val="20"/>
+          <w:szCs w:val="20"/>
+        </w:rPr>
+        <w:t xml:space="preserve"> GOAT24 variables did not include NVDI and due to </w:t>
+      </w:r>
+      <w:r>
+        <w:rPr>
+          <w:rFonts w:cs="Calibri Light"/>
+          <w:i w:val="0"/>
+          <w:color w:val="auto"/>
+          <w:sz w:val="20"/>
+          <w:szCs w:val="20"/>
+        </w:rPr>
+        <w:t xml:space="preserve">a </w:t>
+      </w:r>
+      <w:r>
+        <w:rPr>
+          <w:rFonts w:cs="Calibri Light"/>
+          <w:i w:val="0"/>
+          <w:color w:val="auto"/>
+          <w:sz w:val="20"/>
+          <w:szCs w:val="20"/>
+        </w:rPr>
+        <w:t xml:space="preserve">low correlation under 0.2. The absolute correlation of all features was </w:t>
+      </w:r>
+      <w:r>
+        <w:rPr>
+          <w:rFonts w:cs="Calibri Light"/>
+          <w:i w:val="0"/>
+          <w:color w:val="auto"/>
+          <w:sz w:val="20"/>
+          <w:szCs w:val="20"/>
+        </w:rPr>
+        <w:t>considered</w:t>
+      </w:r>
+      <w:r>
+        <w:rPr>
+          <w:rFonts w:cs="Calibri Light"/>
+          <w:i w:val="0"/>
+          <w:color w:val="auto"/>
+          <w:sz w:val="20"/>
+          <w:szCs w:val="20"/>
+        </w:rPr>
+        <w:t xml:space="preserve"> </w:t>
+      </w:r>
+      <w:r>
+        <w:rPr>
+          <w:rFonts w:cs="Calibri Light"/>
+          <w:i w:val="0"/>
+          <w:color w:val="auto"/>
+          <w:sz w:val="20"/>
+          <w:szCs w:val="20"/>
+        </w:rPr>
+        <w:t xml:space="preserve">and used to create each dataset representative of available features in </w:t>
+      </w:r>
+      <w:r>
+        <w:rPr>
+          <w:rFonts w:cs="Calibri Light"/>
+          <w:i w:val="0"/>
+          <w:color w:val="auto"/>
+          <w:sz w:val="20"/>
+          <w:szCs w:val="20"/>
+        </w:rPr>
+        <w:t xml:space="preserve">different </w:t>
+      </w:r>
+      <w:r>
+        <w:rPr>
+          <w:rFonts w:cs="Calibri Light"/>
+          <w:i w:val="0"/>
+          <w:color w:val="auto"/>
+          <w:sz w:val="20"/>
+          <w:szCs w:val="20"/>
+        </w:rPr>
+        <w:t>timeframe</w:t>
+      </w:r>
+      <w:r>
+        <w:rPr>
+          <w:rFonts w:cs="Calibri Light"/>
+          <w:i w:val="0"/>
+          <w:color w:val="auto"/>
+          <w:sz w:val="20"/>
+          <w:szCs w:val="20"/>
+        </w:rPr>
+        <w:t>s</w:t>
+      </w:r>
+      <w:r>
+        <w:rPr>
+          <w:rFonts w:cs="Calibri Light"/>
+          <w:i w:val="0"/>
+          <w:color w:val="auto"/>
+          <w:sz w:val="20"/>
+          <w:szCs w:val="20"/>
+        </w:rPr>
+        <w:t>.</w:t>
       </w:r>
     </w:p>
     <w:p>
@@ -2362,33 +2291,15 @@
           <w:szCs w:val="24"/>
         </w:rPr>
       </w:pPr>
-      <w:bookmarkStart w:id="5" w:name="_Hlk203067503"/>
-      <w:bookmarkEnd w:id="3"/>
-      <w:r>
-        <w:rPr>
-          <w:rFonts w:cs="Calibri Light"/>
-          <w:iCs/>
-          <w:szCs w:val="24"/>
-        </w:rPr>
-        <w:t xml:space="preserve">TD had the best model outputs and lowest effective error across all metrics. </w:t>
-      </w:r>
-      <w:proofErr w:type="spellStart"/>
-      <w:r>
-        <w:rPr>
-          <w:rFonts w:cs="Calibri Light"/>
-          <w:iCs/>
-          <w:szCs w:val="24"/>
-        </w:rPr>
-        <w:t>SMaRK</w:t>
-      </w:r>
-      <w:proofErr w:type="spellEnd"/>
-      <w:r>
-        <w:rPr>
-          <w:rFonts w:cs="Calibri Light"/>
-          <w:iCs/>
-          <w:szCs w:val="24"/>
-        </w:rPr>
-        <w:t xml:space="preserve"> enhanced g</w:t>
+      <w:bookmarkStart w:id="4" w:name="_Hlk203067503"/>
+      <w:bookmarkEnd w:id="2"/>
+      <w:r>
+        <w:rPr>
+          <w:rFonts w:cs="Calibri Light"/>
+          <w:iCs/>
+          <w:szCs w:val="24"/>
+        </w:rPr>
+        <w:t>TD had the best model outputs and lowest effective error across all metrics. SMaRK enhanced g</w:t>
       </w:r>
       <w:r>
         <w:rPr>
@@ -2437,7 +2348,7 @@
           <w:iCs/>
           <w:szCs w:val="24"/>
         </w:rPr>
-        <w:t xml:space="preserve"> concentrations in PHOTUC with an MAE of around 0.61 ppb to 6.02 ppb, like studies using them with </w:t>
+        <w:t xml:space="preserve"> concentrations in PHOTUC with an MAE of around 0.61 ppb to 6.02 ppb, like studies using them with CTM based features</w:t>
       </w:r>
       <w:r>
         <w:rPr>
@@ -2445,170 +2356,134 @@
           <w:iCs/>
           <w:szCs w:val="24"/>
         </w:rPr>
+        <w:t xml:space="preserve"> e.g.</w:t>
+      </w:r>
+      <w:r>
+        <w:rPr>
+          <w:rFonts w:eastAsia="Aptos" w:cs="Calibri Light"/>
+          <w:iCs/>
+          <w:szCs w:val="24"/>
+        </w:rPr>
+        <w:t xml:space="preserve"> </w:t>
+      </w:r>
+      <w:r>
+        <w:rPr>
+          <w:rFonts w:eastAsia="Aptos" w:cs="Calibri Light"/>
+          <w:iCs/>
+          <w:szCs w:val="24"/>
+        </w:rPr>
+        <w:fldChar w:fldCharType="begin"/>
+      </w:r>
+      <w:r>
+        <w:rPr>
+          <w:rFonts w:eastAsia="Aptos" w:cs="Calibri Light"/>
+          <w:iCs/>
+          <w:szCs w:val="24"/>
+        </w:rPr>
+        <w:instrText xml:space="preserve"> ADDIN ZOTERO_ITEM CSL_CITATION {"citationID":"dvTCsdwM","properties":{"formattedCitation":"(Chen et al. 2023; Hu et al. 2022; Ko, Cho, and Rao 2022)","plainCitation":"(Chen et al. 2023; Hu et al. 2022; Ko, Cho, and Rao 2022)","noteIndex":0},"citationItems":[{"id":9980,"uris":["http://zotero.org/users/15391371/items/5NM9ER26"],"itemData":{"id":9980,"type":"article-journal","abstract":"Ozone (O3) is an important greenhouse gas in the atmosphere. Stratospheric ozone protects human beings, but high near-surface ozone concentrations threaten environment and human health. Owing to the uneven distribution of ground-monitoring stations and the low time resolution of polar orbiting satellites, it is difficult to accurately evaluate the refinement and synergistic pollution of near-surface ozone in China. Besides, atmospheric circulation patterns also affect ozone concentrations greatly. In this study, a new generation of geostationary satellite is used to estimate the hourly near-surface ozone concentration with a spatial resolution of 0.05 degrees. First, the Pearson correlation coefficient and maximum information coefficient were used to study the correlation between the top of atmospheric radiation (TOAR) of Himawari-8 satellite and O3 concentration; seven TOAR channels were selected. Second, based on an inter-pretable deep learning model, the hourly ozone concentration in China from September 2015 to August 2021 was ob-tained using the TOAR-O3 model. Finally, the self-organizing map method was used to determine six major summer weather circulation patterns in China. The results showed that (1) the near-surface O3 concentration can be accurately estimated; the R2 (RMSE: mu g/m3) values of the daily, monthly, and annual tenfold cross validation results were 0.91 (12.74), 0.97 (5.64), and 0.98 (1.75), respectively. The feature importance of the model showed that the temperature, TOAR, and boundary layer height contributed 38 %, 22 %, and 13 %, respectively. (2) The O3 concentration showed obvious spatiotemporal difference and gradually increased from 10:00 to 15:00 (Beijing time) every day. In most areas of China, O3 concentration had increased significantly. (3) The O3 concentration in northern China was the highest under the circulation pattern of the Meiyu front over the Yangtze River Delta, while in southern China, it was the highest under the circulation pattern of the northeast cold vortex controlling most of China.","archive_location":"WOS:000915871000001","container-title":"SCIENCE OF THE TOTAL ENVIRONMENT","DOI":"10.1016/j.scitotenv.2022.160928","ISSN":"0048-9697","title":"Estimation of near-surface ozone concentration and analysis of main weather situation in China based on machine learning model and Himawari-8 TOAR data","volume":"864","author":[{"family":"Chen","given":"B"},{"family":"Wang","given":"YX"},{"family":"Huang","given":"JP"},{"family":"Zhao","given":"L"},{"family":"Chen","given":"RM"},{"family":"Song","given":"ZH"},{"family":"Hu","given":"JS"}],"issued":{"date-parts":[["2023",3,15]]}}},{"id":9990,"uris":["http://zotero.org/users/15391371/items/TZ3G4GI6"],"itemData":{"id":9990,"type":"article-journal","abstract":"With the intensification of global warming and economic development in China, the near-surface ozone (O-3) concentration has been increasing recently, especially in the Beijing-Tianjin-Hebei (BTH) region, which is the political and economic center of China. However, O-3 has been measured in real time only over the past few years, and the observational records are discontinuous. Therefore, we propose a new method (WRFC-XGB) to establish a near-surface O-3 concentration dataset in the BTH region by integrating the Weather Research and Forecasting with Chemistry (WRF-Chem) model with the extreme gradient boosting (XGBoost) algorithm. Based on this method, the 8-h maximum daily average (MDA8) O-3 concentrations are obtained with full spatiotemporal coverage at a spatial resolution of 0.1 degrees x 0.1 degrees across the BTH region in 2018. Two evaluation methods, sample- and station-based 10-fold cross-validation (10-CV), are used to assess our method. The sample-based (station-based) 10-CV evaluation results indicate that WRFC-XGB can achieve excellent accuracy with a high coefficient of determination (R-2) of 0.95 (0.91), low root mean square error (RMSE) of 13.50 (17.70) mu g m(-3), and mean absolute error (MAE) of 9.60 (12.89) mu g m(-3). In addition, superb spatiotemporal consistencies are confirmed for this model, including the estimation of high O-3 concentrations, and our WRFC-XGB model outperforms traditional models and previous studies in data mining. In addition, the proposed model can be applied to estimate the O-3 concentration when it has not been measured. Furthermore, the spatial distribution analysis of the MDA8 O-3 in 2018 reveals that O-3 pollution in the BTH region exhibits significant seasonality. Heavy O-3 pollution episodes mainly occur in summer, and the high O-3 loading is distributed mainly in the southern BTH areas, which will pose challenges to atmospheric environmental governance for local governments.","archive_location":"WOS:000787004000001","container-title":"ATMOSPHERE","DOI":"10.3390/atmos13040632","ISSN":"2073-4433","issue":"4","title":"Estimation of the Near-Surface Ozone Concentration with Full Spatiotemporal Coverage across the Beijing-Tianjin-Hebei Region Based on Extreme Gradient Boosting Combined with a WRF-Chem Model","volume":"13","author":[{"family":"Hu","given":"XM"},{"family":"Zhang","given":"J"},{"family":"Xue","given":"WH"},{"family":"Zhou","given":"LH"},{"family":"Che","given":"YF"},{"family":"Han","given":"T"}],"issued":{"date-parts":[["2022",4]]}}},{"id":9608,"uris":["http://zotero.org/users/15391371/items/6AZ4NK82"],"itemData":{"id":9608,"type":"article-journal","abstract":"Surface ozone is one of six air pollutants designated as harmful by National Ambient Air Quality Standards because it can adversely impact human health and the environment. Thus, ozone forecasting is a critical task that can help people avoid dangerously high ozone concentrations. Conventional numerical approaches, as well as data-driven forecasting approaches, have been studied for ozone forecasting. Data-driven forecasting models, in particular, have gained momentum with the introduction of machine learning advancements. We consider planetary boundary layer (PBL) height as a new input feature for data-driven ozone forecasting models. PBL has been shown to impact ozone concentrations, making it an important factor in ozone forecasts. In this paper, we investigate the effectiveness of utilization of PBL height on the performance of surface ozone forecasts. We present both surface ozone forecasting models, based on multilayer perceptron (MLP) and bidirectional long short-term memory (LSTM) models. These two models forecast hourly ozone concentrations for an upcoming 24-h period using two types of input data, such as measurement data and PBL height. We consider the predicted values of PBL height obtained from the weather research and forecasting (WRF) model, since it is difficult to gather actual PBL measurements. We evaluate two ozone forecasting models in terms of index of agreement (IOA), mean absolute error (MAE), and root mean square error (RMSE). Results showed that the MLP-based and bidirectional LSTM-based models yielded lower MAE and RMSE when considering forecasted PBL height, but there was no significant changes in IOA when compared with models in which no forecasted PBL data were used. This result suggests that utilizing forecasted PBL height can improve the forecasting performance of data-driven prediction models for surface ozone concentrations.","archive_location":"WOS:000873782000001","container-title":"SENSORS","DOI":"10.3390/s22207864","ISSN":"1424-8220","issue":"20","title":"Machine-Learning-Based Near-Surface Ozone Forecasting Model with Planetary Boundary Layer Information","volume":"22","author":[{"family":"Ko","given":"K"},{"family":"Cho","given":"S"},{"family":"Rao","given":"RR"}],"issued":{"date-parts":[["2022",10]]}}}],"schema":"https://github.com/citation-style-language/schema/raw/master/csl-citation.json"} </w:instrText>
+      </w:r>
+      <w:r>
+        <w:rPr>
+          <w:rFonts w:eastAsia="Aptos" w:cs="Calibri Light"/>
+          <w:iCs/>
+          <w:szCs w:val="24"/>
+        </w:rPr>
+        <w:fldChar w:fldCharType="separate"/>
+      </w:r>
+      <w:r>
+        <w:t>(Chen et al. 2023; Hu et al. 2022; Ko, Cho, and Rao 2022)</w:t>
+      </w:r>
+      <w:r>
+        <w:rPr>
+          <w:rFonts w:eastAsia="Aptos" w:cs="Calibri Light"/>
+          <w:iCs/>
+          <w:szCs w:val="24"/>
+        </w:rPr>
+        <w:fldChar w:fldCharType="end"/>
+      </w:r>
+      <w:r>
+        <w:rPr>
+          <w:rFonts w:eastAsia="Aptos" w:cs="Calibri Light"/>
+          <w:iCs/>
+          <w:szCs w:val="24"/>
+        </w:rPr>
+        <w:t>. RK enhancements incorporating geospatial uncertainty into the ML/AI models yielded between 1.39%-6.36% error, with MAE values of 0.59 ppb to 2.82 ppb. SMaRK-modeled surface O</w:t>
+      </w:r>
+      <w:r>
+        <w:rPr>
+          <w:rFonts w:eastAsia="Aptos" w:cs="Calibri Light"/>
+          <w:iCs/>
+          <w:szCs w:val="24"/>
+          <w:vertAlign w:val="subscript"/>
+        </w:rPr>
+        <w:t>3</w:t>
+      </w:r>
+      <w:r>
+        <w:rPr>
+          <w:rFonts w:eastAsia="Aptos" w:cs="Calibri Light"/>
+          <w:iCs/>
+          <w:szCs w:val="24"/>
+        </w:rPr>
+        <w:t xml:space="preserve"> benefited all model ensembles o</w:t>
+      </w:r>
+      <w:r>
+        <w:rPr>
+          <w:rFonts w:eastAsia="Aptos"/>
+          <w:iCs/>
+          <w:szCs w:val="24"/>
+        </w:rPr>
+        <w:t xml:space="preserve">ver the course of study. </w:t>
+      </w:r>
+    </w:p>
+    <w:p>
+      <w:pPr>
+        <w:ind w:firstLine="720"/>
+        <w:rPr>
+          <w:rFonts w:eastAsia="Aptos" w:cs="Calibri Light"/>
+          <w:iCs/>
+          <w:szCs w:val="24"/>
+        </w:rPr>
+      </w:pPr>
+      <w:r>
+        <w:rPr>
+          <w:rFonts w:eastAsia="Aptos"/>
+          <w:iCs/>
+          <w:szCs w:val="24"/>
+        </w:rPr>
+        <w:t>E</w:t>
+      </w:r>
+      <w:r>
+        <w:rPr>
+          <w:rFonts w:eastAsia="Aptos" w:cs="Calibri Light"/>
+          <w:iCs/>
+          <w:szCs w:val="24"/>
+        </w:rPr>
+        <w:t xml:space="preserve">ach ensemble: including early linear regression and weighting methods; ran hundreds of times over </w:t>
+      </w:r>
+      <w:r>
+        <w:rPr>
+          <w:rFonts w:eastAsia="Aptos" w:cs="Calibri Light"/>
+          <w:iCs/>
+          <w:szCs w:val="24"/>
+        </w:rPr>
+        <w:t>the course of this project</w:t>
+      </w:r>
+      <w:r>
+        <w:rPr>
+          <w:rFonts w:eastAsia="Aptos" w:cs="Calibri Light"/>
+          <w:iCs/>
+          <w:szCs w:val="24"/>
+        </w:rPr>
+        <w:t xml:space="preserve"> to test reproducibility of the script and computational efficiency. Machines of varying computational processing power evaluated practicality and usability of SMaRK. Three main setups were tested: an </w:t>
+      </w:r>
+      <w:r>
+        <w:rPr>
+          <w:rFonts w:eastAsia="Aptos" w:cs="Calibri Light"/>
+          <w:iCs/>
+          <w:szCs w:val="24"/>
+        </w:rPr>
         <w:lastRenderedPageBreak/>
-        <w:t>CTM based features</w:t>
-      </w:r>
-      <w:r>
-        <w:rPr>
-          <w:rFonts w:eastAsia="Aptos" w:cs="Calibri Light"/>
-          <w:iCs/>
-          <w:szCs w:val="24"/>
-        </w:rPr>
-        <w:t xml:space="preserve"> e.g.</w:t>
-      </w:r>
-      <w:r>
-        <w:rPr>
-          <w:rFonts w:eastAsia="Aptos" w:cs="Calibri Light"/>
-          <w:iCs/>
-          <w:szCs w:val="24"/>
-        </w:rPr>
-        <w:t xml:space="preserve"> </w:t>
-      </w:r>
-      <w:r>
-        <w:rPr>
-          <w:rFonts w:eastAsia="Aptos" w:cs="Calibri Light"/>
-          <w:iCs/>
-          <w:szCs w:val="24"/>
-        </w:rPr>
-        <w:fldChar w:fldCharType="begin"/>
-      </w:r>
-      <w:r>
-        <w:rPr>
-          <w:rFonts w:eastAsia="Aptos" w:cs="Calibri Light"/>
-          <w:iCs/>
-          <w:szCs w:val="24"/>
-        </w:rPr>
-        <w:instrText xml:space="preserve"> ADDIN ZOTERO_ITEM CSL_CITATION {"citationID":"dvTCsdwM","properties":{"formattedCitation":"(Chen et al. 2023; Hu et al. 2022; Ko, Cho, and Rao 2022)","plainCitation":"(Chen et al. 2023; Hu et al. 2022; Ko, Cho, and Rao 2022)","noteIndex":0},"citationItems":[{"id":9980,"uris":["http://zotero.org/users/15391371/items/5NM9ER26"],"itemData":{"id":9980,"type":"article-journal","abstract":"Ozone (O3) is an important greenhouse gas in the atmosphere. Stratospheric ozone protects human beings, but high near-surface ozone concentrations threaten environment and human health. Owing to the uneven distribution of ground-monitoring stations and the low time resolution of polar orbiting satellites, it is difficult to accurately evaluate the refinement and synergistic pollution of near-surface ozone in China. Besides, atmospheric circulation patterns also affect ozone concentrations greatly. In this study, a new generation of geostationary satellite is used to estimate the hourly near-surface ozone concentration with a spatial resolution of 0.05 degrees. First, the Pearson correlation coefficient and maximum information coefficient were used to study the correlation between the top of atmospheric radiation (TOAR) of Himawari-8 satellite and O3 concentration; seven TOAR channels were selected. Second, based on an inter-pretable deep learning model, the hourly ozone concentration in China from September 2015 to August 2021 was ob-tained using the TOAR-O3 model. Finally, the self-organizing map method was used to determine six major summer weather circulation patterns in China. The results showed that (1) the near-surface O3 concentration can be accurately estimated; the R2 (RMSE: mu g/m3) values of the daily, monthly, and annual tenfold cross validation results were 0.91 (12.74), 0.97 (5.64), and 0.98 (1.75), respectively. The feature importance of the model showed that the temperature, TOAR, and boundary layer height contributed 38 %, 22 %, and 13 %, respectively. (2) The O3 concentration showed obvious spatiotemporal difference and gradually increased from 10:00 to 15:00 (Beijing time) every day. In most areas of China, O3 concentration had increased significantly. (3) The O3 concentration in northern China was the highest under the circulation pattern of the Meiyu front over the Yangtze River Delta, while in southern China, it was the highest under the circulation pattern of the northeast cold vortex controlling most of China.","archive_location":"WOS:000915871000001","container-title":"SCIENCE OF THE TOTAL ENVIRONMENT","DOI":"10.1016/j.scitotenv.2022.160928","ISSN":"0048-9697","title":"Estimation of near-surface ozone concentration and analysis of main weather situation in China based on machine learning model and Himawari-8 TOAR data","volume":"864","author":[{"family":"Chen","given":"B"},{"family":"Wang","given":"YX"},{"family":"Huang","given":"JP"},{"family":"Zhao","given":"L"},{"family":"Chen","given":"RM"},{"family":"Song","given":"ZH"},{"family":"Hu","given":"JS"}],"issued":{"date-parts":[["2023",3,15]]}}},{"id":9990,"uris":["http://zotero.org/users/15391371/items/TZ3G4GI6"],"itemData":{"id":9990,"type":"article-journal","abstract":"With the intensification of global warming and economic development in China, the near-surface ozone (O-3) concentration has been increasing recently, especially in the Beijing-Tianjin-Hebei (BTH) region, which is the political and economic center of China. However, O-3 has been measured in real time only over the past few years, and the observational records are discontinuous. Therefore, we propose a new method (WRFC-XGB) to establish a near-surface O-3 concentration dataset in the BTH region by integrating the Weather Research and Forecasting with Chemistry (WRF-Chem) model with the extreme gradient boosting (XGBoost) algorithm. Based on this method, the 8-h maximum daily average (MDA8) O-3 concentrations are obtained with full spatiotemporal coverage at a spatial resolution of 0.1 degrees x 0.1 degrees across the BTH region in 2018. Two evaluation methods, sample- and station-based 10-fold cross-validation (10-CV), are used to assess our method. The sample-based (station-based) 10-CV evaluation results indicate that WRFC-XGB can achieve excellent accuracy with a high coefficient of determination (R-2) of 0.95 (0.91), low root mean square error (RMSE) of 13.50 (17.70) mu g m(-3), and mean absolute error (MAE) of 9.60 (12.89) mu g m(-3). In addition, superb spatiotemporal consistencies are confirmed for this model, including the estimation of high O-3 concentrations, and our WRFC-XGB model outperforms traditional models and previous studies in data mining. In addition, the proposed model can be applied to estimate the O-3 concentration when it has not been measured. Furthermore, the spatial distribution analysis of the MDA8 O-3 in 2018 reveals that O-3 pollution in the BTH region exhibits significant seasonality. Heavy O-3 pollution episodes mainly occur in summer, and the high O-3 loading is distributed mainly in the southern BTH areas, which will pose challenges to atmospheric environmental governance for local governments.","archive_location":"WOS:000787004000001","container-title":"ATMOSPHERE","DOI":"10.3390/atmos13040632","ISSN":"2073-4433","issue":"4","title":"Estimation of the Near-Surface Ozone Concentration with Full Spatiotemporal Coverage across the Beijing-Tianjin-Hebei Region Based on Extreme Gradient Boosting Combined with a WRF-Chem Model","volume":"13","author":[{"family":"Hu","given":"XM"},{"family":"Zhang","given":"J"},{"family":"Xue","given":"WH"},{"family":"Zhou","given":"LH"},{"family":"Che","given":"YF"},{"family":"Han","given":"T"}],"issued":{"date-parts":[["2022",4]]}}},{"id":9608,"uris":["http://zotero.org/users/15391371/items/6AZ4NK82"],"itemData":{"id":9608,"type":"article-journal","abstract":"Surface ozone is one of six air pollutants designated as harmful by National Ambient Air Quality Standards because it can adversely impact human health and the environment. Thus, ozone forecasting is a critical task that can help people avoid dangerously high ozone concentrations. Conventional numerical approaches, as well as data-driven forecasting approaches, have been studied for ozone forecasting. Data-driven forecasting models, in particular, have gained momentum with the introduction of machine learning advancements. We consider planetary boundary layer (PBL) height as a new input feature for data-driven ozone forecasting models. PBL has been shown to impact ozone concentrations, making it an important factor in ozone forecasts. In this paper, we investigate the effectiveness of utilization of PBL height on the performance of surface ozone forecasts. We present both surface ozone forecasting models, based on multilayer perceptron (MLP) and bidirectional long short-term memory (LSTM) models. These two models forecast hourly ozone concentrations for an upcoming 24-h period using two types of input data, such as measurement data and PBL height. We consider the predicted values of PBL height obtained from the weather research and forecasting (WRF) model, since it is difficult to gather actual PBL measurements. We evaluate two ozone forecasting models in terms of index of agreement (IOA), mean absolute error (MAE), and root mean square error (RMSE). Results showed that the MLP-based and bidirectional LSTM-based models yielded lower MAE and RMSE when considering forecasted PBL height, but there was no significant changes in IOA when compared with models in which no forecasted PBL data were used. This result suggests that utilizing forecasted PBL height can improve the forecasting performance of data-driven prediction models for surface ozone concentrations.","archive_location":"WOS:000873782000001","container-title":"SENSORS","DOI":"10.3390/s22207864","ISSN":"1424-8220","issue":"20","title":"Machine-Learning-Based Near-Surface Ozone Forecasting Model with Planetary Boundary Layer Information","volume":"22","author":[{"family":"Ko","given":"K"},{"family":"Cho","given":"S"},{"family":"Rao","given":"RR"}],"issued":{"date-parts":[["2022",10]]}}}],"schema":"https://github.com/citation-style-language/schema/raw/master/csl-citation.json"} </w:instrText>
-      </w:r>
-      <w:r>
-        <w:rPr>
-          <w:rFonts w:eastAsia="Aptos" w:cs="Calibri Light"/>
-          <w:iCs/>
-          <w:szCs w:val="24"/>
-        </w:rPr>
-        <w:fldChar w:fldCharType="separate"/>
-      </w:r>
-      <w:r>
-        <w:t>(Chen et al. 2023; Hu et al. 2022; Ko, Cho, and Rao 2022)</w:t>
-      </w:r>
-      <w:r>
-        <w:rPr>
-          <w:rFonts w:eastAsia="Aptos" w:cs="Calibri Light"/>
-          <w:iCs/>
-          <w:szCs w:val="24"/>
-        </w:rPr>
-        <w:fldChar w:fldCharType="end"/>
-      </w:r>
-      <w:r>
-        <w:rPr>
-          <w:rFonts w:eastAsia="Aptos" w:cs="Calibri Light"/>
-          <w:iCs/>
-          <w:szCs w:val="24"/>
-        </w:rPr>
-        <w:t xml:space="preserve">. RK enhancements incorporating geospatial uncertainty into the ML/AI models yielded between 1.39%-6.36% error, with MAE values of 0.59 ppb to 2.82 ppb. </w:t>
-      </w:r>
-      <w:proofErr w:type="spellStart"/>
-      <w:r>
-        <w:rPr>
-          <w:rFonts w:eastAsia="Aptos" w:cs="Calibri Light"/>
-          <w:iCs/>
-          <w:szCs w:val="24"/>
-        </w:rPr>
-        <w:t>SMaRK</w:t>
-      </w:r>
-      <w:proofErr w:type="spellEnd"/>
-      <w:r>
-        <w:rPr>
-          <w:rFonts w:eastAsia="Aptos" w:cs="Calibri Light"/>
-          <w:iCs/>
-          <w:szCs w:val="24"/>
-        </w:rPr>
-        <w:t>-modeled surface O</w:t>
-      </w:r>
-      <w:r>
-        <w:rPr>
-          <w:rFonts w:eastAsia="Aptos" w:cs="Calibri Light"/>
-          <w:iCs/>
-          <w:szCs w:val="24"/>
-          <w:vertAlign w:val="subscript"/>
-        </w:rPr>
-        <w:t>3</w:t>
-      </w:r>
-      <w:r>
-        <w:rPr>
-          <w:rFonts w:eastAsia="Aptos" w:cs="Calibri Light"/>
-          <w:iCs/>
-          <w:szCs w:val="24"/>
-        </w:rPr>
-        <w:t xml:space="preserve"> benefited all model ensembles o</w:t>
-      </w:r>
-      <w:r>
-        <w:rPr>
-          <w:rFonts w:eastAsia="Aptos"/>
-          <w:iCs/>
-          <w:szCs w:val="24"/>
-        </w:rPr>
-        <w:t xml:space="preserve">ver the course of study. </w:t>
-      </w:r>
-    </w:p>
-    <w:p>
-      <w:pPr>
-        <w:ind w:firstLine="720"/>
-        <w:rPr>
-          <w:rFonts w:eastAsia="Aptos" w:cs="Calibri Light"/>
-          <w:iCs/>
-          <w:szCs w:val="24"/>
-        </w:rPr>
-      </w:pPr>
-      <w:r>
-        <w:rPr>
-          <w:rFonts w:eastAsia="Aptos"/>
-          <w:iCs/>
-          <w:szCs w:val="24"/>
-        </w:rPr>
-        <w:t>E</w:t>
-      </w:r>
-      <w:r>
-        <w:rPr>
-          <w:rFonts w:eastAsia="Aptos" w:cs="Calibri Light"/>
-          <w:iCs/>
-          <w:szCs w:val="24"/>
-        </w:rPr>
-        <w:t xml:space="preserve">ach ensemble: including early linear regression and weighting methods; ran hundreds of times over </w:t>
-      </w:r>
-      <w:r>
-        <w:rPr>
-          <w:rFonts w:eastAsia="Aptos" w:cs="Calibri Light"/>
-          <w:iCs/>
-          <w:szCs w:val="24"/>
-        </w:rPr>
-        <w:t>the course of this project</w:t>
-      </w:r>
-      <w:r>
-        <w:rPr>
-          <w:rFonts w:eastAsia="Aptos" w:cs="Calibri Light"/>
-          <w:iCs/>
-          <w:szCs w:val="24"/>
-        </w:rPr>
-        <w:t xml:space="preserve"> to test reproducibility of the script and computational efficiency. Machines of varying computational processing power evaluated practicality and usability of </w:t>
-      </w:r>
-      <w:proofErr w:type="spellStart"/>
-      <w:r>
-        <w:rPr>
-          <w:rFonts w:eastAsia="Aptos" w:cs="Calibri Light"/>
-          <w:iCs/>
-          <w:szCs w:val="24"/>
-        </w:rPr>
-        <w:t>SMaRK</w:t>
-      </w:r>
-      <w:proofErr w:type="spellEnd"/>
-      <w:r>
-        <w:rPr>
-          <w:rFonts w:eastAsia="Aptos" w:cs="Calibri Light"/>
-          <w:iCs/>
-          <w:szCs w:val="24"/>
-        </w:rPr>
-        <w:t xml:space="preserve">. Three main setups were tested: an Apple A1 MacBook Air 2020, a Windows Desktop with a Ryzen 5700XT Processor, and a Citrix based Cloud Computing Desktop provided by the Institute of Behavioral Sciences (IBS) at CU, Boulder. Many external functions in a library developed with python 3.12.x </w:t>
+        <w:t xml:space="preserve">Apple A1 MacBook Air 2020, a Windows Desktop with a Ryzen 5700XT Processor, and a Citrix based Cloud Computing Desktop provided by the Institute of Behavioral Sciences (IBS) at CU, Boulder. Many external functions in a library developed with python 3.12.x </w:t>
       </w:r>
       <w:r>
         <w:rPr>
@@ -3001,7 +2876,77 @@
         </w:rPr>
         <w:t>, RMSE, and MAE of proposed complex ensembles were around 0.9, 15ppb, and 9 ppb respectively.</w:t>
       </w:r>
+      <w:bookmarkEnd w:id="4"/>
+    </w:p>
+    <w:p>
+      <w:pPr>
+        <w:ind w:firstLine="720"/>
+        <w:rPr>
+          <w:rFonts w:cs="Calibri Light"/>
+          <w:iCs/>
+          <w:szCs w:val="24"/>
+        </w:rPr>
+      </w:pPr>
+      <w:r>
+        <w:rPr>
+          <w:rFonts w:cs="Calibri Light"/>
+          <w:iCs/>
+          <w:szCs w:val="24"/>
+        </w:rPr>
+        <w:t xml:space="preserve">Data sets like G.O.A.T 25, which included more features to increase the amount of varying dependent variables, still produced usable models with less error than the statistical model alone, albeit exponentially increasing computation times. The minimal change in error regarding HD and ND models shows the creation of a large, historical database which covers the USNA is possible utilizing SMaRK methods and feature transformations. The selected time frame contained 30 out of 38 unique monitors distributed across the PHOTUC region depicted in Figure X. Monitors with about 80% of missing data, namely due to age or monitor malfunctions, were incapable of interpolation and imputation. After interpolating available monitors in the PHOTUC region, 5,225 dates per 30 monitors for a total of 65,250 data-points were utilized on model training. The two monitor locations omitted did have more data available before 2018 and could be used in the historical model making process. </w:t>
+      </w:r>
+    </w:p>
+    <w:p>
+      <w:pPr>
+        <w:ind w:firstLine="720"/>
+        <w:rPr>
+          <w:rFonts w:cs="Calibri Light"/>
+          <w:iCs/>
+          <w:szCs w:val="24"/>
+        </w:rPr>
+      </w:pPr>
+      <w:r>
+        <w:rPr>
+          <w:rFonts w:cs="Calibri Light"/>
+          <w:iCs/>
+          <w:szCs w:val="24"/>
+        </w:rPr>
+        <w:t xml:space="preserve">Most of the features utilized had a normal distribution. Figure VIII.4 and Figure VIII.5 in the Appendix depict the histograms of features and linear correlation between the daily maximum value and proposed measurements respectively. Most training features exhibited normal distributions and either positive or negative linearity, the representations of features noted are the strongest predictors for each model given by the Pearson Correlation Matrix in Figure VIII.9. The full training dataset on GitHub offers training data for the 36 </w:t>
+      </w:r>
+      <w:r>
+        <w:rPr>
+          <w:rFonts w:cs="Calibri Light"/>
+          <w:iCs/>
+          <w:szCs w:val="24"/>
+        </w:rPr>
+        <w:lastRenderedPageBreak/>
+        <w:t>monitors in the study region. Code is reproduceable for other study areas given proper API access to GEE and the EPA Air Quality Now website.</w:t>
+      </w:r>
+    </w:p>
+    <w:p>
+      <w:pPr>
+        <w:jc w:val="center"/>
+        <w:rPr>
+          <w:rFonts w:cs="Calibri Light"/>
+          <w:szCs w:val="24"/>
+        </w:rPr>
+      </w:pPr>
+      <w:bookmarkStart w:id="5" w:name="_Hlk203498787"/>
+      <w:r>
+        <w:rPr>
+          <w:rFonts w:cs="Calibri Light"/>
+          <w:szCs w:val="24"/>
+        </w:rPr>
+        <w:t>V.2.</w:t>
+      </w:r>
       <w:bookmarkEnd w:id="5"/>
+      <w:r>
+        <w:rPr>
+          <w:rFonts w:cs="Calibri Light"/>
+          <w:szCs w:val="24"/>
+        </w:rPr>
+        <w:t xml:space="preserve"> Individual Model Accuracy</w:t>
+      </w:r>
     </w:p>
     <w:p>
       <w:pPr>
@@ -3018,1345 +2963,19 @@
           <w:iCs/>
           <w:szCs w:val="24"/>
         </w:rPr>
-        <w:t xml:space="preserve">Data sets like G.O.A.T 25, which included more features to increase the amount of varying dependent variables, still produced usable models with less error than the statistical model alone, albeit exponentially increasing computation times. The minimal change in error regarding HD and ND models shows the creation of a large, historical database which covers the USNA is possible utilizing </w:t>
-      </w:r>
-      <w:proofErr w:type="spellStart"/>
-      <w:r>
-        <w:rPr>
-          <w:rFonts w:cs="Calibri Light"/>
-          <w:iCs/>
-          <w:szCs w:val="24"/>
-        </w:rPr>
-        <w:t>SMaRK</w:t>
-      </w:r>
-      <w:proofErr w:type="spellEnd"/>
-      <w:r>
-        <w:rPr>
-          <w:rFonts w:cs="Calibri Light"/>
-          <w:iCs/>
-          <w:szCs w:val="24"/>
-        </w:rPr>
-        <w:t xml:space="preserve"> methods and feature transformations. The selected time frame contained 30 out of 38 unique monitors distributed across the PHOTUC region depicted in Figure X. Monitors with about 80% of missing data, namely due to age or monitor malfunctions, were incapable of interpolation and imputation. After interpolating available monitors in the PHOTUC region, 5,225 dates per 30 monitors for a total of 65,250 data-points were utilized on model training. The two monitor locations omitted did have more data available before 2018 and could be used in the historical model making process. </w:t>
-      </w:r>
-    </w:p>
-    <w:p>
-      <w:pPr>
-        <w:ind w:firstLine="720"/>
-        <w:rPr>
-          <w:rFonts w:cs="Calibri Light"/>
-          <w:iCs/>
-          <w:szCs w:val="24"/>
-        </w:rPr>
-      </w:pPr>
-      <w:r>
-        <w:rPr>
-          <w:rFonts w:cs="Calibri Light"/>
-          <w:iCs/>
-          <w:szCs w:val="24"/>
-        </w:rPr>
-        <w:lastRenderedPageBreak/>
-        <w:t>Most of the features utilized had a normal distribution. Figure VIII.4 and Figure VIII.5 in the Appendix depict the histograms of features and linear correlation between the daily maximum value and proposed measurements respectively. Most training features exhibited normal distributions and either positive or negative linearity, the representations of features noted are the strongest predictors for each model given by the Pearson Correlation Matrix in Figure VIII.9. The full training dataset on GitHub offers training data for the 36 monitors in the study region. Code is reproduceable for other study areas given proper API access to GEE and the EPA Air Quality Now website.</w:t>
-      </w:r>
-    </w:p>
-    <w:p>
-      <w:pPr>
-        <w:jc w:val="center"/>
-        <w:rPr>
-          <w:rFonts w:cs="Calibri Light"/>
-          <w:szCs w:val="24"/>
-        </w:rPr>
-      </w:pPr>
-      <w:r>
-        <w:rPr>
-          <w:rFonts w:cs="Calibri Light"/>
-          <w:szCs w:val="24"/>
-        </w:rPr>
-        <w:t>V.2.1. KNN Interpolation vs. Regression Based Imputation</w:t>
-      </w:r>
-    </w:p>
-    <w:p>
-      <w:pPr>
-        <w:ind w:firstLine="720"/>
-        <w:rPr>
-          <w:rFonts w:cs="Calibri Light"/>
-          <w:iCs/>
-          <w:szCs w:val="24"/>
-        </w:rPr>
-      </w:pPr>
-      <w:r>
-        <w:rPr>
-          <w:rFonts w:cs="Calibri Light"/>
-          <w:iCs/>
-          <w:szCs w:val="24"/>
-        </w:rPr>
-        <w:t xml:space="preserve">Monitors which had less than 5% missing days over the initial timeframe were estimated. These missing values likely stem from either monitor malfunction or movement, many historical monitors were found to still be in use today </w:t>
-      </w:r>
-      <w:r>
-        <w:rPr>
-          <w:rFonts w:cs="Calibri Light"/>
-          <w:iCs/>
-          <w:szCs w:val="24"/>
-        </w:rPr>
-        <w:fldChar w:fldCharType="begin"/>
-      </w:r>
-      <w:r>
-        <w:rPr>
-          <w:rFonts w:cs="Calibri Light"/>
-          <w:iCs/>
-          <w:szCs w:val="24"/>
-        </w:rPr>
-        <w:instrText xml:space="preserve"> ADDIN ZOTERO_ITEM CSL_CITATION {"citationID":"aDqX2qXk","properties":{"formattedCitation":"(US EPA 2015)","plainCitation":"(US EPA 2015)","noteIndex":0},"citationItems":[{"id":12324,"uris":["http://zotero.org/users/15391371/items/D7XQJ7EM"],"itemData":{"id":12324,"type":"report","collection-title":"The Benefits and Costs of the Clean Air Act from 1990 to 2020","page":"238","publisher":"U.S. Environmental Protection Agency Office of Air and Radiation","title":"The Benefits and Costs of the Clean Air Act from 1990 to 2020, Final Report, Revision A, April 2011","title-short":"Final Report, Revision A, April 2011","author":[{"literal":"US EPA"}],"issued":{"date-parts":[["2015",7]]}}}],"schema":"https://github.com/citation-style-language/schema/raw/master/csl-citation.json"} </w:instrText>
-      </w:r>
-      <w:r>
-        <w:rPr>
-          <w:rFonts w:cs="Calibri Light"/>
-          <w:iCs/>
-          <w:szCs w:val="24"/>
-        </w:rPr>
-        <w:fldChar w:fldCharType="separate"/>
-      </w:r>
-      <w:r>
-        <w:t>(US EPA 2015)</w:t>
-      </w:r>
-      <w:r>
-        <w:rPr>
-          <w:rFonts w:cs="Calibri Light"/>
-          <w:iCs/>
-          <w:szCs w:val="24"/>
-        </w:rPr>
-        <w:fldChar w:fldCharType="end"/>
-      </w:r>
-      <w:r>
-        <w:rPr>
-          <w:rFonts w:cs="Calibri Light"/>
-          <w:iCs/>
-          <w:szCs w:val="24"/>
-        </w:rPr>
-        <w:t xml:space="preserve">. Interpolation and imputation strategies consisted of relating ground truth values from monitor measurements to their predicted value after replacement within the data set: </w:t>
-      </w:r>
-    </w:p>
-    <w:tbl>
-      <w:tblPr>
-        <w:tblStyle w:val="TableGrid"/>
-        <w:tblW w:w="0" w:type="auto"/>
-        <w:tblInd w:w="1435" w:type="dxa"/>
-        <w:tblLook w:val="04A0" w:firstRow="1" w:lastRow="0" w:firstColumn="1" w:lastColumn="0" w:noHBand="0" w:noVBand="1"/>
-      </w:tblPr>
-      <w:tblGrid>
-        <w:gridCol w:w="1916"/>
-        <w:gridCol w:w="1240"/>
-        <w:gridCol w:w="1249"/>
-        <w:gridCol w:w="911"/>
-        <w:gridCol w:w="990"/>
-      </w:tblGrid>
-      <w:tr>
-        <w:trPr>
-          <w:trHeight w:val="566"/>
-        </w:trPr>
-        <w:tc>
-          <w:tcPr>
-            <w:tcW w:w="1916" w:type="dxa"/>
-            <w:vAlign w:val="center"/>
-          </w:tcPr>
-          <w:p>
-            <w:pPr>
-              <w:rPr>
-                <w:rFonts w:cs="Calibri Light"/>
-                <w:b/>
-                <w:bCs/>
-                <w:iCs/>
-                <w:szCs w:val="24"/>
-              </w:rPr>
-            </w:pPr>
-            <w:r>
-              <w:rPr>
-                <w:rFonts w:cs="Calibri Light"/>
-                <w:b/>
-                <w:bCs/>
-                <w:iCs/>
-                <w:szCs w:val="24"/>
-              </w:rPr>
-              <w:t>Interpolation Strategy</w:t>
-            </w:r>
-          </w:p>
-        </w:tc>
-        <w:tc>
-          <w:tcPr>
-            <w:tcW w:w="1240" w:type="dxa"/>
-            <w:vAlign w:val="center"/>
-          </w:tcPr>
-          <w:p>
-            <w:pPr>
-              <w:rPr>
-                <w:rFonts w:cs="Calibri Light"/>
-                <w:b/>
-                <w:bCs/>
-                <w:iCs/>
-                <w:szCs w:val="24"/>
-              </w:rPr>
-            </w:pPr>
-            <w:r>
-              <w:rPr>
-                <w:rFonts w:cs="Calibri Light"/>
-                <w:b/>
-                <w:bCs/>
-                <w:iCs/>
-                <w:szCs w:val="24"/>
-              </w:rPr>
-              <w:t>MSE</w:t>
-            </w:r>
-          </w:p>
-        </w:tc>
-        <w:tc>
-          <w:tcPr>
-            <w:tcW w:w="1249" w:type="dxa"/>
-            <w:vAlign w:val="center"/>
-          </w:tcPr>
-          <w:p>
-            <w:pPr>
-              <w:rPr>
-                <w:rFonts w:cs="Calibri Light"/>
-                <w:b/>
-                <w:bCs/>
-                <w:iCs/>
-                <w:szCs w:val="24"/>
-              </w:rPr>
-            </w:pPr>
-            <w:r>
-              <w:rPr>
-                <w:rFonts w:cs="Calibri Light"/>
-                <w:b/>
-                <w:bCs/>
-                <w:iCs/>
-                <w:szCs w:val="24"/>
-              </w:rPr>
-              <w:t>MAE</w:t>
-            </w:r>
-          </w:p>
-        </w:tc>
-        <w:tc>
-          <w:tcPr>
-            <w:tcW w:w="911" w:type="dxa"/>
-            <w:vAlign w:val="center"/>
-          </w:tcPr>
-          <w:p>
-            <w:pPr>
-              <w:rPr>
-                <w:rFonts w:cs="Calibri Light"/>
-                <w:b/>
-                <w:bCs/>
-                <w:iCs/>
-                <w:szCs w:val="24"/>
-              </w:rPr>
-            </w:pPr>
-            <w:r>
-              <w:rPr>
-                <w:rFonts w:cs="Calibri Light"/>
-                <w:b/>
-                <w:bCs/>
-                <w:iCs/>
-                <w:szCs w:val="24"/>
-              </w:rPr>
-              <w:t>R</w:t>
-            </w:r>
-            <w:r>
-              <w:rPr>
-                <w:rFonts w:cs="Calibri Light"/>
-                <w:b/>
-                <w:bCs/>
-                <w:iCs/>
-                <w:szCs w:val="24"/>
-                <w:vertAlign w:val="superscript"/>
-              </w:rPr>
-              <w:t>2</w:t>
-            </w:r>
-          </w:p>
-        </w:tc>
-        <w:tc>
-          <w:tcPr>
-            <w:tcW w:w="984" w:type="dxa"/>
-            <w:vAlign w:val="center"/>
-          </w:tcPr>
-          <w:p>
-            <w:pPr>
-              <w:rPr>
-                <w:rFonts w:cs="Calibri Light"/>
-                <w:b/>
-                <w:bCs/>
-                <w:iCs/>
-                <w:szCs w:val="24"/>
-              </w:rPr>
-            </w:pPr>
-            <w:r>
-              <w:rPr>
-                <w:rFonts w:cs="Calibri Light"/>
-                <w:b/>
-                <w:bCs/>
-                <w:iCs/>
-                <w:szCs w:val="24"/>
-              </w:rPr>
-              <w:t>RMSE</w:t>
-            </w:r>
-          </w:p>
-        </w:tc>
-      </w:tr>
-      <w:tr>
-        <w:trPr>
-          <w:trHeight w:val="283"/>
-        </w:trPr>
-        <w:tc>
-          <w:tcPr>
-            <w:tcW w:w="1916" w:type="dxa"/>
-          </w:tcPr>
-          <w:p>
-            <w:pPr>
-              <w:jc w:val="center"/>
-              <w:rPr>
-                <w:rFonts w:cs="Calibri Light"/>
-                <w:iCs/>
-                <w:sz w:val="20"/>
-              </w:rPr>
-            </w:pPr>
-            <w:r>
-              <w:rPr>
-                <w:rFonts w:cs="Calibri Light"/>
-                <w:iCs/>
-                <w:sz w:val="20"/>
-              </w:rPr>
-              <w:t>Linear</w:t>
-            </w:r>
-          </w:p>
-        </w:tc>
-        <w:tc>
-          <w:tcPr>
-            <w:tcW w:w="1240" w:type="dxa"/>
-          </w:tcPr>
-          <w:p>
-            <w:pPr>
-              <w:jc w:val="center"/>
-              <w:rPr>
-                <w:rFonts w:cs="Calibri Light"/>
-                <w:iCs/>
-                <w:sz w:val="20"/>
-              </w:rPr>
-            </w:pPr>
-            <w:r>
-              <w:rPr>
-                <w:rFonts w:cs="Calibri Light"/>
-                <w:iCs/>
-                <w:sz w:val="20"/>
-              </w:rPr>
-              <w:t>0.029</w:t>
-            </w:r>
-          </w:p>
-        </w:tc>
-        <w:tc>
-          <w:tcPr>
-            <w:tcW w:w="1249" w:type="dxa"/>
-          </w:tcPr>
-          <w:p>
-            <w:pPr>
-              <w:jc w:val="center"/>
-              <w:rPr>
-                <w:rFonts w:cs="Calibri Light"/>
-                <w:iCs/>
-                <w:sz w:val="20"/>
-              </w:rPr>
-            </w:pPr>
-            <w:r>
-              <w:rPr>
-                <w:rFonts w:cs="Calibri Light"/>
-                <w:iCs/>
-                <w:sz w:val="20"/>
-              </w:rPr>
-              <w:t>4.1</w:t>
-            </w:r>
-          </w:p>
-        </w:tc>
-        <w:tc>
-          <w:tcPr>
-            <w:tcW w:w="911" w:type="dxa"/>
-          </w:tcPr>
-          <w:p>
-            <w:pPr>
-              <w:jc w:val="center"/>
-              <w:rPr>
-                <w:rFonts w:cs="Calibri Light"/>
-                <w:iCs/>
-                <w:sz w:val="20"/>
-              </w:rPr>
-            </w:pPr>
-            <w:r>
-              <w:rPr>
-                <w:rFonts w:cs="Calibri Light"/>
-                <w:iCs/>
-                <w:sz w:val="20"/>
-              </w:rPr>
-              <w:t>0.77</w:t>
-            </w:r>
-          </w:p>
-        </w:tc>
-        <w:tc>
-          <w:tcPr>
-            <w:tcW w:w="984" w:type="dxa"/>
-          </w:tcPr>
-          <w:p>
-            <w:pPr>
-              <w:jc w:val="center"/>
-              <w:rPr>
-                <w:rFonts w:cs="Calibri Light"/>
-                <w:iCs/>
-                <w:sz w:val="20"/>
-              </w:rPr>
-            </w:pPr>
-            <w:r>
-              <w:rPr>
-                <w:rFonts w:cs="Calibri Light"/>
-                <w:iCs/>
-                <w:sz w:val="20"/>
-              </w:rPr>
-              <w:t>5.4</w:t>
-            </w:r>
-          </w:p>
-        </w:tc>
-      </w:tr>
-      <w:tr>
-        <w:trPr>
-          <w:trHeight w:val="283"/>
-        </w:trPr>
-        <w:tc>
-          <w:tcPr>
-            <w:tcW w:w="1916" w:type="dxa"/>
-          </w:tcPr>
-          <w:p>
-            <w:pPr>
-              <w:jc w:val="center"/>
-              <w:rPr>
-                <w:rFonts w:cs="Calibri Light"/>
-                <w:iCs/>
-                <w:sz w:val="20"/>
-              </w:rPr>
-            </w:pPr>
-            <w:proofErr w:type="spellStart"/>
-            <w:r>
-              <w:rPr>
-                <w:rFonts w:cs="Calibri Light"/>
-                <w:iCs/>
-                <w:sz w:val="20"/>
-              </w:rPr>
-              <w:t>ModAkima</w:t>
-            </w:r>
-            <w:proofErr w:type="spellEnd"/>
-          </w:p>
-        </w:tc>
-        <w:tc>
-          <w:tcPr>
-            <w:tcW w:w="1240" w:type="dxa"/>
-          </w:tcPr>
-          <w:p>
-            <w:pPr>
-              <w:jc w:val="center"/>
-              <w:rPr>
-                <w:rFonts w:cs="Calibri Light"/>
-                <w:iCs/>
-                <w:sz w:val="20"/>
-              </w:rPr>
-            </w:pPr>
-            <w:r>
-              <w:rPr>
-                <w:rFonts w:cs="Calibri Light"/>
-                <w:iCs/>
-                <w:sz w:val="20"/>
-              </w:rPr>
-              <w:t>0.031</w:t>
-            </w:r>
-          </w:p>
-        </w:tc>
-        <w:tc>
-          <w:tcPr>
-            <w:tcW w:w="1249" w:type="dxa"/>
-          </w:tcPr>
-          <w:p>
-            <w:pPr>
-              <w:jc w:val="center"/>
-              <w:rPr>
-                <w:rFonts w:cs="Calibri Light"/>
-                <w:iCs/>
-                <w:sz w:val="20"/>
-              </w:rPr>
-            </w:pPr>
-            <w:r>
-              <w:rPr>
-                <w:rFonts w:cs="Calibri Light"/>
-                <w:iCs/>
-                <w:sz w:val="20"/>
-              </w:rPr>
-              <w:t>4.2</w:t>
-            </w:r>
-          </w:p>
-        </w:tc>
-        <w:tc>
-          <w:tcPr>
-            <w:tcW w:w="911" w:type="dxa"/>
-          </w:tcPr>
-          <w:p>
-            <w:pPr>
-              <w:jc w:val="center"/>
-              <w:rPr>
-                <w:rFonts w:cs="Calibri Light"/>
-                <w:iCs/>
-                <w:sz w:val="20"/>
-              </w:rPr>
-            </w:pPr>
-            <w:r>
-              <w:rPr>
-                <w:rFonts w:cs="Calibri Light"/>
-                <w:iCs/>
-                <w:sz w:val="20"/>
-              </w:rPr>
-              <w:t>0.76</w:t>
-            </w:r>
-          </w:p>
-        </w:tc>
-        <w:tc>
-          <w:tcPr>
-            <w:tcW w:w="984" w:type="dxa"/>
-          </w:tcPr>
-          <w:p>
-            <w:pPr>
-              <w:jc w:val="center"/>
-              <w:rPr>
-                <w:rFonts w:cs="Calibri Light"/>
-                <w:iCs/>
-                <w:sz w:val="20"/>
-              </w:rPr>
-            </w:pPr>
-            <w:r>
-              <w:rPr>
-                <w:rFonts w:cs="Calibri Light"/>
-                <w:iCs/>
-                <w:sz w:val="20"/>
-              </w:rPr>
-              <w:t>5.5</w:t>
-            </w:r>
-          </w:p>
-        </w:tc>
-      </w:tr>
-      <w:tr>
-        <w:trPr>
-          <w:trHeight w:val="283"/>
-        </w:trPr>
-        <w:tc>
-          <w:tcPr>
-            <w:tcW w:w="1916" w:type="dxa"/>
-          </w:tcPr>
-          <w:p>
-            <w:pPr>
-              <w:jc w:val="center"/>
-              <w:rPr>
-                <w:rFonts w:cs="Calibri Light"/>
-                <w:iCs/>
-                <w:sz w:val="20"/>
-              </w:rPr>
-            </w:pPr>
-            <w:r>
-              <w:rPr>
-                <w:rFonts w:cs="Calibri Light"/>
-                <w:iCs/>
-                <w:sz w:val="20"/>
-              </w:rPr>
-              <w:t>Akima 1D</w:t>
-            </w:r>
-          </w:p>
-        </w:tc>
-        <w:tc>
-          <w:tcPr>
-            <w:tcW w:w="1240" w:type="dxa"/>
-          </w:tcPr>
-          <w:p>
-            <w:pPr>
-              <w:jc w:val="center"/>
-              <w:rPr>
-                <w:rFonts w:cs="Calibri Light"/>
-                <w:iCs/>
-                <w:sz w:val="20"/>
-              </w:rPr>
-            </w:pPr>
-            <w:r>
-              <w:rPr>
-                <w:rFonts w:cs="Calibri Light"/>
-                <w:iCs/>
-                <w:sz w:val="20"/>
-              </w:rPr>
-              <w:t>0.031</w:t>
-            </w:r>
-          </w:p>
-        </w:tc>
-        <w:tc>
-          <w:tcPr>
-            <w:tcW w:w="1249" w:type="dxa"/>
-          </w:tcPr>
-          <w:p>
-            <w:pPr>
-              <w:jc w:val="center"/>
-              <w:rPr>
-                <w:rFonts w:cs="Calibri Light"/>
-                <w:iCs/>
-                <w:sz w:val="20"/>
-              </w:rPr>
-            </w:pPr>
-            <w:r>
-              <w:rPr>
-                <w:rFonts w:cs="Calibri Light"/>
-                <w:iCs/>
-                <w:sz w:val="20"/>
-              </w:rPr>
-              <w:t>4.3</w:t>
-            </w:r>
-          </w:p>
-        </w:tc>
-        <w:tc>
-          <w:tcPr>
-            <w:tcW w:w="911" w:type="dxa"/>
-          </w:tcPr>
-          <w:p>
-            <w:pPr>
-              <w:jc w:val="center"/>
-              <w:rPr>
-                <w:rFonts w:cs="Calibri Light"/>
-                <w:iCs/>
-                <w:sz w:val="20"/>
-              </w:rPr>
-            </w:pPr>
-            <w:r>
-              <w:rPr>
-                <w:rFonts w:cs="Calibri Light"/>
-                <w:iCs/>
-                <w:sz w:val="20"/>
-              </w:rPr>
-              <w:t>0.75</w:t>
-            </w:r>
-          </w:p>
-        </w:tc>
-        <w:tc>
-          <w:tcPr>
-            <w:tcW w:w="984" w:type="dxa"/>
-          </w:tcPr>
-          <w:p>
-            <w:pPr>
-              <w:jc w:val="center"/>
-              <w:rPr>
-                <w:rFonts w:cs="Calibri Light"/>
-                <w:iCs/>
-                <w:sz w:val="20"/>
-              </w:rPr>
-            </w:pPr>
-            <w:r>
-              <w:rPr>
-                <w:rFonts w:cs="Calibri Light"/>
-                <w:iCs/>
-                <w:sz w:val="20"/>
-              </w:rPr>
-              <w:t>5.5</w:t>
-            </w:r>
-          </w:p>
-        </w:tc>
-      </w:tr>
-      <w:tr>
-        <w:trPr>
-          <w:trHeight w:val="283"/>
-        </w:trPr>
-        <w:tc>
-          <w:tcPr>
-            <w:tcW w:w="1916" w:type="dxa"/>
-          </w:tcPr>
-          <w:p>
-            <w:pPr>
-              <w:jc w:val="center"/>
-              <w:rPr>
-                <w:rFonts w:cs="Calibri Light"/>
-                <w:iCs/>
-                <w:sz w:val="20"/>
-              </w:rPr>
-            </w:pPr>
-            <w:proofErr w:type="gramStart"/>
-            <w:r>
-              <w:rPr>
-                <w:rFonts w:cs="Calibri Light"/>
-                <w:iCs/>
-                <w:sz w:val="20"/>
-              </w:rPr>
-              <w:t>P(</w:t>
-            </w:r>
-            <w:proofErr w:type="gramEnd"/>
-            <w:r>
-              <w:rPr>
-                <w:rFonts w:cs="Calibri Light"/>
-                <w:iCs/>
-                <w:sz w:val="20"/>
-              </w:rPr>
-              <w:t>0)</w:t>
-            </w:r>
-          </w:p>
-        </w:tc>
-        <w:tc>
-          <w:tcPr>
-            <w:tcW w:w="1240" w:type="dxa"/>
-          </w:tcPr>
-          <w:p>
-            <w:pPr>
-              <w:jc w:val="center"/>
-              <w:rPr>
-                <w:rFonts w:cs="Calibri Light"/>
-                <w:iCs/>
-                <w:sz w:val="20"/>
-              </w:rPr>
-            </w:pPr>
-            <w:r>
-              <w:rPr>
-                <w:rFonts w:cs="Calibri Light"/>
-                <w:iCs/>
-                <w:sz w:val="20"/>
-              </w:rPr>
-              <w:t>0.039</w:t>
-            </w:r>
-          </w:p>
-        </w:tc>
-        <w:tc>
-          <w:tcPr>
-            <w:tcW w:w="1249" w:type="dxa"/>
-          </w:tcPr>
-          <w:p>
-            <w:pPr>
-              <w:jc w:val="center"/>
-              <w:rPr>
-                <w:rFonts w:cs="Calibri Light"/>
-                <w:iCs/>
-                <w:sz w:val="20"/>
-              </w:rPr>
-            </w:pPr>
-            <w:r>
-              <w:rPr>
-                <w:rFonts w:cs="Calibri Light"/>
-                <w:iCs/>
-                <w:sz w:val="20"/>
-              </w:rPr>
-              <w:t>4.7</w:t>
-            </w:r>
-          </w:p>
-        </w:tc>
-        <w:tc>
-          <w:tcPr>
-            <w:tcW w:w="911" w:type="dxa"/>
-          </w:tcPr>
-          <w:p>
-            <w:pPr>
-              <w:jc w:val="center"/>
-              <w:rPr>
-                <w:rFonts w:cs="Calibri Light"/>
-                <w:iCs/>
-                <w:sz w:val="20"/>
-              </w:rPr>
-            </w:pPr>
-            <w:r>
-              <w:rPr>
-                <w:rFonts w:cs="Calibri Light"/>
-                <w:iCs/>
-                <w:sz w:val="20"/>
-              </w:rPr>
-              <w:t>0.69</w:t>
-            </w:r>
-          </w:p>
-        </w:tc>
-        <w:tc>
-          <w:tcPr>
-            <w:tcW w:w="984" w:type="dxa"/>
-          </w:tcPr>
-          <w:p>
-            <w:pPr>
-              <w:jc w:val="center"/>
-              <w:rPr>
-                <w:rFonts w:cs="Calibri Light"/>
-                <w:iCs/>
-                <w:sz w:val="20"/>
-              </w:rPr>
-            </w:pPr>
-            <w:r>
-              <w:rPr>
-                <w:rFonts w:cs="Calibri Light"/>
-                <w:iCs/>
-                <w:sz w:val="20"/>
-              </w:rPr>
-              <w:t>6.3</w:t>
-            </w:r>
-          </w:p>
-        </w:tc>
-      </w:tr>
-      <w:tr>
-        <w:trPr>
-          <w:trHeight w:val="283"/>
-        </w:trPr>
-        <w:tc>
-          <w:tcPr>
-            <w:tcW w:w="1916" w:type="dxa"/>
-          </w:tcPr>
-          <w:p>
-            <w:pPr>
-              <w:jc w:val="center"/>
-              <w:rPr>
-                <w:rFonts w:cs="Calibri Light"/>
-                <w:iCs/>
-                <w:sz w:val="20"/>
-              </w:rPr>
-            </w:pPr>
-            <w:proofErr w:type="gramStart"/>
-            <w:r>
-              <w:rPr>
-                <w:rFonts w:cs="Calibri Light"/>
-                <w:iCs/>
-                <w:sz w:val="20"/>
-              </w:rPr>
-              <w:t>P(</w:t>
-            </w:r>
-            <w:proofErr w:type="gramEnd"/>
-            <w:r>
-              <w:rPr>
-                <w:rFonts w:cs="Calibri Light"/>
-                <w:iCs/>
-                <w:sz w:val="20"/>
-              </w:rPr>
-              <w:t>2)</w:t>
-            </w:r>
-          </w:p>
-        </w:tc>
-        <w:tc>
-          <w:tcPr>
-            <w:tcW w:w="1240" w:type="dxa"/>
-          </w:tcPr>
-          <w:p>
-            <w:pPr>
-              <w:jc w:val="center"/>
-              <w:rPr>
-                <w:rFonts w:cs="Calibri Light"/>
-                <w:iCs/>
-                <w:sz w:val="20"/>
-              </w:rPr>
-            </w:pPr>
-            <w:r>
-              <w:rPr>
-                <w:rFonts w:cs="Calibri Light"/>
-                <w:iCs/>
-                <w:sz w:val="20"/>
-              </w:rPr>
-              <w:t>2.4</w:t>
-            </w:r>
-          </w:p>
-        </w:tc>
-        <w:tc>
-          <w:tcPr>
-            <w:tcW w:w="1249" w:type="dxa"/>
-          </w:tcPr>
-          <w:p>
-            <w:pPr>
-              <w:jc w:val="center"/>
-              <w:rPr>
-                <w:rFonts w:cs="Calibri Light"/>
-                <w:iCs/>
-                <w:sz w:val="20"/>
-              </w:rPr>
-            </w:pPr>
-            <w:r>
-              <w:rPr>
-                <w:rFonts w:cs="Calibri Light"/>
-                <w:iCs/>
-                <w:sz w:val="20"/>
-              </w:rPr>
-              <w:t>48</w:t>
-            </w:r>
-          </w:p>
-        </w:tc>
-        <w:tc>
-          <w:tcPr>
-            <w:tcW w:w="911" w:type="dxa"/>
-          </w:tcPr>
-          <w:p>
-            <w:pPr>
-              <w:jc w:val="center"/>
-              <w:rPr>
-                <w:rFonts w:cs="Calibri Light"/>
-                <w:iCs/>
-                <w:sz w:val="20"/>
-              </w:rPr>
-            </w:pPr>
-            <w:r>
-              <w:rPr>
-                <w:rFonts w:cs="Calibri Light"/>
-                <w:iCs/>
-                <w:sz w:val="20"/>
-              </w:rPr>
-              <w:t>-18.46</w:t>
-            </w:r>
-          </w:p>
-        </w:tc>
-        <w:tc>
-          <w:tcPr>
-            <w:tcW w:w="984" w:type="dxa"/>
-          </w:tcPr>
-          <w:p>
-            <w:pPr>
-              <w:jc w:val="center"/>
-              <w:rPr>
-                <w:rFonts w:cs="Calibri Light"/>
-                <w:iCs/>
-                <w:sz w:val="20"/>
-              </w:rPr>
-            </w:pPr>
-            <w:r>
-              <w:rPr>
-                <w:rFonts w:cs="Calibri Light"/>
-                <w:iCs/>
-                <w:sz w:val="20"/>
-              </w:rPr>
-              <w:t>49.4</w:t>
-            </w:r>
-          </w:p>
-        </w:tc>
-      </w:tr>
-      <w:tr>
-        <w:trPr>
-          <w:trHeight w:val="271"/>
-        </w:trPr>
-        <w:tc>
-          <w:tcPr>
-            <w:tcW w:w="1916" w:type="dxa"/>
-          </w:tcPr>
-          <w:p>
-            <w:pPr>
-              <w:jc w:val="center"/>
-              <w:rPr>
-                <w:rFonts w:cs="Calibri Light"/>
-                <w:iCs/>
-                <w:sz w:val="20"/>
-              </w:rPr>
-            </w:pPr>
-            <w:proofErr w:type="gramStart"/>
-            <w:r>
-              <w:rPr>
-                <w:rFonts w:cs="Calibri Light"/>
-                <w:iCs/>
-                <w:sz w:val="20"/>
-              </w:rPr>
-              <w:t>P(</w:t>
-            </w:r>
-            <w:proofErr w:type="gramEnd"/>
-            <w:r>
-              <w:rPr>
-                <w:rFonts w:cs="Calibri Light"/>
-                <w:iCs/>
-                <w:sz w:val="20"/>
-              </w:rPr>
-              <w:t>1)</w:t>
-            </w:r>
-          </w:p>
-        </w:tc>
-        <w:tc>
-          <w:tcPr>
-            <w:tcW w:w="1240" w:type="dxa"/>
-          </w:tcPr>
-          <w:p>
-            <w:pPr>
-              <w:jc w:val="center"/>
-              <w:rPr>
-                <w:rFonts w:cs="Calibri Light"/>
-                <w:iCs/>
-                <w:sz w:val="20"/>
-              </w:rPr>
-            </w:pPr>
-            <w:r>
-              <w:rPr>
-                <w:rFonts w:cs="Calibri Light"/>
-                <w:iCs/>
-                <w:sz w:val="20"/>
-              </w:rPr>
-              <w:t>2.5</w:t>
-            </w:r>
-          </w:p>
-        </w:tc>
-        <w:tc>
-          <w:tcPr>
-            <w:tcW w:w="1249" w:type="dxa"/>
-          </w:tcPr>
-          <w:p>
-            <w:pPr>
-              <w:jc w:val="center"/>
-              <w:rPr>
-                <w:rFonts w:cs="Calibri Light"/>
-                <w:iCs/>
-                <w:sz w:val="20"/>
-              </w:rPr>
-            </w:pPr>
-            <w:r>
-              <w:rPr>
-                <w:rFonts w:cs="Calibri Light"/>
-                <w:iCs/>
-                <w:sz w:val="20"/>
-              </w:rPr>
-              <w:t>48</w:t>
-            </w:r>
-          </w:p>
-        </w:tc>
-        <w:tc>
-          <w:tcPr>
-            <w:tcW w:w="911" w:type="dxa"/>
-          </w:tcPr>
-          <w:p>
-            <w:pPr>
-              <w:jc w:val="center"/>
-              <w:rPr>
-                <w:rFonts w:cs="Calibri Light"/>
-                <w:iCs/>
-                <w:sz w:val="20"/>
-              </w:rPr>
-            </w:pPr>
-            <w:r>
-              <w:rPr>
-                <w:rFonts w:cs="Calibri Light"/>
-                <w:iCs/>
-                <w:sz w:val="20"/>
-              </w:rPr>
-              <w:t>-18.54</w:t>
-            </w:r>
-          </w:p>
-        </w:tc>
-        <w:tc>
-          <w:tcPr>
-            <w:tcW w:w="984" w:type="dxa"/>
-          </w:tcPr>
-          <w:p>
-            <w:pPr>
-              <w:jc w:val="center"/>
-              <w:rPr>
-                <w:rFonts w:cs="Calibri Light"/>
-                <w:iCs/>
-                <w:sz w:val="20"/>
-              </w:rPr>
-            </w:pPr>
-            <w:r>
-              <w:rPr>
-                <w:rFonts w:cs="Calibri Light"/>
-                <w:iCs/>
-                <w:sz w:val="20"/>
-              </w:rPr>
-              <w:t>49.6</w:t>
-            </w:r>
-          </w:p>
-        </w:tc>
-      </w:tr>
-      <w:tr>
-        <w:trPr>
-          <w:trHeight w:val="283"/>
-        </w:trPr>
-        <w:tc>
-          <w:tcPr>
-            <w:tcW w:w="1916" w:type="dxa"/>
-          </w:tcPr>
-          <w:p>
-            <w:pPr>
-              <w:jc w:val="center"/>
-              <w:rPr>
-                <w:rFonts w:cs="Calibri Light"/>
-                <w:iCs/>
-                <w:sz w:val="20"/>
-              </w:rPr>
-            </w:pPr>
-            <w:proofErr w:type="gramStart"/>
-            <w:r>
-              <w:rPr>
-                <w:rFonts w:cs="Calibri Light"/>
-                <w:iCs/>
-                <w:sz w:val="20"/>
-              </w:rPr>
-              <w:t>P(</w:t>
-            </w:r>
-            <w:proofErr w:type="gramEnd"/>
-            <w:r>
-              <w:rPr>
-                <w:rFonts w:cs="Calibri Light"/>
-                <w:iCs/>
-                <w:sz w:val="20"/>
-              </w:rPr>
-              <w:t>2)</w:t>
-            </w:r>
-          </w:p>
-        </w:tc>
-        <w:tc>
-          <w:tcPr>
-            <w:tcW w:w="1240" w:type="dxa"/>
-          </w:tcPr>
-          <w:p>
-            <w:pPr>
-              <w:jc w:val="center"/>
-              <w:rPr>
-                <w:rFonts w:cs="Calibri Light"/>
-                <w:iCs/>
-                <w:sz w:val="20"/>
-              </w:rPr>
-            </w:pPr>
-            <w:r>
-              <w:rPr>
-                <w:rFonts w:cs="Calibri Light"/>
-                <w:iCs/>
-                <w:sz w:val="20"/>
-              </w:rPr>
-              <w:t>2.6</w:t>
-            </w:r>
-          </w:p>
-        </w:tc>
-        <w:tc>
-          <w:tcPr>
-            <w:tcW w:w="1249" w:type="dxa"/>
-          </w:tcPr>
-          <w:p>
-            <w:pPr>
-              <w:jc w:val="center"/>
-              <w:rPr>
-                <w:rFonts w:cs="Calibri Light"/>
-                <w:iCs/>
-                <w:sz w:val="20"/>
-              </w:rPr>
-            </w:pPr>
-            <w:r>
-              <w:rPr>
-                <w:rFonts w:cs="Calibri Light"/>
-                <w:iCs/>
-                <w:sz w:val="20"/>
-              </w:rPr>
-              <w:t>48</w:t>
-            </w:r>
-          </w:p>
-        </w:tc>
-        <w:tc>
-          <w:tcPr>
-            <w:tcW w:w="911" w:type="dxa"/>
-          </w:tcPr>
-          <w:p>
-            <w:pPr>
-              <w:jc w:val="center"/>
-              <w:rPr>
-                <w:rFonts w:cs="Calibri Light"/>
-                <w:iCs/>
-                <w:sz w:val="20"/>
-              </w:rPr>
-            </w:pPr>
-            <w:r>
-              <w:rPr>
-                <w:rFonts w:cs="Calibri Light"/>
-                <w:iCs/>
-                <w:sz w:val="20"/>
-              </w:rPr>
-              <w:t>-19.93</w:t>
-            </w:r>
-          </w:p>
-        </w:tc>
-        <w:tc>
-          <w:tcPr>
-            <w:tcW w:w="984" w:type="dxa"/>
-          </w:tcPr>
-          <w:p>
-            <w:pPr>
-              <w:keepNext/>
-              <w:jc w:val="center"/>
-              <w:rPr>
-                <w:rFonts w:cs="Calibri Light"/>
-                <w:iCs/>
-                <w:sz w:val="20"/>
-              </w:rPr>
-            </w:pPr>
-            <w:r>
-              <w:rPr>
-                <w:rFonts w:cs="Calibri Light"/>
-                <w:iCs/>
-                <w:sz w:val="20"/>
-              </w:rPr>
-              <w:t>51.3</w:t>
-            </w:r>
-          </w:p>
-        </w:tc>
-      </w:tr>
-    </w:tbl>
-    <w:p>
-      <w:pPr>
-        <w:pStyle w:val="Caption"/>
-        <w:spacing w:after="0"/>
-        <w:ind w:left="1440" w:right="1530"/>
-        <w:jc w:val="center"/>
-        <w:rPr>
-          <w:i w:val="0"/>
-          <w:color w:val="auto"/>
-          <w:sz w:val="24"/>
-          <w:szCs w:val="24"/>
-        </w:rPr>
-      </w:pPr>
-      <w:r>
-        <w:rPr>
-          <w:i w:val="0"/>
-          <w:color w:val="auto"/>
-          <w:sz w:val="24"/>
-          <w:szCs w:val="24"/>
-        </w:rPr>
-        <w:t>Table V.</w:t>
-      </w:r>
-      <w:r>
-        <w:rPr>
-          <w:i w:val="0"/>
-          <w:color w:val="auto"/>
-          <w:sz w:val="24"/>
-          <w:szCs w:val="24"/>
-        </w:rPr>
-        <w:fldChar w:fldCharType="begin"/>
-      </w:r>
-      <w:r>
-        <w:rPr>
-          <w:i w:val="0"/>
-          <w:color w:val="auto"/>
-          <w:sz w:val="24"/>
-          <w:szCs w:val="24"/>
-        </w:rPr>
-        <w:instrText xml:space="preserve"> SEQ Table \* ARABIC </w:instrText>
-      </w:r>
-      <w:r>
-        <w:rPr>
-          <w:i w:val="0"/>
-          <w:color w:val="auto"/>
-          <w:sz w:val="24"/>
-          <w:szCs w:val="24"/>
-        </w:rPr>
-        <w:fldChar w:fldCharType="separate"/>
-      </w:r>
-      <w:r>
-        <w:rPr>
-          <w:i w:val="0"/>
+        <w:t xml:space="preserve">Due to the stochasticity of surface ozone concentrations overtime (Figure 10), some seasons with low concentrations had minimal corrections made with residual kriging due to a near perfect prediction from the statistical ensemble. This is mainly due to the reaction’s reliance on incoming solar radiation and known seasonality of features as mentioned in Chapter 2. The error at surrounding points was better </w:t>
+      </w:r>
+      <w:r>
+        <w:rPr>
+          <w:rFonts w:cs="Calibri Light"/>
+          <w:iCs/>
           <w:noProof/>
-          <w:color w:val="auto"/>
-          <w:sz w:val="24"/>
-          <w:szCs w:val="24"/>
-        </w:rPr>
-        <w:t>2</w:t>
-      </w:r>
-      <w:r>
-        <w:rPr>
-          <w:i w:val="0"/>
-          <w:color w:val="auto"/>
-          <w:sz w:val="24"/>
-          <w:szCs w:val="24"/>
-        </w:rPr>
-        <w:fldChar w:fldCharType="end"/>
-      </w:r>
-    </w:p>
-    <w:p>
-      <w:pPr>
-        <w:pStyle w:val="Caption"/>
-        <w:spacing w:after="0"/>
-        <w:ind w:left="1440" w:right="1530"/>
-        <w:jc w:val="center"/>
-        <w:rPr>
-          <w:i w:val="0"/>
-          <w:color w:val="auto"/>
-          <w:sz w:val="16"/>
-          <w:szCs w:val="16"/>
-        </w:rPr>
-      </w:pPr>
-      <w:r>
-        <w:rPr>
-          <w:i w:val="0"/>
-          <w:color w:val="auto"/>
-          <w:sz w:val="16"/>
-          <w:szCs w:val="16"/>
-        </w:rPr>
-        <w:t>Output of resulting estimations via KNN interpolation of the nearest 3 monitors. These errors could be drastically reduced via better spatial-temporal imputation methods as opposed to interpolation strategies. This is further discussed in Chapter VI. P(x) denotes polynomial interpolation of the x degree, strategies which were effective for variables like NDVI and Stratospheric NO</w:t>
-      </w:r>
-      <w:r>
-        <w:rPr>
-          <w:i w:val="0"/>
-          <w:color w:val="auto"/>
-          <w:sz w:val="16"/>
-          <w:szCs w:val="16"/>
-          <w:vertAlign w:val="subscript"/>
-        </w:rPr>
-        <w:t>2</w:t>
-      </w:r>
-    </w:p>
-    <w:p>
-      <w:pPr>
-        <w:rPr>
-          <w:rFonts w:cs="Calibri Light"/>
-          <w:iCs/>
-          <w:szCs w:val="24"/>
-        </w:rPr>
-      </w:pPr>
-      <w:r>
-        <w:rPr>
-          <w:rFonts w:cs="Calibri Light"/>
-          <w:iCs/>
-          <w:szCs w:val="24"/>
-        </w:rPr>
-        <w:t xml:space="preserve">The average deviation from each estimated value in the final dataset was around 4.1ppb ±5.4 ppb. The final distribution of all max values can be seen in the appendix under Figure VIII.TR.7, which splits the monitors into those which typically see lower than, at, and above average concentrations of max ozone concentrations detected with the AOI. Histograms for each of the training features can be in Figure VIII.TR.4 with the reduced version depicting theoretical training features in Figure 1. These were used in the final raster calculations due to their seasonal consistency and variance in sample ranges. </w:t>
-      </w:r>
-    </w:p>
-    <w:p>
-      <w:pPr>
-        <w:jc w:val="center"/>
-        <w:rPr>
-          <w:rFonts w:cs="Calibri Light"/>
-          <w:szCs w:val="24"/>
-        </w:rPr>
-      </w:pPr>
-      <w:bookmarkStart w:id="6" w:name="_Hlk203498787"/>
-      <w:r>
-        <w:rPr>
-          <w:rFonts w:cs="Calibri Light"/>
-          <w:szCs w:val="24"/>
-        </w:rPr>
-        <w:t>V.2.</w:t>
-      </w:r>
-      <w:bookmarkEnd w:id="6"/>
-      <w:r>
-        <w:rPr>
-          <w:rFonts w:cs="Calibri Light"/>
-          <w:szCs w:val="24"/>
-        </w:rPr>
-        <w:t xml:space="preserve"> Individual Model Accuracy</w:t>
-      </w:r>
-    </w:p>
-    <w:p>
-      <w:pPr>
-        <w:ind w:firstLine="720"/>
-        <w:rPr>
-          <w:rFonts w:cs="Calibri Light"/>
-          <w:iCs/>
-          <w:szCs w:val="24"/>
-        </w:rPr>
-      </w:pPr>
-      <w:r>
-        <w:rPr>
-          <w:rFonts w:cs="Calibri Light"/>
-          <w:iCs/>
-          <w:szCs w:val="24"/>
-        </w:rPr>
-        <w:t xml:space="preserve">Due to the stochasticity of surface ozone concentrations overtime (Figure 10), some seasons with low concentrations had minimal corrections made with residual kriging due to a near perfect prediction from the statistical ensemble. This is mainly due to the reaction’s reliance on incoming solar radiation and known seasonality of features as mentioned in Chapter 2. The error at surrounding points was better </w:t>
-      </w:r>
-      <w:r>
-        <w:rPr>
-          <w:rFonts w:cs="Calibri Light"/>
-          <w:iCs/>
-          <w:noProof/>
-          <w:szCs w:val="24"/>
-        </w:rPr>
-        <w:lastRenderedPageBreak/>
+          <w:szCs w:val="24"/>
+        </w:rPr>
         <mc:AlternateContent>
           <mc:Choice Requires="wpg">
             <w:drawing>
-              <wp:anchor distT="0" distB="0" distL="114300" distR="114300" simplePos="0" relativeHeight="251658240" behindDoc="0" locked="0" layoutInCell="1" allowOverlap="1" wp14:anchorId="7CEBE96A" wp14:editId="58DFF36F">
+              <wp:anchor distT="0" distB="0" distL="114300" distR="114300" simplePos="0" relativeHeight="251658240" behindDoc="0" locked="0" layoutInCell="1" allowOverlap="1" wp14:anchorId="7CEBE96A" wp14:editId="383451F7">
                 <wp:simplePos x="0" y="0"/>
                 <wp:positionH relativeFrom="column">
                   <wp:posOffset>-14329</wp:posOffset>
@@ -4400,7 +3019,7 @@
                             </pic:cNvPicPr>
                           </pic:nvPicPr>
                           <pic:blipFill rotWithShape="1">
-                            <a:blip r:embed="rId12" cstate="print">
+                            <a:blip r:embed="rId8" cstate="print">
                               <a:extLst>
                                 <a:ext uri="{28A0092B-C50C-407E-A947-70E740481C1C}">
                                   <a14:useLocalDpi xmlns:a14="http://schemas.microsoft.com/office/drawing/2010/main" val="0"/>
@@ -4439,7 +3058,7 @@
                             </pic:cNvPicPr>
                           </pic:nvPicPr>
                           <pic:blipFill rotWithShape="1">
-                            <a:blip r:embed="rId12" cstate="print">
+                            <a:blip r:embed="rId8" cstate="print">
                               <a:extLst>
                                 <a:ext uri="{28A0092B-C50C-407E-A947-70E740481C1C}">
                                   <a14:useLocalDpi xmlns:a14="http://schemas.microsoft.com/office/drawing/2010/main" val="0"/>
@@ -4478,7 +3097,7 @@
                             </pic:cNvPicPr>
                           </pic:nvPicPr>
                           <pic:blipFill rotWithShape="1">
-                            <a:blip r:embed="rId12" cstate="print">
+                            <a:blip r:embed="rId8" cstate="print">
                               <a:extLst>
                                 <a:ext uri="{28A0092B-C50C-407E-A947-70E740481C1C}">
                                   <a14:useLocalDpi xmlns:a14="http://schemas.microsoft.com/office/drawing/2010/main" val="0"/>
@@ -4517,7 +3136,7 @@
                             </pic:cNvPicPr>
                           </pic:nvPicPr>
                           <pic:blipFill rotWithShape="1">
-                            <a:blip r:embed="rId12">
+                            <a:blip r:embed="rId8">
                               <a:extLst>
                                 <a:ext uri="{28A0092B-C50C-407E-A947-70E740481C1C}">
                                   <a14:useLocalDpi xmlns:a14="http://schemas.microsoft.com/office/drawing/2010/main" val="0"/>
@@ -4694,27 +3313,7 @@
                                   <w:sz w:val="16"/>
                                   <w:szCs w:val="16"/>
                                 </w:rPr>
-                                <w:t xml:space="preserve"> approximations are overlaid with in-situ measurements overtime to depict differences in model error and improvements via RK. For each county, the left graph denotes statistical ensembles with no spatial interpolation of error covariates. The right plot denotes </w:t>
-                              </w:r>
-                              <w:proofErr w:type="spellStart"/>
-                              <w:r>
-                                <w:rPr>
-                                  <w:i w:val="0"/>
-                                  <w:color w:val="auto"/>
-                                  <w:sz w:val="16"/>
-                                  <w:szCs w:val="16"/>
-                                </w:rPr>
-                                <w:t>SMaRK</w:t>
-                              </w:r>
-                              <w:proofErr w:type="spellEnd"/>
-                              <w:r>
-                                <w:rPr>
-                                  <w:i w:val="0"/>
-                                  <w:color w:val="auto"/>
-                                  <w:sz w:val="16"/>
-                                  <w:szCs w:val="16"/>
-                                </w:rPr>
-                                <w:t xml:space="preserve"> methodology estimating these co-variates and incorporating them back into the overall approximation, better accounting for the lack of elevation changes in the AOI. </w:t>
+                                <w:t xml:space="preserve"> approximations are overlaid with in-situ measurements overtime to depict differences in model error and improvements via RK. For each county, the left graph denotes statistical ensembles with no spatial interpolation of error covariates. The right plot denotes SMaRK methodology estimating these co-variates and incorporating them back into the overall approximation, better accounting for the lack of elevation changes in the AOI. </w:t>
                               </w:r>
                             </w:p>
                           </w:txbxContent>
@@ -4759,18 +3358,22 @@
                     <o:lock v:ext="edit" aspectratio="t"/>
                   </v:shapetype>
                   <v:shape id="Picture 4" o:spid="_x0000_s1030" type="#_x0000_t75" alt="A graph of different colored lines&#10;&#10;AI-generated content may be incorrect." style="position:absolute;left:28834;top:3197;width:29616;height:11824;visibility:visible;mso-wrap-style:square" o:gfxdata="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">
-                    <v:imagedata r:id="rId13" o:title="A graph of different colored lines&#10;&#10;AI-generated content may be incorrect" croptop="3307f" cropbottom="43032f" cropleft="3334f"/>
+                    <v:imagedata r:id="rId9" o:title="A graph of different colored lines&#10;&#10;AI-generated content may be incorrect" croptop="3307f" cropbottom="43032f" cropleft="3334f"/>
                   </v:shape>
                   <v:shape id="Picture 4" o:spid="_x0000_s1031" type="#_x0000_t75" style="position:absolute;top:3141;width:29616;height:11824;visibility:visible;mso-wrap-style:square" o:gfxdata="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">
-                    <v:imagedata r:id="rId13" o:title="" croptop="22556f" cropbottom="23789f" cropleft="3335f"/>
+                    <v:imagedata r:id="rId9" o:title="" croptop="22556f" cropbottom="23789f" cropleft="3335f"/>
                   </v:shape>
                   <v:shape id="Picture 4" o:spid="_x0000_s1032" type="#_x0000_t75" alt="A graph of different colored lines&#10;&#10;AI-generated content may be incorrect." style="position:absolute;left:14417;top:14978;width:29616;height:14649;visibility:visible;mso-wrap-style:square" o:gfxdata="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">
-                    <v:imagedata r:id="rId13" o:title="A graph of different colored lines&#10;&#10;AI-generated content may be incorrect" croptop="41763f" cropbottom="1f" cropleft="3334f"/>
+                    <v:imagedata r:id="rId9" o:title="A graph of different colored lines&#10;&#10;AI-generated content may be incorrect" croptop="41763f" cropbottom="1f" cropleft="3334f"/>
                   </v:shape>
                   <v:shape id="Picture 4" o:spid="_x0000_s1033" type="#_x0000_t75" alt="A graph of different colored lines&#10;&#10;AI-generated content may be incorrect." style="position:absolute;left:15090;width:29616;height:1860;visibility:visible;mso-wrap-style:square" o:gfxdata="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">
-                    <v:imagedata r:id="rId13" o:title="A graph of different colored lines&#10;&#10;AI-generated content may be incorrect" cropbottom="62511f" cropleft="3334f"/>
+                    <v:imagedata r:id="rId9" o:title="A graph of different colored lines&#10;&#10;AI-generated content may be incorrect" cropbottom="62511f" cropleft="3334f"/>
                   </v:shape>
                 </v:group>
+                <v:shapetype id="_x0000_t202" coordsize="21600,21600" o:spt="202" path="m,l,21600r21600,l21600,xe">
+                  <v:stroke joinstyle="miter"/>
+                  <v:path gradientshapeok="t" o:connecttype="rect"/>
+                </v:shapetype>
                 <v:shape id="_x0000_s1034" type="#_x0000_t202" style="position:absolute;left:2385;top:29655;width:56051;height:7183;visibility:visible;mso-wrap-style:square;v-text-anchor:top" o:gfxdata="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" stroked="f">
                   <v:textbox inset="0,0,0,0">
                     <w:txbxContent>
@@ -4899,27 +3502,7 @@
                             <w:sz w:val="16"/>
                             <w:szCs w:val="16"/>
                           </w:rPr>
-                          <w:t xml:space="preserve"> approximations are overlaid with in-situ measurements overtime to depict differences in model error and improvements via RK. For each county, the left graph denotes statistical ensembles with no spatial interpolation of error covariates. The right plot denotes </w:t>
-                        </w:r>
-                        <w:proofErr w:type="spellStart"/>
-                        <w:r>
-                          <w:rPr>
-                            <w:i w:val="0"/>
-                            <w:color w:val="auto"/>
-                            <w:sz w:val="16"/>
-                            <w:szCs w:val="16"/>
-                          </w:rPr>
-                          <w:t>SMaRK</w:t>
-                        </w:r>
-                        <w:proofErr w:type="spellEnd"/>
-                        <w:r>
-                          <w:rPr>
-                            <w:i w:val="0"/>
-                            <w:color w:val="auto"/>
-                            <w:sz w:val="16"/>
-                            <w:szCs w:val="16"/>
-                          </w:rPr>
-                          <w:t xml:space="preserve"> methodology estimating these co-variates and incorporating them back into the overall approximation, better accounting for the lack of elevation changes in the AOI. </w:t>
+                          <w:t xml:space="preserve"> approximations are overlaid with in-situ measurements overtime to depict differences in model error and improvements via RK. For each county, the left graph denotes statistical ensembles with no spatial interpolation of error covariates. The right plot denotes SMaRK methodology estimating these co-variates and incorporating them back into the overall approximation, better accounting for the lack of elevation changes in the AOI. </w:t>
                         </w:r>
                       </w:p>
                     </w:txbxContent>
@@ -5015,7 +3598,16 @@
           <w:iCs/>
           <w:szCs w:val="24"/>
         </w:rPr>
-        <w:t>The full results over time are difficult to depict due to the resolution of the dataset as seen in Chapter VIII.2.9 and Chapter VIII.2.10. Overall, ensemble predictions alone required perfect parameters for effectiveness, else the learned trend was too general for accurate representations of fluctuations during seasons. Chapter VIII.2.10 depicts the variance among purely statistical methods for each county. Correlations for each feature set can be viewed Figure VIII.2.11-VIII.2.14 at better resolutions. When properly corrected for geospatial uncertainty with regression kriging, all methods were able to properly account for complex O</w:t>
+        <w:t xml:space="preserve">The full results over time are difficult to depict due to the resolution of the dataset as seen in Chapter VIII.2.9 and Chapter VIII.2.10. Overall, ensemble predictions alone required perfect parameters for effectiveness, else the learned trend was too general for accurate representations of fluctuations during seasons. Chapter VIII.2.10 depicts the variance among purely statistical methods for each county. Correlations for each feature set can be viewed Figure VIII.2.11-VIII.2.14 at </w:t>
+      </w:r>
+      <w:r>
+        <w:rPr>
+          <w:rFonts w:cs="Calibri Light"/>
+          <w:iCs/>
+          <w:szCs w:val="24"/>
+        </w:rPr>
+        <w:lastRenderedPageBreak/>
+        <w:t>better resolutions. When properly corrected for geospatial uncertainty with regression kriging, all methods were able to properly account for complex O</w:t>
       </w:r>
       <w:r>
         <w:rPr>
@@ -5067,8 +3659,555 @@
           <w:iCs/>
           <w:szCs w:val="24"/>
         </w:rPr>
-        <w:t xml:space="preserve">Model tuning parameters, errors, and the final features selected for prediction are quickly mentioned, then further elaborated on in Chapter VI. ML/AI methods which performed the best were able to establish cyclic trends among the </w:t>
-      </w:r>
+        <w:t>Model tuning parameters, errors, and the final features selected for prediction are quickly mentioned, then further elaborated on in Chapter VI. ML/AI methods which performed the best were able to establish cyclic trends among the features across datasets</w:t>
+      </w:r>
+      <w:r>
+        <w:rPr>
+          <w:rFonts w:cs="Calibri Light"/>
+          <w:iCs/>
+          <w:szCs w:val="24"/>
+        </w:rPr>
+        <w:t>. W</w:t>
+      </w:r>
+      <w:r>
+        <w:rPr>
+          <w:rFonts w:cs="Calibri Light"/>
+          <w:iCs/>
+          <w:szCs w:val="24"/>
+        </w:rPr>
+        <w:t xml:space="preserve">hile some models themselves outperformed RK methods (e.g. random forest with </w:t>
+      </w:r>
+      <w:proofErr w:type="gramStart"/>
+      <w:r>
+        <w:rPr>
+          <w:rFonts w:cs="Calibri Light"/>
+          <w:iCs/>
+          <w:szCs w:val="24"/>
+        </w:rPr>
+        <w:t>the HD</w:t>
+      </w:r>
+      <w:proofErr w:type="gramEnd"/>
+      <w:r>
+        <w:rPr>
+          <w:rFonts w:cs="Calibri Light"/>
+          <w:iCs/>
+          <w:szCs w:val="24"/>
+        </w:rPr>
+        <w:t xml:space="preserve">), the RK version of those methods performed the best out of the dataset. </w:t>
+      </w:r>
+      <w:r>
+        <w:rPr>
+          <w:rFonts w:cs="Calibri Light"/>
+          <w:iCs/>
+          <w:szCs w:val="24"/>
+        </w:rPr>
+        <w:t xml:space="preserve">The full outputs for individual datasets and models can be seen in Tables VIII.5. and VIII.6 depicting statistical distributions for each. Excerpts from the figures created with these are </w:t>
+      </w:r>
+    </w:p>
+    <w:p>
+      <w:pPr>
+        <w:jc w:val="center"/>
+        <w:rPr>
+          <w:rFonts w:cs="Calibri Light"/>
+          <w:iCs/>
+          <w:szCs w:val="24"/>
+        </w:rPr>
+      </w:pPr>
+      <w:r>
+        <w:rPr>
+          <w:rFonts w:cs="Calibri Light"/>
+          <w:iCs/>
+          <w:szCs w:val="24"/>
+        </w:rPr>
+        <w:t>V.2.1. Adaptive Boost</w:t>
+      </w:r>
+    </w:p>
+    <w:p>
+      <w:pPr>
+        <w:ind w:firstLine="720"/>
+        <w:rPr>
+          <w:rFonts w:cs="Calibri Light"/>
+          <w:iCs/>
+          <w:szCs w:val="24"/>
+        </w:rPr>
+      </w:pPr>
+      <w:r>
+        <w:rPr>
+          <w:rFonts w:cs="Calibri Light"/>
+          <w:iCs/>
+          <w:szCs w:val="24"/>
+        </w:rPr>
+        <w:t>Features tested with Adaptive boosting (ADA) offered the least predictive power with SMaRK error resulting in about 6.5% error and a mean average error of 6.0 ppb and MSE of 0.057 ppb. This was still better than negating spatial uncertainty completely, with 6.26% overall error as opposed to 12.48% overall error. The best dataset for ADA was the GOAT 25 features, likely due to the number of estimators set to 50. Unable to detect cyclic trends, this was best tuned to minimize linear loss with the associations found across surface O</w:t>
+      </w:r>
+      <w:r>
+        <w:rPr>
+          <w:rFonts w:cs="Calibri Light"/>
+          <w:iCs/>
+          <w:szCs w:val="24"/>
+          <w:vertAlign w:val="subscript"/>
+        </w:rPr>
+        <w:t>3</w:t>
+      </w:r>
+      <w:r>
+        <w:rPr>
+          <w:rFonts w:cs="Calibri Light"/>
+          <w:iCs/>
+          <w:szCs w:val="24"/>
+        </w:rPr>
+        <w:t xml:space="preserve"> values in each sample and a constant learning rate of 1.0. </w:t>
+      </w:r>
+      <w:proofErr w:type="spellStart"/>
+      <w:r>
+        <w:rPr>
+          <w:rFonts w:cs="Calibri Light"/>
+          <w:iCs/>
+          <w:szCs w:val="24"/>
+        </w:rPr>
+        <w:t>Adaboost</w:t>
+      </w:r>
+      <w:proofErr w:type="spellEnd"/>
+      <w:r>
+        <w:rPr>
+          <w:rFonts w:cs="Calibri Light"/>
+          <w:iCs/>
+          <w:szCs w:val="24"/>
+        </w:rPr>
+        <w:t xml:space="preserve"> was the least frequently used method across literature in Chapter II, and this project showed as such. It’s likely that the simplistic linear associations could not be determined with many samples due to variations with surface O</w:t>
+      </w:r>
+      <w:r>
+        <w:rPr>
+          <w:rFonts w:cs="Calibri Light"/>
+          <w:iCs/>
+          <w:szCs w:val="24"/>
+          <w:vertAlign w:val="subscript"/>
+        </w:rPr>
+        <w:t xml:space="preserve">3 </w:t>
+      </w:r>
+      <w:r>
+        <w:rPr>
+          <w:rFonts w:cs="Calibri Light"/>
+          <w:iCs/>
+          <w:szCs w:val="24"/>
+        </w:rPr>
+        <w:t>opposed to linearly co-funding features in G.O.A.T.2</w:t>
+      </w:r>
+      <w:r>
+        <w:rPr>
+          <w:rFonts w:cs="Calibri Light"/>
+          <w:iCs/>
+          <w:szCs w:val="24"/>
+        </w:rPr>
+        <w:t>4</w:t>
+      </w:r>
+      <w:r>
+        <w:rPr>
+          <w:rFonts w:cs="Calibri Light"/>
+          <w:iCs/>
+          <w:szCs w:val="24"/>
+        </w:rPr>
+        <w:t xml:space="preserve">. </w:t>
+      </w:r>
+      <w:r>
+        <w:rPr>
+          <w:rFonts w:cs="Calibri Light"/>
+          <w:iCs/>
+          <w:szCs w:val="24"/>
+        </w:rPr>
+        <w:t xml:space="preserve">Co-funding variables allowed for more deterministic variograms due to errors stemming from similar correlations as opposed to errors from positive and negatively correlated features. The least informative predictive dataset for ADA was MD with TD providing the most error </w:t>
+      </w:r>
+      <w:r>
+        <w:rPr>
+          <w:rFonts w:cs="Calibri Light"/>
+          <w:iCs/>
+          <w:szCs w:val="24"/>
+        </w:rPr>
+        <w:t>with</w:t>
+      </w:r>
+      <w:r>
+        <w:rPr>
+          <w:rFonts w:cs="Calibri Light"/>
+          <w:iCs/>
+          <w:szCs w:val="24"/>
+        </w:rPr>
+        <w:t xml:space="preserve"> RK</w:t>
+      </w:r>
+      <w:r>
+        <w:rPr>
+          <w:rFonts w:cs="Calibri Light"/>
+          <w:iCs/>
+          <w:szCs w:val="24"/>
+        </w:rPr>
+        <w:t xml:space="preserve"> enhancements</w:t>
+      </w:r>
+      <w:r>
+        <w:rPr>
+          <w:rFonts w:cs="Calibri Light"/>
+          <w:iCs/>
+          <w:szCs w:val="24"/>
+        </w:rPr>
+        <w:t xml:space="preserve">. </w:t>
+      </w:r>
+    </w:p>
+    <w:p>
+      <w:pPr>
+        <w:ind w:firstLine="720"/>
+        <w:rPr>
+          <w:rFonts w:cs="Calibri Light"/>
+          <w:iCs/>
+          <w:szCs w:val="24"/>
+        </w:rPr>
+      </w:pPr>
+      <w:r>
+        <w:rPr>
+          <w:rFonts w:cs="Calibri Light"/>
+          <w:iCs/>
+          <w:szCs w:val="24"/>
+        </w:rPr>
+        <w:t xml:space="preserve">This dataset likely performed the best </w:t>
+      </w:r>
+      <w:r>
+        <w:rPr>
+          <w:rFonts w:cs="Calibri Light"/>
+          <w:iCs/>
+          <w:szCs w:val="24"/>
+        </w:rPr>
+        <w:t xml:space="preserve">with G.O.A.T.24 due </w:t>
+      </w:r>
+      <w:r>
+        <w:rPr>
+          <w:rFonts w:cs="Calibri Light"/>
+          <w:iCs/>
+          <w:szCs w:val="24"/>
+        </w:rPr>
+        <w:t>to the high usage of features for determining an overall linear loss trend estimation.</w:t>
+      </w:r>
+      <w:r>
+        <w:rPr>
+          <w:rFonts w:cs="Calibri Light"/>
+          <w:iCs/>
+          <w:szCs w:val="24"/>
+        </w:rPr>
+        <w:t xml:space="preserve"> RK was not as effective with </w:t>
+      </w:r>
+      <w:r>
+        <w:rPr>
+          <w:rFonts w:cs="Calibri Light"/>
+          <w:iCs/>
+          <w:szCs w:val="24"/>
+        </w:rPr>
+        <w:t xml:space="preserve">ADA and </w:t>
+      </w:r>
+      <w:r>
+        <w:rPr>
+          <w:rFonts w:cs="Calibri Light"/>
+          <w:iCs/>
+          <w:szCs w:val="24"/>
+        </w:rPr>
+        <w:t xml:space="preserve">TD since the features used were a combination of </w:t>
+      </w:r>
+      <w:r>
+        <w:rPr>
+          <w:rFonts w:cs="Calibri Light"/>
+          <w:iCs/>
+          <w:szCs w:val="24"/>
+        </w:rPr>
+        <w:t>positive</w:t>
+      </w:r>
+      <w:r>
+        <w:rPr>
+          <w:rFonts w:cs="Calibri Light"/>
+          <w:iCs/>
+          <w:szCs w:val="24"/>
+        </w:rPr>
+        <w:t xml:space="preserve"> and negatively correlated features</w:t>
+      </w:r>
+      <w:r>
+        <w:rPr>
+          <w:rFonts w:cs="Calibri Light"/>
+          <w:iCs/>
+          <w:szCs w:val="24"/>
+        </w:rPr>
+        <w:t>. TD</w:t>
+      </w:r>
+      <w:r>
+        <w:rPr>
+          <w:rFonts w:cs="Calibri Light"/>
+          <w:iCs/>
+          <w:szCs w:val="24"/>
+        </w:rPr>
+        <w:t xml:space="preserve"> didn’t show as strong of a</w:t>
+      </w:r>
+      <w:r>
+        <w:rPr>
+          <w:rFonts w:cs="Calibri Light"/>
+          <w:iCs/>
+          <w:szCs w:val="24"/>
+        </w:rPr>
+        <w:t xml:space="preserve">n initial complex </w:t>
+      </w:r>
+      <w:r>
+        <w:rPr>
+          <w:rFonts w:cs="Calibri Light"/>
+          <w:iCs/>
+          <w:szCs w:val="24"/>
+        </w:rPr>
+        <w:t>trend</w:t>
+      </w:r>
+      <w:r>
+        <w:rPr>
+          <w:rFonts w:cs="Calibri Light"/>
+          <w:iCs/>
+          <w:szCs w:val="24"/>
+        </w:rPr>
+        <w:t xml:space="preserve">, having the second most error with ADA alone. </w:t>
+      </w:r>
+      <w:r>
+        <w:rPr>
+          <w:rFonts w:cs="Calibri Light"/>
+          <w:iCs/>
+          <w:szCs w:val="24"/>
+        </w:rPr>
+        <w:t>The best RMSE, MAE, MSE, MAPE, and R</w:t>
+      </w:r>
+      <w:r>
+        <w:rPr>
+          <w:rFonts w:cs="Calibri Light"/>
+          <w:iCs/>
+          <w:szCs w:val="24"/>
+          <w:vertAlign w:val="superscript"/>
+        </w:rPr>
+        <w:t>2</w:t>
+      </w:r>
+      <w:r>
+        <w:rPr>
+          <w:rFonts w:cs="Calibri Light"/>
+          <w:iCs/>
+          <w:szCs w:val="24"/>
+        </w:rPr>
+        <w:t xml:space="preserve"> correlation coefficient for ADA compared to ADARK using G.O.A.T.2</w:t>
+      </w:r>
+      <w:r>
+        <w:rPr>
+          <w:rFonts w:cs="Calibri Light"/>
+          <w:iCs/>
+          <w:szCs w:val="24"/>
+        </w:rPr>
+        <w:t>4</w:t>
+      </w:r>
+      <w:r>
+        <w:rPr>
+          <w:rFonts w:cs="Calibri Light"/>
+          <w:iCs/>
+          <w:szCs w:val="24"/>
+        </w:rPr>
+        <w:t>.</w:t>
+      </w:r>
+      <w:r>
+        <w:rPr>
+          <w:rFonts w:cs="Calibri Light"/>
+          <w:iCs/>
+          <w:szCs w:val="24"/>
+        </w:rPr>
+        <w:t xml:space="preserve"> </w:t>
+      </w:r>
+      <w:r>
+        <w:rPr>
+          <w:rFonts w:cs="Calibri Light"/>
+          <w:iCs/>
+          <w:szCs w:val="24"/>
+        </w:rPr>
+        <w:t>was 4.80 ppb, 3.63 ppb, 0.0231 ppb, 8.07%, and 0.79 versus 3.38 ppb, 2.53 ppb, 0.012 ppb, 5.61%, and 0.898364</w:t>
+      </w:r>
+      <w:r>
+        <w:rPr>
+          <w:rFonts w:cs="Calibri Light"/>
+          <w:iCs/>
+          <w:szCs w:val="24"/>
+        </w:rPr>
+        <w:t xml:space="preserve"> respectively</w:t>
+      </w:r>
+      <w:r>
+        <w:rPr>
+          <w:rFonts w:cs="Calibri Light"/>
+          <w:iCs/>
+          <w:szCs w:val="24"/>
+        </w:rPr>
+        <w:t>.</w:t>
+      </w:r>
+      <w:r>
+        <w:rPr>
+          <w:rFonts w:cs="Calibri Light"/>
+          <w:iCs/>
+          <w:szCs w:val="24"/>
+        </w:rPr>
+        <w:t xml:space="preserve"> In addition,</w:t>
+      </w:r>
+      <w:r>
+        <w:rPr>
+          <w:rFonts w:cs="Calibri Light"/>
+          <w:iCs/>
+          <w:szCs w:val="24"/>
+        </w:rPr>
+        <w:t xml:space="preserve"> </w:t>
+      </w:r>
+      <w:r>
+        <w:rPr>
+          <w:rFonts w:cs="Calibri Light"/>
+          <w:iCs/>
+          <w:szCs w:val="24"/>
+        </w:rPr>
+        <w:t>t</w:t>
+      </w:r>
+      <w:r>
+        <w:rPr>
+          <w:rFonts w:cs="Calibri Light"/>
+          <w:iCs/>
+          <w:szCs w:val="24"/>
+        </w:rPr>
+        <w:t xml:space="preserve">he overall maximum and minimum for ADA </w:t>
+      </w:r>
+      <w:r>
+        <w:rPr>
+          <w:rFonts w:cs="Calibri Light"/>
+          <w:iCs/>
+          <w:szCs w:val="24"/>
+        </w:rPr>
+        <w:t xml:space="preserve">was </w:t>
+      </w:r>
+      <w:r>
+        <w:rPr>
+          <w:rFonts w:cs="Calibri Light"/>
+          <w:iCs/>
+          <w:szCs w:val="24"/>
+        </w:rPr>
+        <w:t xml:space="preserve">furthest from actual predictions with a max and </w:t>
+      </w:r>
+      <w:proofErr w:type="gramStart"/>
+      <w:r>
+        <w:rPr>
+          <w:rFonts w:cs="Calibri Light"/>
+          <w:iCs/>
+          <w:szCs w:val="24"/>
+        </w:rPr>
+        <w:t>min</w:t>
+      </w:r>
+      <w:proofErr w:type="gramEnd"/>
+      <w:r>
+        <w:rPr>
+          <w:rFonts w:cs="Calibri Light"/>
+          <w:iCs/>
+          <w:szCs w:val="24"/>
+        </w:rPr>
+        <w:t xml:space="preserve"> of </w:t>
+      </w:r>
+      <w:r>
+        <w:rPr>
+          <w:rFonts w:cs="Calibri Light"/>
+          <w:iCs/>
+          <w:szCs w:val="24"/>
+        </w:rPr>
+        <w:t>87.41 ppb ± 4.80 ppb and 10.37 ppb ± 4.80 ppb</w:t>
+      </w:r>
+      <w:r>
+        <w:rPr>
+          <w:rFonts w:cs="Calibri Light"/>
+          <w:iCs/>
+          <w:szCs w:val="24"/>
+        </w:rPr>
+        <w:t xml:space="preserve"> respectively. The </w:t>
+      </w:r>
+      <w:r>
+        <w:rPr>
+          <w:rFonts w:cs="Calibri Light"/>
+          <w:iCs/>
+          <w:szCs w:val="24"/>
+        </w:rPr>
+        <w:t>mean</w:t>
+      </w:r>
+      <w:r>
+        <w:rPr>
+          <w:rFonts w:cs="Calibri Light"/>
+          <w:iCs/>
+          <w:szCs w:val="24"/>
+        </w:rPr>
+        <w:t xml:space="preserve">, standard deviation, and median were also more spread out with </w:t>
+      </w:r>
+      <w:r>
+        <w:rPr>
+          <w:rFonts w:cs="Calibri Light"/>
+          <w:iCs/>
+          <w:szCs w:val="24"/>
+        </w:rPr>
+        <w:t>48.26 ppb</w:t>
+      </w:r>
+      <w:r>
+        <w:rPr>
+          <w:rFonts w:cs="Calibri Light"/>
+          <w:iCs/>
+          <w:szCs w:val="24"/>
+        </w:rPr>
+        <w:t xml:space="preserve"> respectively</w:t>
+      </w:r>
+      <w:r>
+        <w:rPr>
+          <w:rFonts w:cs="Calibri Light"/>
+          <w:iCs/>
+          <w:szCs w:val="24"/>
+        </w:rPr>
+        <w:t xml:space="preserve">. </w:t>
+      </w:r>
+      <w:r>
+        <w:rPr>
+          <w:rFonts w:cs="Calibri Light"/>
+          <w:iCs/>
+          <w:szCs w:val="24"/>
+        </w:rPr>
+        <w:t xml:space="preserve">ADA </w:t>
+      </w:r>
+      <w:r>
+        <w:rPr>
+          <w:rFonts w:cs="Calibri Light"/>
+          <w:iCs/>
+          <w:szCs w:val="24"/>
+        </w:rPr>
+        <w:t>from</w:t>
+      </w:r>
+      <w:r>
+        <w:rPr>
+          <w:rFonts w:cs="Calibri Light"/>
+          <w:iCs/>
+          <w:szCs w:val="24"/>
+        </w:rPr>
+        <w:t xml:space="preserve"> actual representations with a maximum of 89.58 ppb ± 3.38 ppb, minimum of 5.73 ppb ± 3.38 ppb, and mean value of 48.23 ppb ± 3.38 ppb.</w:t>
+      </w:r>
+    </w:p>
+    <w:p>
+      <w:pPr>
+        <w:jc w:val="center"/>
+        <w:rPr>
+          <w:rFonts w:cs="Calibri Light"/>
+          <w:iCs/>
+          <w:szCs w:val="24"/>
+        </w:rPr>
+      </w:pPr>
+      <w:r>
+        <w:rPr>
+          <w:rFonts w:cs="Calibri Light"/>
+          <w:iCs/>
+          <w:szCs w:val="24"/>
+        </w:rPr>
+        <w:t>V.2.2. Gradient Boost</w:t>
+      </w:r>
+    </w:p>
+    <w:p>
+      <w:pPr>
+        <w:ind w:firstLine="720"/>
+        <w:rPr>
+          <w:rFonts w:cs="Calibri Light"/>
+          <w:iCs/>
+          <w:szCs w:val="24"/>
+        </w:rPr>
+      </w:pPr>
       <w:r>
         <w:rPr>
           <w:rFonts w:cs="Calibri Light"/>
@@ -5076,23 +4215,1372 @@
           <w:szCs w:val="24"/>
         </w:rPr>
         <w:lastRenderedPageBreak/>
-        <w:t>features across datasets</w:t>
-      </w:r>
-      <w:r>
-        <w:rPr>
-          <w:rFonts w:cs="Calibri Light"/>
-          <w:iCs/>
-          <w:szCs w:val="24"/>
-        </w:rPr>
-        <w:t>. W</w:t>
-      </w:r>
-      <w:r>
-        <w:rPr>
-          <w:rFonts w:cs="Calibri Light"/>
-          <w:iCs/>
-          <w:szCs w:val="24"/>
-        </w:rPr>
-        <w:t xml:space="preserve">hile some models themselves outperformed RK methods (e.g. random forest with </w:t>
+        <w:t>The best application of Gradient Boosting (GB) yielded a tolerance of 0.0001, maximum number of 366 estimators with no limitation to sampling size. It was trained to minimize absolute error with a learning rate of 0.01 and no additional regularization weights. GB performed the best when trained to sample across yearly bins. This likely worked well due to proper incorporation of linear temporal aspects. Despite minimally increased overall percent accuracy by incorporating RK modelled uncertainty, the upper and lower estimates of the overall tendencies during high and low O</w:t>
+      </w:r>
+      <w:r>
+        <w:rPr>
+          <w:rFonts w:cs="Calibri Light"/>
+          <w:iCs/>
+          <w:szCs w:val="24"/>
+          <w:vertAlign w:val="subscript"/>
+        </w:rPr>
+        <w:t>3</w:t>
+      </w:r>
+      <w:r>
+        <w:rPr>
+          <w:rFonts w:cs="Calibri Light"/>
+          <w:iCs/>
+          <w:szCs w:val="24"/>
+        </w:rPr>
+        <w:t xml:space="preserve"> seasons were estimated closer to the know trend at each monitor. In addition, the low usage of features from TD and trends across the AOI likely had greater trends across yearly samples. Increasing the parameters of the geo-field to include as many possible monitors would likely benefit the overall model, as consistent with </w:t>
+      </w:r>
+      <w:r>
+        <w:rPr>
+          <w:rFonts w:cs="Calibri Light"/>
+          <w:iCs/>
+          <w:szCs w:val="24"/>
+        </w:rPr>
+        <w:fldChar w:fldCharType="begin"/>
+      </w:r>
+      <w:r>
+        <w:rPr>
+          <w:rFonts w:cs="Calibri Light"/>
+          <w:iCs/>
+          <w:szCs w:val="24"/>
+        </w:rPr>
+        <w:instrText xml:space="preserve"> ADDIN ZOTERO_ITEM CSL_CITATION {"citationID":"EqwYVx98","properties":{"formattedCitation":"(Goodchild 2011)","plainCitation":"(Goodchild 2011)","noteIndex":0},"citationItems":[{"id":12478,"uris":["http://zotero.org/users/15391371/items/ZJYSAF3N"],"itemData":{"id":12478,"type":"article-journal","container-title":"Geomorphology","DOI":"10.1016/j.geomorph.2010.10.004","ISSN":"0169-555X","issue":"1-2","language":"en","license":"https://www.elsevier.com/tdm/userlicense/1.0/","note":"publisher: Elsevier BV","page":"5-9","source":"Crossref","title":"Scale in GIS: An overview","title-short":"Scale in GIS","volume":"130","author":[{"family":"Goodchild","given":"Michael F."}],"issued":{"date-parts":[["2011",7]]}}}],"schema":"https://github.com/citation-style-language/schema/raw/master/csl-citation.json"} </w:instrText>
+      </w:r>
+      <w:r>
+        <w:rPr>
+          <w:rFonts w:cs="Calibri Light"/>
+          <w:iCs/>
+          <w:szCs w:val="24"/>
+        </w:rPr>
+        <w:fldChar w:fldCharType="separate"/>
+      </w:r>
+      <w:r>
+        <w:rPr>
+          <w:iCs/>
+          <w:szCs w:val="24"/>
+        </w:rPr>
+        <w:t>(Goodchild 2011)</w:t>
+      </w:r>
+      <w:r>
+        <w:rPr>
+          <w:rFonts w:cs="Calibri Light"/>
+          <w:iCs/>
+          <w:szCs w:val="24"/>
+        </w:rPr>
+        <w:fldChar w:fldCharType="end"/>
+      </w:r>
+      <w:r>
+        <w:rPr>
+          <w:rFonts w:cs="Calibri Light"/>
+          <w:iCs/>
+          <w:szCs w:val="24"/>
+        </w:rPr>
+        <w:t xml:space="preserve"> and numerous other sources using point-sourced corrections for imagery e.g. </w:t>
+      </w:r>
+      <w:r>
+        <w:rPr>
+          <w:rFonts w:cs="Calibri Light"/>
+          <w:iCs/>
+          <w:szCs w:val="24"/>
+        </w:rPr>
+        <w:fldChar w:fldCharType="begin"/>
+      </w:r>
+      <w:r>
+        <w:rPr>
+          <w:rFonts w:cs="Calibri Light"/>
+          <w:iCs/>
+          <w:szCs w:val="24"/>
+        </w:rPr>
+        <w:instrText xml:space="preserve"> ADDIN ZOTERO_ITEM CSL_CITATION {"citationID":"mFXw8xz9","properties":{"formattedCitation":"(Adeeb and Shooter 2004; Cavaliere et al. 2023; Ionascu et al. 2021; Pires et al. 2008)","plainCitation":"(Adeeb and Shooter 2004; Cavaliere et al. 2023; Ionascu et al. 2021; Pires et al. 2008)","noteIndex":0},"citationItems":[{"id":9384,"uris":["http://zotero.org/users/15391371/items/GNR7KMMP"],"itemData":{"id":9384,"type":"article-journal","abstract":"A study has been performed on the characteristics and behavior of surface ozone concentrations at four monitoring sites in Auckland, New Zealand (37degreesS, 174.8degreesE) for a four-year period (October 1997-October 2001). One monitoring site (rural) was located upwind of the Auckland urban complex, a second downwind (rural-coastal), and a third within the urban area, while the fourth was an elevated urban-city site located 250 m up the Sky Tower in the central city. In contrast to the high elevation site, the diurnal behaviour of ozone at the three low elevation sites followed a typical solar radiation cycle with high ozone during the day and low nocturnal values. The effect of NOx, titration was distinct at the urban sites. There was also a seasonal variability in the measured ozone levels with high concentrations in spring and a significant summer minimum. The observed surface ozone concentrations in Auckland were significantly lower than other cities of the world, although a potential for high oxidant formation existed. Observed ozone episodes appear to have been either generated locally or the precursors transported via the prevailing southwest wind. A unique feature of Auckland's air quality is the dilution of polluted city air due to the mixing of east-coast air into the clean west-coast circulation leading to the overall lower average concentrations in summer. A second feature is the potential interaction between sea salt particles and ozone that may provide an additional ozone loss mechanism.","archive_location":"WOS:000221619700012","container-title":"ENVIRONMENTAL MONITORING AND ASSESSMENT","DOI":"10.1023/B:EMAS.0000029904.28706.c0","ISSN":"0167-6369","issue":"1-3","page":"201-220","title":"Variation of surface ozone in the ambient air of Auckland, New Zealand","volume":"95","author":[{"family":"Adeeb","given":"F"},{"family":"Shooter","given":"D"}],"issued":{"date-parts":[["2004",7]]}}},{"id":11132,"uris":["http://zotero.org/users/15391371/items/EEEATZL8"],"itemData":{"id":11132,"type":"article-journal","abstract":"A pre-deployment calibration and a field validation of two low-cost (LC) stations equipped with O3 and NO(2 )metal oxide sensors were addressed. Pre-deployment calibration was performed after developing and implementing a comprehensive calibration framework including several supervised learning models, such as univariate linear and non-linear algorithms, and multiple linear and non-linear algorithms. Univariate linear models included linear and robust regression, while univariate non-linear models included a support vector machine, random forest, and gradient boosting. Multiple models consisted of both parametric and non-parametric algorithms. Internal temperature, relative humidity, and gaseous interference compounds proved to be the most suitable predictors for multiple models, as they helped effectively mitigate the impact of environmental conditions and pollutant cross-sensitivity on sensor accuracy. A feature analysis, implementing dominance analysis, feature permutations, and the SHapley Additive exPlanations method, was also performed to provide further insight into the role played by each individual predictor and its impact on sensor performances. This study demonstrated that while multiple random forest (MRF) returned a higher accuracy than multiple linear regression (MLR), it did not accurately represent physical models beyond the pre-deployment calibration dataset, so a linear approach may overall be a more suitable solution. Furthermore, as well as being less computationally demanding and generally more suitable for non-experts, parametric models such as MLR have a defined equation that also includes a few parameters, which allows easy adjustments for possible changes over time. Thus, drift correction or periodic automatable recalibration operations can be easily scheduled, which is particularly relevant for NO2 and O3 metal oxide sensors. As demonstrated in this study, they performed well with the same linear model form but required unique parameter values due to intersensor variability.","archive_location":"WOS:001162338400001","container-title":"ATMOSPHERIC MEASUREMENT TECHNIQUES","DOI":"10.5194/amt-16-4723-2023","ISSN":"1867-1381","issue":"20","page":"4723-4740","title":"Development of low-cost air quality stations for next-generation monitoring networks: calibration and validation of NO2 and O3 sensors","volume":"16","author":[{"family":"Cavaliere","given":"A"},{"family":"Brilli","given":"L"},{"family":"Andreini","given":"BP"},{"family":"Carotenuto","given":"F"},{"family":"Gioli","given":"B"},{"family":"Giordano","given":"T"},{"family":"Stefanelli","given":"M"},{"family":"Vagnoli","given":"C"},{"family":"Zaldei","given":"A"},{"family":"Gualtieri","given":"G"}],"issued":{"date-parts":[["2023",10,20]]}}},{"id":10284,"uris":["http://zotero.org/users/15391371/items/WF2Z393S"],"itemData":{"id":10284,"type":"article-journal","abstract":"During the last decade, extensive research has been carried out on the subject of low-cost sensor platforms for air quality monitoring. A key aspect when deploying such systems is the quality of the measured data. Calibration is especially important to improve the data quality of low-cost air monitoring devices. The measured data quality must comply with regulations issued by national or international authorities in order to be used for regulatory purposes. This work discusses the challenges and methods suitable for calibrating a low-cost sensor platform developed by our group, Airify, that has a unit cost five times less expensive than the state-of-the-art solutions (approximately euro1000). The evaluated platform can integrate a wide variety of sensors capable of measuring up to 12 parameters, including the regulatory pollutants defined in the European Directive. In this work, we developed new calibration models (multivariate linear regression and random forest) and evaluated their effectiveness in meeting the data quality objective (DQO) for the following parameters: carbon monoxide (CO), ozone (O-3), and nitrogen dioxide (NO2). The experimental results show that the proposed calibration managed an improvement of 12% for the CO and O-3 gases and a similar accuracy for the NO2 gas compared to similar state-of-the-art studies. The evaluated parameters had different calibration accuracies due to the non-identical levels of gas concentration at which the sensors were exposed during the model's training phase. After the calibration algorithms were applied to the evaluated platform, its performance met the DQO criteria despite the overall low price level of the platform.","archive_location":"WOS:000743308100001","container-title":"SENSORS","DOI":"10.3390/s21237977","ISSN":"1424-8220","issue":"23","title":"Calibration of CO, NO2, and O3 Using Airify: A Low-Cost Sensor Cluster for Air Quality Monitoring","volume":"21","author":[{"family":"Ionascu","given":"ME"},{"family":"Castell","given":"N"},{"family":"Boncalo","given":"O"},{"family":"Schneider","given":"P"},{"family":"Darie","given":"M"},{"family":"Marcu","given":"M"}],"issued":{"date-parts":[["2021",12]]}}},{"id":10088,"uris":["http://zotero.org/users/15391371/items/BAPPVPIF"],"itemData":{"id":10088,"type":"article-journal","abstract":"The aim of this study was to evaluate the performance of two statistical methods, principal component analysis (PCA) and cluster analysis (CA), for the management of air quality monitoring network (AQMN) of Oporto Metropolitan Area (Oporto-MA). The specific objectives were: (i) to identify city areas with similar air pollution behaviours; and (ii) to locate emission sources. The statistical methods were applied to the mass concentrations of carbon monoxide (CO), nitrogen dioxide (NO2) and ozone (O-3), collected in the AQMN of Oporto-MA from January 2003 to December 2005.\nIt was demonstrated that for each pollutant the monitoring sites are grouped into different classes based on their air pollution behaviour. The sites were divided: (i) into three different groups for CO and for NO2 and (ii) into two groups for O-3. It was also found that several monitoring sites covered city areas characterized by the same specific air pollution behaviour, suggesting then an ineffective management of the air quality-monitoring system. The redundant equipment should be transferred to other monitoring sites allowing enlargement of the monitored area. The conclusions obtained with the statistical methods were supported by the location of main emission sources through the analysis of the wind direction. Four main emission sources of CO and NO2 were located. Additionally, it was concluded that the sea wind had an important contribution towards the increase in the O-3 concentration. For all pollutants, two sites were always coupled in one group due to the different air pollution behaviour presented in the analysed period. (C) 2007 Elsevier Ltd. All rights reserved.","archive_location":"WOS:000254219800016","container-title":"ATMOSPHERIC ENVIRONMENT","DOI":"10.1016/j.atmosenv.2007.10.041","ISSN":"1352-2310","issue":"6","page":"1261-1274","title":"Management of air quality monitoring using principal component and cluster analysis -: Part II:: CO, NO2 and O3","volume":"42","author":[{"family":"Pires","given":"JCM"},{"family":"Sousa","given":"SIV"},{"family":"Pereira","given":"MC"},{"family":"Alvim-Ferraz","given":"MCM"},{"family":"Martins","given":"FG"}],"issued":{"date-parts":[["2008",2]]}}}],"schema":"https://github.com/citation-style-language/schema/raw/master/csl-citation.json"} </w:instrText>
+      </w:r>
+      <w:r>
+        <w:rPr>
+          <w:rFonts w:cs="Calibri Light"/>
+          <w:iCs/>
+          <w:szCs w:val="24"/>
+        </w:rPr>
+        <w:fldChar w:fldCharType="separate"/>
+      </w:r>
+      <w:r>
+        <w:rPr>
+          <w:iCs/>
+          <w:szCs w:val="24"/>
+        </w:rPr>
+        <w:t>(Adeeb and Shooter 2004; Cavaliere et al. 2023; Ionascu et al. 2021; Pires et al. 2008)</w:t>
+      </w:r>
+      <w:r>
+        <w:rPr>
+          <w:rFonts w:cs="Calibri Light"/>
+          <w:iCs/>
+          <w:szCs w:val="24"/>
+        </w:rPr>
+        <w:fldChar w:fldCharType="end"/>
+      </w:r>
+      <w:r>
+        <w:rPr>
+          <w:rFonts w:cs="Calibri Light"/>
+          <w:iCs/>
+          <w:szCs w:val="24"/>
+        </w:rPr>
+        <w:t xml:space="preserve"> to name a few.</w:t>
+      </w:r>
+      <w:r>
+        <w:rPr>
+          <w:rFonts w:cs="Calibri Light"/>
+          <w:iCs/>
+          <w:szCs w:val="24"/>
+        </w:rPr>
+        <w:t xml:space="preserve"> </w:t>
+      </w:r>
+      <w:r>
+        <w:rPr>
+          <w:rFonts w:cs="Calibri Light"/>
+          <w:iCs/>
+          <w:szCs w:val="24"/>
+        </w:rPr>
+        <w:t>The best RMSE, MAE, MSE, MAPE, and R</w:t>
+      </w:r>
+      <w:r>
+        <w:rPr>
+          <w:rFonts w:cs="Calibri Light"/>
+          <w:iCs/>
+          <w:szCs w:val="24"/>
+          <w:vertAlign w:val="superscript"/>
+        </w:rPr>
+        <w:t>2</w:t>
+      </w:r>
+      <w:r>
+        <w:rPr>
+          <w:rFonts w:cs="Calibri Light"/>
+          <w:iCs/>
+          <w:szCs w:val="24"/>
+        </w:rPr>
+        <w:t xml:space="preserve"> correlation coefficient for ADA compared to ADARK using G.O.A.T.2</w:t>
+      </w:r>
+      <w:r>
+        <w:rPr>
+          <w:rFonts w:cs="Calibri Light"/>
+          <w:iCs/>
+          <w:szCs w:val="24"/>
+        </w:rPr>
+        <w:t>4</w:t>
+      </w:r>
+      <w:r>
+        <w:rPr>
+          <w:rFonts w:cs="Calibri Light"/>
+          <w:iCs/>
+          <w:szCs w:val="24"/>
+        </w:rPr>
+        <w:t>.</w:t>
+      </w:r>
+      <w:r>
+        <w:rPr>
+          <w:rFonts w:cs="Calibri Light"/>
+          <w:iCs/>
+          <w:szCs w:val="24"/>
+        </w:rPr>
+        <w:t xml:space="preserve"> </w:t>
+      </w:r>
+      <w:r>
+        <w:rPr>
+          <w:rFonts w:cs="Calibri Light"/>
+          <w:iCs/>
+          <w:szCs w:val="24"/>
+        </w:rPr>
+        <w:t>was 4.80 ppb, 3.63 ppb, 0.0231 ppb, 8.07%, and 0.79 versus 3.38 ppb, 2.53 ppb, 0.012 ppb, 5.61%, and 0.898364</w:t>
+      </w:r>
+      <w:r>
+        <w:rPr>
+          <w:rFonts w:cs="Calibri Light"/>
+          <w:iCs/>
+          <w:szCs w:val="24"/>
+        </w:rPr>
+        <w:t xml:space="preserve"> respectively</w:t>
+      </w:r>
+      <w:r>
+        <w:rPr>
+          <w:rFonts w:cs="Calibri Light"/>
+          <w:iCs/>
+          <w:szCs w:val="24"/>
+        </w:rPr>
+        <w:t>.</w:t>
+      </w:r>
+      <w:r>
+        <w:rPr>
+          <w:rFonts w:cs="Calibri Light"/>
+          <w:iCs/>
+          <w:szCs w:val="24"/>
+        </w:rPr>
+        <w:t xml:space="preserve"> In addition,</w:t>
+      </w:r>
+      <w:r>
+        <w:rPr>
+          <w:rFonts w:cs="Calibri Light"/>
+          <w:iCs/>
+          <w:szCs w:val="24"/>
+        </w:rPr>
+        <w:t xml:space="preserve"> </w:t>
+      </w:r>
+      <w:r>
+        <w:rPr>
+          <w:rFonts w:cs="Calibri Light"/>
+          <w:iCs/>
+          <w:szCs w:val="24"/>
+        </w:rPr>
+        <w:t>t</w:t>
+      </w:r>
+      <w:r>
+        <w:rPr>
+          <w:rFonts w:cs="Calibri Light"/>
+          <w:iCs/>
+          <w:szCs w:val="24"/>
+        </w:rPr>
+        <w:t>he overall maximum and minimum for ADA was 87.41 ppb ± 4.80 ppb and 10.37 ppb ± 4.80 ppb, with a mean of 48.26 ppb. XGBRK was closer to actual representations with a maximum of 89.58 ppb ± 3.38 ppb, minimum of 5.73 ppb ± 3.38 ppb, and mean value of 48.23 ppb ± 3.38 ppb.</w:t>
+      </w:r>
+    </w:p>
+    <w:p>
+      <w:pPr>
+        <w:jc w:val="center"/>
+        <w:rPr>
+          <w:rFonts w:cs="Calibri Light"/>
+          <w:iCs/>
+          <w:szCs w:val="24"/>
+        </w:rPr>
+      </w:pPr>
+      <w:r>
+        <w:rPr>
+          <w:rFonts w:cs="Calibri Light"/>
+          <w:iCs/>
+          <w:szCs w:val="24"/>
+        </w:rPr>
+        <w:t>V.2.3. Extreme Gradient Boost</w:t>
+      </w:r>
+    </w:p>
+    <w:p>
+      <w:pPr>
+        <w:ind w:firstLine="720"/>
+        <w:rPr>
+          <w:rFonts w:cs="Calibri Light"/>
+          <w:iCs/>
+          <w:szCs w:val="24"/>
+        </w:rPr>
+      </w:pPr>
+      <w:r>
+        <w:rPr>
+          <w:rFonts w:cs="Calibri Light"/>
+          <w:iCs/>
+          <w:szCs w:val="24"/>
+        </w:rPr>
+        <w:t>Extreme Gradient Boosting (XGB) emerged as one of the most consistent and high-performing models across nearly all datasets. Its configuration favored the same high number of estimators as GB with 450, but a more moderate learning rate (~0.09). XGB effectively learned complex non-linear relationships in O</w:t>
+      </w:r>
+      <w:r>
+        <w:rPr>
+          <w:rFonts w:ascii="Cambria Math" w:hAnsi="Cambria Math" w:cs="Cambria Math"/>
+          <w:iCs/>
+          <w:szCs w:val="24"/>
+        </w:rPr>
+        <w:t>₃</w:t>
+      </w:r>
+      <w:r>
+        <w:rPr>
+          <w:rFonts w:cs="Calibri Light"/>
+          <w:iCs/>
+          <w:szCs w:val="24"/>
+        </w:rPr>
+        <w:t xml:space="preserve"> data and excelled particularly under TD and GOAT 25 features, achieving low overall error across each metric. Total errors ranging from 7.64% to 8.45% were reduced to 5.62% to 5.95% respectively. In addition, its adaptability to both theoretical simulations and high-feature datasets were better by itself, further corrected by RK error additions. The use of the ‘</w:t>
+      </w:r>
+      <w:proofErr w:type="spellStart"/>
+      <w:r>
+        <w:rPr>
+          <w:rFonts w:cs="Calibri Light"/>
+          <w:iCs/>
+          <w:szCs w:val="24"/>
+        </w:rPr>
+        <w:t>lossguide</w:t>
+      </w:r>
+      <w:proofErr w:type="spellEnd"/>
+      <w:r>
+        <w:rPr>
+          <w:rFonts w:cs="Calibri Light"/>
+          <w:iCs/>
+          <w:szCs w:val="24"/>
+        </w:rPr>
+        <w:t xml:space="preserve">' grow policy allowed it to build deeper trees selectively, optimizing splits where the data was most informative. Overall, </w:t>
+      </w:r>
+      <w:proofErr w:type="spellStart"/>
+      <w:r>
+        <w:rPr>
+          <w:rFonts w:cs="Calibri Light"/>
+          <w:iCs/>
+          <w:szCs w:val="24"/>
+        </w:rPr>
+        <w:t>XGBoost</w:t>
+      </w:r>
+      <w:proofErr w:type="spellEnd"/>
+      <w:r>
+        <w:rPr>
+          <w:rFonts w:cs="Calibri Light"/>
+          <w:iCs/>
+          <w:szCs w:val="24"/>
+        </w:rPr>
+        <w:t xml:space="preserve"> proved especially valuable for applications where both feature richness and spatial-temporal variance were prominent like MD and TD. The best RMSE, MAE, MSE, MAPE, and R</w:t>
+      </w:r>
+      <w:r>
+        <w:rPr>
+          <w:rFonts w:cs="Calibri Light"/>
+          <w:iCs/>
+          <w:szCs w:val="24"/>
+          <w:vertAlign w:val="superscript"/>
+        </w:rPr>
+        <w:t>2</w:t>
+      </w:r>
+      <w:r>
+        <w:rPr>
+          <w:rFonts w:cs="Calibri Light"/>
+          <w:iCs/>
+          <w:szCs w:val="24"/>
+        </w:rPr>
+        <w:t xml:space="preserve"> correlation coefficient for XBG compared to XGBRK using MD was 4.80 ppb, 3.63 ppb, 0.0231 ppb, 8.07%, and 0.79 versus 3.38 ppb, 2.53 ppb, 0.012 ppb, 5.61%, and 0.898364. The overall maximum and minimum for XGB was 87.41 ppb ± 4.80 ppb and 10.37 ppb ± 4.80 ppb, with a mean of 48.26 ppb. XGBRK was closer to actual representations with a maximum of 89.58 ppb ± 3.38 ppb, minimum of 5.73 ppb ± 3.38 ppb, and mean value of 48.23 ppb ± 3.38 ppb. MD was the best predictive dataset for XGBRK.</w:t>
+      </w:r>
+    </w:p>
+    <w:p>
+      <w:pPr>
+        <w:jc w:val="center"/>
+        <w:rPr>
+          <w:rFonts w:cs="Calibri Light"/>
+          <w:szCs w:val="24"/>
+        </w:rPr>
+      </w:pPr>
+      <w:r>
+        <w:rPr>
+          <w:rFonts w:cs="Calibri Light"/>
+          <w:szCs w:val="24"/>
+        </w:rPr>
+        <w:t>V.2.4. Random Forest</w:t>
+      </w:r>
+    </w:p>
+    <w:p>
+      <w:pPr>
+        <w:ind w:firstLine="720"/>
+        <w:rPr>
+          <w:rFonts w:cs="Calibri Light"/>
+          <w:iCs/>
+          <w:szCs w:val="24"/>
+        </w:rPr>
+      </w:pPr>
+      <w:r>
+        <w:rPr>
+          <w:rFonts w:cs="Calibri Light"/>
+          <w:iCs/>
+          <w:szCs w:val="24"/>
+        </w:rPr>
+        <w:t xml:space="preserve">Random Forest consistently produced some of the lowest error rates, especially under the Historical and Theory datasets, where it achieved an MAE as </w:t>
+      </w:r>
+      <w:r>
+        <w:rPr>
+          <w:rFonts w:cs="Calibri Light"/>
+          <w:iCs/>
+          <w:szCs w:val="24"/>
+        </w:rPr>
+        <w:lastRenderedPageBreak/>
+        <w:t>low as 1.19 ppb and a minimal RMSE of 1.56 under the SMaRK methodology. Its effectiveness with relatively simple tuning — 70 trees and unrestricted depth — shows its innate strength as a bagging ensemble method that averages over diverse trees to reduce variance. The model excelled in datasets with more regular patterns and low noise, suggesting that it captures core linear and mildly non-linear patterns well. Importantly, Random Forest showed exceptional robustness under the SMaRK framework, maintaining stable performance even with spatial uncertainty and reduced training bias. Its ability to adapt without overfitting, even when regularization was absent, highlights its strength as a general-purpose model for environmental monitoring and point-source estimation tasks. This balance of accuracy and stability makes it a practical choice for operational forecasting systems.</w:t>
+      </w:r>
+      <w:r>
+        <w:rPr>
+          <w:rFonts w:cs="Calibri Light"/>
+          <w:iCs/>
+          <w:szCs w:val="24"/>
+        </w:rPr>
+        <w:t xml:space="preserve"> </w:t>
+      </w:r>
+      <w:r>
+        <w:rPr>
+          <w:rFonts w:cs="Calibri Light"/>
+          <w:iCs/>
+          <w:szCs w:val="24"/>
+        </w:rPr>
+        <w:t>The best RMSE, MAE, MSE, MAPE, and R</w:t>
+      </w:r>
+      <w:r>
+        <w:rPr>
+          <w:rFonts w:cs="Calibri Light"/>
+          <w:iCs/>
+          <w:szCs w:val="24"/>
+          <w:vertAlign w:val="superscript"/>
+        </w:rPr>
+        <w:t>2</w:t>
+      </w:r>
+      <w:r>
+        <w:rPr>
+          <w:rFonts w:cs="Calibri Light"/>
+          <w:iCs/>
+          <w:szCs w:val="24"/>
+        </w:rPr>
+        <w:t xml:space="preserve"> correlation coefficient for ADA compared to ADARK using G.O.A.T.2</w:t>
+      </w:r>
+      <w:r>
+        <w:rPr>
+          <w:rFonts w:cs="Calibri Light"/>
+          <w:iCs/>
+          <w:szCs w:val="24"/>
+        </w:rPr>
+        <w:t>4</w:t>
+      </w:r>
+      <w:r>
+        <w:rPr>
+          <w:rFonts w:cs="Calibri Light"/>
+          <w:iCs/>
+          <w:szCs w:val="24"/>
+        </w:rPr>
+        <w:t>.</w:t>
+      </w:r>
+      <w:r>
+        <w:rPr>
+          <w:rFonts w:cs="Calibri Light"/>
+          <w:iCs/>
+          <w:szCs w:val="24"/>
+        </w:rPr>
+        <w:t xml:space="preserve"> </w:t>
+      </w:r>
+      <w:r>
+        <w:rPr>
+          <w:rFonts w:cs="Calibri Light"/>
+          <w:iCs/>
+          <w:szCs w:val="24"/>
+        </w:rPr>
+        <w:t>was 4.80 ppb, 3.63 ppb, 0.0231 ppb, 8.07%, and 0.79 versus 3.38 ppb, 2.53 ppb, 0.012 ppb, 5.61%, and 0.898364</w:t>
+      </w:r>
+      <w:r>
+        <w:rPr>
+          <w:rFonts w:cs="Calibri Light"/>
+          <w:iCs/>
+          <w:szCs w:val="24"/>
+        </w:rPr>
+        <w:t xml:space="preserve"> respectively</w:t>
+      </w:r>
+      <w:r>
+        <w:rPr>
+          <w:rFonts w:cs="Calibri Light"/>
+          <w:iCs/>
+          <w:szCs w:val="24"/>
+        </w:rPr>
+        <w:t>.</w:t>
+      </w:r>
+      <w:r>
+        <w:rPr>
+          <w:rFonts w:cs="Calibri Light"/>
+          <w:iCs/>
+          <w:szCs w:val="24"/>
+        </w:rPr>
+        <w:t xml:space="preserve"> In addition,</w:t>
+      </w:r>
+      <w:r>
+        <w:rPr>
+          <w:rFonts w:cs="Calibri Light"/>
+          <w:iCs/>
+          <w:szCs w:val="24"/>
+        </w:rPr>
+        <w:t xml:space="preserve"> </w:t>
+      </w:r>
+      <w:r>
+        <w:rPr>
+          <w:rFonts w:cs="Calibri Light"/>
+          <w:iCs/>
+          <w:szCs w:val="24"/>
+        </w:rPr>
+        <w:t>t</w:t>
+      </w:r>
+      <w:r>
+        <w:rPr>
+          <w:rFonts w:cs="Calibri Light"/>
+          <w:iCs/>
+          <w:szCs w:val="24"/>
+        </w:rPr>
+        <w:t>he overall maximum and minimum for ADA was 87.41 ppb ± 4.80 ppb and 10.37 ppb ± 4.80 ppb, with a mean of 48.26 ppb. XGBRK was closer to actual representations with a maximum of 89.58 ppb ± 3.38 ppb, minimum of 5.73 ppb ± 3.38 ppb, and mean value of 48.23 ppb ± 3.38 ppb.</w:t>
+      </w:r>
+    </w:p>
+    <w:p>
+      <w:pPr>
+        <w:jc w:val="center"/>
+        <w:rPr>
+          <w:rFonts w:cs="Calibri Light"/>
+          <w:szCs w:val="24"/>
+        </w:rPr>
+      </w:pPr>
+      <w:r>
+        <w:rPr>
+          <w:rFonts w:cs="Calibri Light"/>
+          <w:szCs w:val="24"/>
+        </w:rPr>
+        <w:t>V.2.5. Multi-Layered Perceptron</w:t>
+      </w:r>
+    </w:p>
+    <w:p>
+      <w:pPr>
+        <w:ind w:firstLine="720"/>
+        <w:rPr>
+          <w:rFonts w:cs="Calibri Light"/>
+          <w:iCs/>
+          <w:szCs w:val="24"/>
+        </w:rPr>
+      </w:pPr>
+      <w:r>
+        <w:rPr>
+          <w:rFonts w:cs="Calibri Light"/>
+          <w:iCs/>
+          <w:szCs w:val="24"/>
+        </w:rPr>
+        <w:t>The Multi-Layered Perceptron (MLP) demonstrated moderate but inconsistent performance across datasets, showing potential in theoretical scenarios but struggling with real-world data, particularly in modern conditions. The deep architecture with four hidden layers (11–22–11–2) and adaptive learning via inverse scaling helped it learn non-linear trends effectively, but this came at the cost of generalizability. While the MLP achieved reasonably low errors in the Theory dataset (MAE ~2.5, RMSE ~3.34), it suffered from higher variability and larger total errors in modern datasets, likely due to sensitivity to noise, overfitting, or poor initialization. Its overall reduced error rate under the SMaRK method remained close to that of AdaBoost, indicating only marginal benefit from its complexity. The MLP could potentially be enhanced with more rigorous tuning, dropout, or batch normalization, but in this context, it lagged behind tree-based models in both accuracy and consistency. Thus, while theoretically powerful, MLP was less suitable for practical spatial-temporal O</w:t>
+      </w:r>
+      <w:r>
+        <w:rPr>
+          <w:rFonts w:ascii="Cambria Math" w:hAnsi="Cambria Math" w:cs="Cambria Math"/>
+          <w:iCs/>
+          <w:szCs w:val="24"/>
+        </w:rPr>
+        <w:t>₃</w:t>
+      </w:r>
+      <w:r>
+        <w:rPr>
+          <w:rFonts w:cs="Calibri Light"/>
+          <w:iCs/>
+          <w:szCs w:val="24"/>
+        </w:rPr>
+        <w:t xml:space="preserve"> estimation without further optimization.</w:t>
+      </w:r>
+      <w:r>
+        <w:rPr>
+          <w:rFonts w:cs="Calibri Light"/>
+          <w:iCs/>
+          <w:szCs w:val="24"/>
+        </w:rPr>
+        <w:t xml:space="preserve"> </w:t>
+      </w:r>
+      <w:r>
+        <w:rPr>
+          <w:rFonts w:cs="Calibri Light"/>
+          <w:iCs/>
+          <w:szCs w:val="24"/>
+        </w:rPr>
+        <w:t>The best RMSE, MAE, MSE, MAPE, and R</w:t>
+      </w:r>
+      <w:r>
+        <w:rPr>
+          <w:rFonts w:cs="Calibri Light"/>
+          <w:iCs/>
+          <w:szCs w:val="24"/>
+          <w:vertAlign w:val="superscript"/>
+        </w:rPr>
+        <w:t>2</w:t>
+      </w:r>
+      <w:r>
+        <w:rPr>
+          <w:rFonts w:cs="Calibri Light"/>
+          <w:iCs/>
+          <w:szCs w:val="24"/>
+        </w:rPr>
+        <w:t xml:space="preserve"> correlation coefficient for ADA compared to ADARK using G.O.A.T.2</w:t>
+      </w:r>
+      <w:r>
+        <w:rPr>
+          <w:rFonts w:cs="Calibri Light"/>
+          <w:iCs/>
+          <w:szCs w:val="24"/>
+        </w:rPr>
+        <w:t>4</w:t>
+      </w:r>
+      <w:r>
+        <w:rPr>
+          <w:rFonts w:cs="Calibri Light"/>
+          <w:iCs/>
+          <w:szCs w:val="24"/>
+        </w:rPr>
+        <w:t>.</w:t>
+      </w:r>
+      <w:r>
+        <w:rPr>
+          <w:rFonts w:cs="Calibri Light"/>
+          <w:iCs/>
+          <w:szCs w:val="24"/>
+        </w:rPr>
+        <w:t xml:space="preserve"> </w:t>
+      </w:r>
+      <w:r>
+        <w:rPr>
+          <w:rFonts w:cs="Calibri Light"/>
+          <w:iCs/>
+          <w:szCs w:val="24"/>
+        </w:rPr>
+        <w:t>was 4.80 ppb, 3.63 ppb, 0.0231 ppb, 8.07%, and 0.79 versus 3.38 ppb, 2.53 ppb, 0.012 ppb, 5.61%, and 0.898364</w:t>
+      </w:r>
+      <w:r>
+        <w:rPr>
+          <w:rFonts w:cs="Calibri Light"/>
+          <w:iCs/>
+          <w:szCs w:val="24"/>
+        </w:rPr>
+        <w:t xml:space="preserve"> respectively</w:t>
+      </w:r>
+      <w:r>
+        <w:rPr>
+          <w:rFonts w:cs="Calibri Light"/>
+          <w:iCs/>
+          <w:szCs w:val="24"/>
+        </w:rPr>
+        <w:t>.</w:t>
+      </w:r>
+      <w:r>
+        <w:rPr>
+          <w:rFonts w:cs="Calibri Light"/>
+          <w:iCs/>
+          <w:szCs w:val="24"/>
+        </w:rPr>
+        <w:t xml:space="preserve"> In addition,</w:t>
+      </w:r>
+      <w:r>
+        <w:rPr>
+          <w:rFonts w:cs="Calibri Light"/>
+          <w:iCs/>
+          <w:szCs w:val="24"/>
+        </w:rPr>
+        <w:t xml:space="preserve"> </w:t>
+      </w:r>
+      <w:r>
+        <w:rPr>
+          <w:rFonts w:cs="Calibri Light"/>
+          <w:iCs/>
+          <w:szCs w:val="24"/>
+        </w:rPr>
+        <w:t>t</w:t>
+      </w:r>
+      <w:r>
+        <w:rPr>
+          <w:rFonts w:cs="Calibri Light"/>
+          <w:iCs/>
+          <w:szCs w:val="24"/>
+        </w:rPr>
+        <w:t>he overall maximum and minimum for ADA was 87.41 ppb ± 4.80 ppb and 10.37 ppb ± 4.80 ppb, with a mean of 48.26 ppb. XGBRK was closer to actual representations with a maximum of 89.58 ppb ± 3.38 ppb, minimum of 5.73 ppb ± 3.38 ppb, and mean value of 48.23 ppb ± 3.38 ppb.</w:t>
+      </w:r>
+    </w:p>
+    <w:p>
+      <w:pPr>
+        <w:jc w:val="center"/>
+        <w:rPr>
+          <w:rFonts w:cs="Calibri Light"/>
+          <w:szCs w:val="24"/>
+        </w:rPr>
+      </w:pPr>
+      <w:r>
+        <w:rPr>
+          <w:rFonts w:cs="Calibri Light"/>
+          <w:szCs w:val="24"/>
+        </w:rPr>
+        <w:t>V.3 Residual Kriging Enhancements</w:t>
+      </w:r>
+    </w:p>
+    <w:p>
+      <w:pPr>
+        <w:rPr>
+          <w:rFonts w:cs="Calibri Light"/>
+          <w:iCs/>
+          <w:szCs w:val="24"/>
+        </w:rPr>
+      </w:pPr>
+      <w:r>
+        <w:rPr>
+          <w:rFonts w:cs="Calibri Light"/>
+          <w:iCs/>
+          <w:szCs w:val="24"/>
+        </w:rPr>
+        <w:tab/>
+        <w:t xml:space="preserve">The residual kriging parameters utilized a Fourier series transformation to model potential data drift. Given the area has extremely low elevation change, drift was likely introduced due to the lack of latitudinal and longitudinal gradients. Since </w:t>
+      </w:r>
+      <w:r>
+        <w:rPr>
+          <w:rFonts w:cs="Calibri Light"/>
+          <w:iCs/>
+          <w:szCs w:val="24"/>
+        </w:rPr>
+        <w:lastRenderedPageBreak/>
+        <w:t xml:space="preserve">residual kriging accounts for spatial dependence of predicted errors, the relation of prediction, residual and location may depict variation over flat spaces given known trends like the location of monitors or it’s change in elevation (slope), causing spatial drift </w:t>
+      </w:r>
+      <w:r>
+        <w:rPr>
+          <w:rFonts w:cs="Calibri Light"/>
+          <w:iCs/>
+          <w:szCs w:val="24"/>
+        </w:rPr>
+        <w:fldChar w:fldCharType="begin"/>
+      </w:r>
+      <w:r>
+        <w:rPr>
+          <w:rFonts w:cs="Calibri Light"/>
+          <w:iCs/>
+          <w:szCs w:val="24"/>
+        </w:rPr>
+        <w:instrText xml:space="preserve"> ADDIN ZOTERO_ITEM CSL_CITATION {"citationID":"hCPOK42L","properties":{"formattedCitation":"(Oliver and Webster 2014)","plainCitation":"(Oliver and Webster 2014)","noteIndex":0},"citationItems":[{"id":12381,"uris":["http://zotero.org/users/15391371/items/R3SBDFG6"],"itemData":{"id":12381,"type":"article-journal","container-title":"CATENA","DOI":"10.1016/j.catena.2013.09.006","ISSN":"0341-8162","language":"en","note":"publisher: Elsevier BV","page":"56-69","source":"Crossref","title":"A tutorial guide to geostatistics: Computing and modelling variograms and kriging","title-short":"A tutorial guide to geostatistics","volume":"113","author":[{"family":"Oliver","given":"M.A."},{"family":"Webster","given":"R."}],"issued":{"date-parts":[["2014",2]]}}}],"schema":"https://github.com/citation-style-language/schema/raw/master/csl-citation.json"} </w:instrText>
+      </w:r>
+      <w:r>
+        <w:rPr>
+          <w:rFonts w:cs="Calibri Light"/>
+          <w:iCs/>
+          <w:szCs w:val="24"/>
+        </w:rPr>
+        <w:fldChar w:fldCharType="separate"/>
+      </w:r>
+      <w:r>
+        <w:rPr>
+          <w:iCs/>
+          <w:szCs w:val="24"/>
+        </w:rPr>
+        <w:t>(Oliver and Webster 2014)</w:t>
+      </w:r>
+      <w:r>
+        <w:rPr>
+          <w:rFonts w:cs="Calibri Light"/>
+          <w:iCs/>
+          <w:szCs w:val="24"/>
+        </w:rPr>
+        <w:fldChar w:fldCharType="end"/>
+      </w:r>
+      <w:r>
+        <w:rPr>
+          <w:rFonts w:cs="Calibri Light"/>
+          <w:iCs/>
+          <w:szCs w:val="24"/>
+        </w:rPr>
+        <w:t xml:space="preserve">. Drift occurring from known spatial trends over the AOI can be utilized given the treatment of locations as auxiliary variables.  such as in a GIS-based analysis of soil samples </w:t>
+      </w:r>
+      <w:r>
+        <w:rPr>
+          <w:rFonts w:cs="Calibri Light"/>
+          <w:iCs/>
+          <w:szCs w:val="24"/>
+        </w:rPr>
+        <w:fldChar w:fldCharType="begin"/>
+      </w:r>
+      <w:r>
+        <w:rPr>
+          <w:rFonts w:cs="Calibri Light"/>
+          <w:iCs/>
+          <w:szCs w:val="24"/>
+        </w:rPr>
+        <w:instrText xml:space="preserve"> ADDIN ZOTERO_ITEM CSL_CITATION {"citationID":"hClbPgpT","properties":{"formattedCitation":"(A. Anand et al. 2021)","plainCitation":"(A. Anand et al. 2021)","noteIndex":0},"citationItems":[{"id":12485,"uris":["http://zotero.org/users/15391371/items/JTYBAMZS"],"itemData":{"id":12485,"type":"chapter","container-title":"Agricultural Water Management","ISBN":"978-0-12-812362-1","language":"en","license":"https://www.elsevier.com/tdm/userlicense/1.0/","note":"DOI: 10.1016/b978-0-12-812362-1.00019-9","page":"391-408","publisher":"Elsevier","source":"Crossref","title":"GIS-based analysis for soil moisture estimation via kriging with external drift","URL":"https://linkinghub.elsevier.com/retrieve/pii/B9780128123621000199","author":[{"family":"Anand","given":"Akash"},{"family":"Singh","given":"Prachi"},{"family":"Srivastava","given":"Prashant K."},{"family":"Gupta","given":"Manika"}],"accessed":{"date-parts":[["2025",7,15]]},"issued":{"date-parts":[["2021"]]}}}],"schema":"https://github.com/citation-style-language/schema/raw/master/csl-citation.json"} </w:instrText>
+      </w:r>
+      <w:r>
+        <w:rPr>
+          <w:rFonts w:cs="Calibri Light"/>
+          <w:iCs/>
+          <w:szCs w:val="24"/>
+        </w:rPr>
+        <w:fldChar w:fldCharType="separate"/>
+      </w:r>
+      <w:r>
+        <w:rPr>
+          <w:iCs/>
+          <w:szCs w:val="24"/>
+        </w:rPr>
+        <w:t>(A. Anand et al. 2021)</w:t>
+      </w:r>
+      <w:r>
+        <w:rPr>
+          <w:rFonts w:cs="Calibri Light"/>
+          <w:iCs/>
+          <w:szCs w:val="24"/>
+        </w:rPr>
+        <w:fldChar w:fldCharType="end"/>
+      </w:r>
+      <w:r>
+        <w:rPr>
+          <w:rFonts w:cs="Calibri Light"/>
+          <w:iCs/>
+          <w:szCs w:val="24"/>
+        </w:rPr>
+        <w:t xml:space="preserve">. One of the mathematical variations of kriging allowed to incorporate drift to better explain potential spatial dependance is known as Universal Kriging which has been long established </w:t>
+      </w:r>
+      <w:r>
+        <w:rPr>
+          <w:rFonts w:cs="Calibri Light"/>
+          <w:iCs/>
+          <w:szCs w:val="24"/>
+        </w:rPr>
+        <w:fldChar w:fldCharType="begin"/>
+      </w:r>
+      <w:r>
+        <w:rPr>
+          <w:rFonts w:cs="Calibri Light"/>
+          <w:iCs/>
+          <w:szCs w:val="24"/>
+        </w:rPr>
+        <w:instrText xml:space="preserve"> ADDIN ZOTERO_ITEM CSL_CITATION {"citationID":"9SEA82SH","properties":{"formattedCitation":"(Chil\\uc0\\u232{}s and Desassis 2018; Oliver and Webster 2014)","plainCitation":"(Chilès and Desassis 2018; Oliver and Webster 2014)","noteIndex":0},"citationItems":[{"id":12486,"uris":["http://zotero.org/users/15391371/items/S4XDF66I"],"itemData":{"id":12486,"type":"chapter","container-title":"Handbook of Mathematical Geosciences","event-place":"Cham","ISBN":"978-3-319-78998-9","language":"en","license":"https://creativecommons.org/licenses/by/4.0","note":"DOI: 10.1007/978-3-319-78999-6_29","page":"589-612","publisher":"Springer International Publishing","publisher-place":"Cham","source":"Crossref","title":"Fifty Years of Kriging","URL":"http://link.springer.com/10.1007/978-3-319-78999-6_29","author":[{"family":"Chilès","given":"Jean-Paul"},{"family":"Desassis","given":"Nicolas"}],"accessed":{"date-parts":[["2025",7,15]]},"issued":{"date-parts":[["2018"]]}}},{"id":12381,"uris":["http://zotero.org/users/15391371/items/R3SBDFG6"],"itemData":{"id":12381,"type":"article-journal","container-title":"CATENA","DOI":"10.1016/j.catena.2013.09.006","ISSN":"0341-8162","language":"en","note":"publisher: Elsevier BV","page":"56-69","source":"Crossref","title":"A tutorial guide to geostatistics: Computing and modelling variograms and kriging","title-short":"A tutorial guide to geostatistics","volume":"113","author":[{"family":"Oliver","given":"M.A."},{"family":"Webster","given":"R."}],"issued":{"date-parts":[["2014",2]]}}}],"schema":"https://github.com/citation-style-language/schema/raw/master/csl-citation.json"} </w:instrText>
+      </w:r>
+      <w:r>
+        <w:rPr>
+          <w:rFonts w:cs="Calibri Light"/>
+          <w:iCs/>
+          <w:szCs w:val="24"/>
+        </w:rPr>
+        <w:fldChar w:fldCharType="separate"/>
+      </w:r>
+      <w:r>
+        <w:rPr>
+          <w:iCs/>
+          <w:szCs w:val="24"/>
+        </w:rPr>
+        <w:t>(Chilès and Desassis 2018; Oliver and Webster 2014)</w:t>
+      </w:r>
+      <w:r>
+        <w:rPr>
+          <w:rFonts w:cs="Calibri Light"/>
+          <w:iCs/>
+          <w:szCs w:val="24"/>
+        </w:rPr>
+        <w:fldChar w:fldCharType="end"/>
+      </w:r>
+      <w:r>
+        <w:rPr>
+          <w:rFonts w:cs="Calibri Light"/>
+          <w:iCs/>
+          <w:szCs w:val="24"/>
+        </w:rPr>
+        <w:t xml:space="preserve"> and implemented in common geospatial libraries in R and Python </w:t>
+      </w:r>
+      <w:r>
+        <w:rPr>
+          <w:rFonts w:cs="Calibri Light"/>
+          <w:iCs/>
+          <w:szCs w:val="24"/>
+        </w:rPr>
+        <w:fldChar w:fldCharType="begin"/>
+      </w:r>
+      <w:r>
+        <w:rPr>
+          <w:rFonts w:cs="Calibri Light"/>
+          <w:iCs/>
+          <w:szCs w:val="24"/>
+        </w:rPr>
+        <w:instrText xml:space="preserve"> ADDIN ZOTERO_ITEM CSL_CITATION {"citationID":"GxOrnoZC","properties":{"formattedCitation":"(Michael Pyrcz 2024; Moraga 2024)","plainCitation":"(Michael Pyrcz 2024; Moraga 2024)","noteIndex":0},"citationItems":[{"id":12488,"uris":["http://zotero.org/users/15391371/items/MILRQLFU"],"itemData":{"id":12488,"type":"software","abstract":"Applied Geostatistics in Python, a Hands-on Guide with GeostatsPy e-book v0.1.","license":"Creative Commons Attribution 4.0 International","note":"DOI: 10.5281/ZENODO.15169133","publisher":"Zenodo","source":"DOI.org (Datacite)","title":"GeostatsGuy/GeostatsPyDemos_Book: v0.2","title-short":"GeostatsGuy/GeostatsPyDemos_Book","URL":"https://zenodo.org/doi/10.5281/zenodo.15169133","version":"v0.2","author":[{"family":"Michael Pyrcz","given":""}],"accessed":{"date-parts":[["2025",7,15]]},"issued":{"date-parts":[["2024",4,7]]}}},{"id":12487,"uris":["http://zotero.org/users/15391371/items/8AIMMU4E"],"itemData":{"id":12487,"type":"book","abstract":"\"Spatial data is crucial to improve decision-making in a wide range of fields including environment, health, ecology, urban planning, economy, and society. Spatial Statistics for Data Science: Theory and Practice with R describes statistical methods, modeling approaches, and visualization techniques to analyze spatial data using R. The book provides a comprehensive overview of the varying types of spatial data, and detailed explanations of the theoretical concepts of spatial statistics, alongside fully reproducible examples which demonstrate how to simulate, describe, and analyze spatial data in various applications. Combining theory and practice, the book includes real-world data science examples such as disease risk mapping, air pollution prediction, species distribution modeling, crime mapping, and real state analyses. The book utilizes publicly available data and offers clear explanations of the R code for importing, manipulating, analyzing, and visualizing data, as well as the interpretation of the results. This ensures contents are easily accessible and fully reproducible for students, researchers, and practitioners\"--","call-number":"QA278.2 .M684 2024","collection-title":"Chapman &amp; Hall/CRC data science series","edition":"First edition","event-place":"Boca Raton","ISBN":"978-1-032-63351-0","number-of-pages":"279","publisher":"CRC Press, Taylor &amp; Francis Group","publisher-place":"Boca Raton","source":"Library of Congress ISBN","title":"Spatial statistics for data science: theory and practice with R","title-short":"Spatial statistics for data science","author":[{"family":"Moraga","given":"Paula"}],"issued":{"date-parts":[["2024"]]}}}],"schema":"https://github.com/citation-style-language/schema/raw/master/csl-citation.json"} </w:instrText>
+      </w:r>
+      <w:r>
+        <w:rPr>
+          <w:rFonts w:cs="Calibri Light"/>
+          <w:iCs/>
+          <w:szCs w:val="24"/>
+        </w:rPr>
+        <w:fldChar w:fldCharType="separate"/>
+      </w:r>
+      <w:r>
+        <w:rPr>
+          <w:iCs/>
+          <w:szCs w:val="24"/>
+        </w:rPr>
+        <w:t>(Michael Pyrcz 2024; Moraga 2024)</w:t>
+      </w:r>
+      <w:r>
+        <w:rPr>
+          <w:rFonts w:cs="Calibri Light"/>
+          <w:iCs/>
+          <w:szCs w:val="24"/>
+        </w:rPr>
+        <w:fldChar w:fldCharType="end"/>
+      </w:r>
+      <w:r>
+        <w:rPr>
+          <w:rFonts w:cs="Calibri Light"/>
+          <w:iCs/>
+          <w:szCs w:val="24"/>
+        </w:rPr>
+        <w:t xml:space="preserve">. </w:t>
+      </w:r>
+    </w:p>
+    <w:p>
+      <w:pPr>
+        <w:jc w:val="center"/>
+        <w:rPr>
+          <w:rFonts w:cs="Calibri Light"/>
+          <w:szCs w:val="24"/>
+        </w:rPr>
+      </w:pPr>
+      <w:r>
+        <w:rPr>
+          <w:rFonts w:cs="Calibri Light"/>
+          <w:szCs w:val="24"/>
+        </w:rPr>
+        <w:t>V.3.1. Drift Specifications</w:t>
+      </w:r>
+    </w:p>
+    <w:p>
+      <w:pPr>
+        <w:ind w:firstLine="720"/>
+        <w:rPr>
+          <w:rFonts w:cs="Calibri Light"/>
+          <w:iCs/>
+          <w:szCs w:val="24"/>
+        </w:rPr>
+      </w:pPr>
+      <w:r>
+        <w:rPr>
+          <w:rFonts w:cs="Calibri Light"/>
+          <w:iCs/>
+          <w:szCs w:val="24"/>
+        </w:rPr>
+        <w:t>Initially, some machine learning models were able to adequately predict some seasons, with a very basic implementation of residual kriging. Upon further investigation and understanding of the model, all statistical models were vastly improved by RK of estimated error at each monitoring location. Gradient Boost and related models tend to underpredict values at monitoring locations. Extreme Gradient boost showed a tendency to predict repetitive value</w:t>
+      </w:r>
+      <w:r>
+        <w:rPr>
+          <w:rFonts w:cs="Calibri Light"/>
+          <w:iCs/>
+          <w:szCs w:val="24"/>
+        </w:rPr>
+        <w:t>s</w:t>
+      </w:r>
+      <w:r>
+        <w:rPr>
+          <w:rFonts w:cs="Calibri Light"/>
+          <w:iCs/>
+          <w:szCs w:val="24"/>
+        </w:rPr>
+        <w:t xml:space="preserve">. </w:t>
+      </w:r>
+      <w:r>
+        <w:rPr>
+          <w:rFonts w:cs="Calibri Light"/>
+          <w:iCs/>
+          <w:szCs w:val="24"/>
+        </w:rPr>
+        <w:t xml:space="preserve">All feature training sets were </w:t>
+      </w:r>
+      <w:r>
+        <w:rPr>
+          <w:rFonts w:cs="Calibri Light"/>
+          <w:iCs/>
+          <w:szCs w:val="24"/>
+        </w:rPr>
+        <w:t xml:space="preserve">able to distinguish </w:t>
+      </w:r>
+      <w:r>
+        <w:rPr>
+          <w:rFonts w:cs="Calibri Light"/>
+          <w:iCs/>
+          <w:szCs w:val="24"/>
+        </w:rPr>
+        <w:t xml:space="preserve">with </w:t>
+      </w:r>
+      <w:r>
+        <w:rPr>
+          <w:rFonts w:cs="Calibri Light"/>
+          <w:iCs/>
+          <w:szCs w:val="24"/>
+        </w:rPr>
+        <w:t xml:space="preserve">enough variation to apply residual kriging, </w:t>
+      </w:r>
+      <w:r>
+        <w:rPr>
+          <w:rFonts w:cs="Calibri Light"/>
+          <w:iCs/>
+          <w:szCs w:val="24"/>
+        </w:rPr>
+        <w:t xml:space="preserve">but more complex ensembles did not necessarily yield better results. </w:t>
+      </w:r>
+      <w:r>
+        <w:rPr>
+          <w:rFonts w:cs="Calibri Light"/>
+          <w:iCs/>
+          <w:szCs w:val="24"/>
+        </w:rPr>
+        <w:t>The Random Forest and Multi-Layered Perceptron would tend to both over and under predict, adding more spatial correlation to the errors and improving accuracy when implemented back into the model</w:t>
+      </w:r>
+      <w:r>
+        <w:rPr>
+          <w:rFonts w:cs="Calibri Light"/>
+          <w:iCs/>
+          <w:szCs w:val="24"/>
+        </w:rPr>
+        <w:t xml:space="preserve"> by offering a more comprehensive trend of residual values</w:t>
+      </w:r>
+      <w:r>
+        <w:rPr>
+          <w:rFonts w:cs="Calibri Light"/>
+          <w:iCs/>
+          <w:szCs w:val="24"/>
+        </w:rPr>
+        <w:t xml:space="preserve">. </w:t>
+      </w:r>
+    </w:p>
+    <w:p>
+      <w:pPr>
+        <w:ind w:firstLine="720"/>
+        <w:rPr>
+          <w:rFonts w:cs="Calibri Light"/>
+          <w:iCs/>
+          <w:szCs w:val="24"/>
+        </w:rPr>
+      </w:pPr>
+      <w:r>
+        <w:rPr>
+          <w:rFonts w:cs="Calibri Light"/>
+          <w:iCs/>
+          <w:szCs w:val="24"/>
+        </w:rPr>
+        <w:t xml:space="preserve">The Fourier series implemented into the SMaRK method resulted in </w:t>
+      </w:r>
+      <w:r>
+        <w:rPr>
+          <w:rFonts w:cs="Calibri Light"/>
+          <w:iCs/>
+          <w:szCs w:val="24"/>
+        </w:rPr>
+        <w:t>the</w:t>
+      </w:r>
+      <w:r>
+        <w:rPr>
+          <w:rFonts w:cs="Calibri Light"/>
+          <w:iCs/>
+          <w:szCs w:val="24"/>
+        </w:rPr>
+        <w:t xml:space="preserve"> </w:t>
+      </w:r>
+      <w:r>
+        <w:rPr>
+          <w:rFonts w:cs="Calibri Light"/>
+          <w:iCs/>
+          <w:szCs w:val="24"/>
+        </w:rPr>
+        <w:t xml:space="preserve">best </w:t>
+      </w:r>
+      <w:r>
+        <w:rPr>
+          <w:rFonts w:cs="Calibri Light"/>
+          <w:iCs/>
+          <w:szCs w:val="24"/>
+        </w:rPr>
+        <w:t>depiction of latitudinal and longitudinal drift when compared to point drift and specified drift in the kriging function. While elevation specified point drift and sinusoidal longitude and latitude drift still allowed for the model to account for large changes in surface ozone over small areas</w:t>
+      </w:r>
+      <w:r>
+        <w:rPr>
+          <w:rFonts w:cs="Calibri Light"/>
+          <w:iCs/>
+          <w:szCs w:val="24"/>
+        </w:rPr>
+        <w:t>;</w:t>
+      </w:r>
+      <w:r>
+        <w:rPr>
+          <w:rFonts w:cs="Calibri Light"/>
+          <w:iCs/>
+          <w:szCs w:val="24"/>
+        </w:rPr>
+        <w:t xml:space="preserve"> </w:t>
+      </w:r>
+      <w:r>
+        <w:rPr>
+          <w:rFonts w:cs="Calibri Light"/>
+          <w:iCs/>
+          <w:szCs w:val="24"/>
+        </w:rPr>
+        <w:t>the</w:t>
+      </w:r>
+      <w:r>
+        <w:rPr>
+          <w:rFonts w:cs="Calibri Light"/>
+          <w:iCs/>
+          <w:szCs w:val="24"/>
+        </w:rPr>
+        <w:t xml:space="preserve"> Fourier series can translate any wave equation into an infinite sum of sine</w:t>
+      </w:r>
+      <w:r>
+        <w:rPr>
+          <w:rFonts w:cs="Calibri Light"/>
+          <w:iCs/>
+          <w:szCs w:val="24"/>
+        </w:rPr>
+        <w:t>s</w:t>
+      </w:r>
+      <w:r>
+        <w:rPr>
+          <w:rFonts w:cs="Calibri Light"/>
+          <w:iCs/>
+          <w:szCs w:val="24"/>
+        </w:rPr>
+        <w:t xml:space="preserve"> and cosines</w:t>
+      </w:r>
+      <w:r>
+        <w:rPr>
+          <w:rFonts w:cs="Calibri Light"/>
+          <w:iCs/>
+          <w:szCs w:val="24"/>
+        </w:rPr>
+        <w:t>. This allowed</w:t>
+      </w:r>
+      <w:r>
+        <w:rPr>
+          <w:rFonts w:cs="Calibri Light"/>
+          <w:iCs/>
+          <w:szCs w:val="24"/>
+        </w:rPr>
+        <w:t xml:space="preserve"> it </w:t>
+      </w:r>
+      <w:r>
+        <w:rPr>
+          <w:rFonts w:cs="Calibri Light"/>
+          <w:iCs/>
+          <w:szCs w:val="24"/>
+        </w:rPr>
+        <w:t xml:space="preserve">to </w:t>
+      </w:r>
+      <w:r>
+        <w:rPr>
+          <w:rFonts w:cs="Calibri Light"/>
+          <w:iCs/>
+          <w:szCs w:val="24"/>
+        </w:rPr>
+        <w:t>estimate the exact difference in surface O</w:t>
+      </w:r>
+      <w:r>
+        <w:rPr>
+          <w:rFonts w:cs="Calibri Light"/>
+          <w:iCs/>
+          <w:szCs w:val="24"/>
+          <w:vertAlign w:val="subscript"/>
+        </w:rPr>
+        <w:t>3</w:t>
+      </w:r>
+      <w:r>
+        <w:rPr>
+          <w:rFonts w:cs="Calibri Light"/>
+          <w:iCs/>
+          <w:szCs w:val="24"/>
+        </w:rPr>
+        <w:t xml:space="preserve"> uncertainty at </w:t>
+      </w:r>
+      <w:r>
+        <w:rPr>
+          <w:rFonts w:cs="Calibri Light"/>
+          <w:iCs/>
+          <w:szCs w:val="24"/>
+        </w:rPr>
+        <w:t xml:space="preserve">each pixel in the AOI </w:t>
+      </w:r>
+      <w:r>
+        <w:rPr>
+          <w:rFonts w:cs="Calibri Light"/>
+          <w:iCs/>
+          <w:szCs w:val="24"/>
+        </w:rPr>
+        <w:t xml:space="preserve">given changes in latitude and longitude from </w:t>
+      </w:r>
+      <w:r>
+        <w:rPr>
+          <w:rFonts w:cs="Calibri Light"/>
+          <w:iCs/>
+          <w:szCs w:val="24"/>
+        </w:rPr>
+        <w:t>monitor distributions</w:t>
+      </w:r>
+      <w:r>
+        <w:rPr>
+          <w:rFonts w:cs="Calibri Light"/>
+          <w:iCs/>
+          <w:szCs w:val="24"/>
+        </w:rPr>
+        <w:t>. Functional drift with a Fourier series relationship of was ultimately the best at accounting for areas with either no monitors or large changes in detected surface O</w:t>
+      </w:r>
+      <w:r>
+        <w:rPr>
+          <w:rFonts w:cs="Calibri Light"/>
+          <w:iCs/>
+          <w:szCs w:val="24"/>
+          <w:vertAlign w:val="subscript"/>
+        </w:rPr>
+        <w:t>3</w:t>
+      </w:r>
+      <w:r>
+        <w:rPr>
+          <w:rFonts w:cs="Calibri Light"/>
+          <w:iCs/>
+          <w:szCs w:val="24"/>
+        </w:rPr>
+        <w:t xml:space="preserve"> concentrations</w:t>
+      </w:r>
+      <w:r>
+        <w:rPr>
+          <w:rFonts w:cs="Calibri Light"/>
+          <w:iCs/>
+          <w:szCs w:val="24"/>
+        </w:rPr>
+        <w:t xml:space="preserve"> due to its ability to better correlate nearby monitor locations</w:t>
+      </w:r>
+      <w:r>
+        <w:rPr>
+          <w:rFonts w:cs="Calibri Light"/>
+          <w:iCs/>
+          <w:szCs w:val="24"/>
+        </w:rPr>
+        <w:t xml:space="preserve">. </w:t>
+      </w:r>
+    </w:p>
+    <w:p>
+      <w:pPr>
+        <w:jc w:val="center"/>
+        <w:rPr>
+          <w:rFonts w:cs="Calibri Light"/>
+          <w:szCs w:val="24"/>
+        </w:rPr>
+      </w:pPr>
+      <w:r>
+        <w:rPr>
+          <w:rFonts w:cs="Calibri Light"/>
+          <w:szCs w:val="24"/>
+        </w:rPr>
+        <w:t>V.4. Computation Times</w:t>
+      </w:r>
+    </w:p>
+    <w:p>
+      <w:pPr>
+        <w:ind w:firstLine="720"/>
+        <w:rPr>
+          <w:rFonts w:cs="Calibri Light"/>
+          <w:iCs/>
+          <w:szCs w:val="24"/>
+        </w:rPr>
+      </w:pPr>
+      <w:r>
+        <w:rPr>
+          <w:rFonts w:cs="Calibri Light"/>
+          <w:iCs/>
+          <w:szCs w:val="24"/>
+        </w:rPr>
+        <w:t>Overall, training the models on various datasets didn’t always improve model outcomes or computation times. Historical features were able to predict just as well as modern features when the RK drift function was properly tuned with a complex base</w:t>
+      </w:r>
+      <w:r>
+        <w:rPr>
+          <w:iCs/>
+          <w:szCs w:val="24"/>
+        </w:rPr>
+        <w:t>. Table VIII.1</w:t>
+      </w:r>
+      <w:r>
+        <w:rPr>
+          <w:rFonts w:cs="Calibri Light"/>
+          <w:iCs/>
+          <w:szCs w:val="24"/>
+        </w:rPr>
+        <w:t xml:space="preserve">.3 shows the full results of model training separated into each of the four datasets. Figure VIII.2 shows the results of RK enhanced predictions which better correlated with the overall trend. Gradient boost yielded the least error and ran second fastest next to extreme gradient boost (XRGB). XRGB consistently ran in a matter of seconds, insinuating that further tuning and testing is needed for GPU implementation into RF and MLPR methods. Large tree boosting methods and </w:t>
+      </w:r>
+      <w:r>
+        <w:rPr>
+          <w:rFonts w:cs="Calibri Light"/>
+          <w:iCs/>
+          <w:szCs w:val="24"/>
+        </w:rPr>
+        <w:lastRenderedPageBreak/>
+        <w:t>NNs Which took nearly 8 hours to 1 hour respectively. However, each of the other four models were able to be trained and validated with minimal effort and noting that patience is indeed a virtue.</w:t>
+      </w:r>
+    </w:p>
+    <w:p>
+      <w:pPr>
+        <w:ind w:firstLine="720"/>
+        <w:rPr>
+          <w:rFonts w:cs="Calibri Light"/>
+          <w:iCs/>
+          <w:szCs w:val="24"/>
+        </w:rPr>
+      </w:pPr>
+      <w:r>
+        <w:rPr>
+          <w:rFonts w:cs="Calibri Light"/>
+          <w:iCs/>
+          <w:szCs w:val="24"/>
+        </w:rPr>
+        <w:t xml:space="preserve">The total computation time of data processing on the Mac was 24:15.47. Much of the script can be reduced to improve computations times on laptops and lower-power machines. This project was established with Python 3.9; keeping up with the numerous python versions was a lesson to the researcher in of itself. While keeping python up-to-date improving computation times from over 30 hours to a little over a day, the numerous other libraries which also required updating are likely suitable for python 3.14 and upcoming release of 3.15. The desktop in use did not implement the use of a GPU. While this would have dramatically reduced computation times, implementation of AMD’s ROCm software is currently in development, and implementation of this software is relatively new. </w:t>
+      </w:r>
+    </w:p>
+    <w:p>
+      <w:pPr>
+        <w:ind w:firstLine="720"/>
+        <w:rPr>
+          <w:rFonts w:cs="Calibri Light"/>
+          <w:iCs/>
+          <w:szCs w:val="24"/>
+        </w:rPr>
+      </w:pPr>
+      <w:r>
+        <w:rPr>
+          <w:rFonts w:cs="Calibri Light"/>
+          <w:iCs/>
+          <w:szCs w:val="24"/>
+        </w:rPr>
+        <w:t xml:space="preserve">The total computation time of data processing with the Ryzen based processor was 14:15.47. Downloading, filtering, and processing of both vector and raster data took 00:46.11. Total computation time for model training, tuning, and prediction output was 01:37.32. </w:t>
+      </w:r>
+      <w:r>
+        <w:rPr>
+          <w:rFonts w:cs="Calibri Light"/>
+          <w:iCs/>
+          <w:szCs w:val="24"/>
+        </w:rPr>
+        <w:t>RF</w:t>
+      </w:r>
+      <w:r>
+        <w:rPr>
+          <w:rFonts w:cs="Calibri Light"/>
+          <w:iCs/>
+          <w:szCs w:val="24"/>
+        </w:rPr>
+        <w:t xml:space="preserve"> was completed with a computation time of 00:16.42. Image processing and final outputs took 01:57.52. The cloud-based desktop provided an NVIDIA based GPU, which allowed for Cuda implementation. Cuda is currently more effective in GPU AI/ML implementation than AMD’s ROCm software and utilizes more stable methods when computing with spatial data. The total computation time of data processing on the Intel x NVIDIA GPU combination was 14:15.47. Downloading, filtering, and processing of both vector and raster data took 00:46.11. Total computation time for model training, tuning, and prediction output was 01:37.32. RK was completed with a computation time of 00:16.42. Image processing and final outputs took 01:57.52.</w:t>
+      </w:r>
+    </w:p>
+    <w:p>
+      <w:pPr>
+        <w:jc w:val="center"/>
+        <w:rPr>
+          <w:rFonts w:cs="Calibri Light"/>
+          <w:szCs w:val="24"/>
+        </w:rPr>
+      </w:pPr>
+      <w:r>
+        <w:rPr>
+          <w:rFonts w:cs="Calibri Light"/>
+          <w:szCs w:val="24"/>
+        </w:rPr>
+        <w:t>V.5. Final Images and Outputs</w:t>
+      </w:r>
+    </w:p>
+    <w:p>
+      <w:pPr>
+        <w:rPr>
+          <w:rFonts w:cs="Calibri Light"/>
+          <w:iCs/>
+          <w:szCs w:val="24"/>
+        </w:rPr>
+      </w:pPr>
+      <w:r>
+        <w:rPr>
+          <w:rFonts w:cs="Calibri Light"/>
+          <w:iCs/>
+          <w:szCs w:val="24"/>
+        </w:rPr>
+        <w:t>The high-resolution surface O</w:t>
+      </w:r>
+      <w:r>
+        <w:rPr>
+          <w:rFonts w:cs="Calibri Light"/>
+          <w:iCs/>
+          <w:szCs w:val="24"/>
+          <w:vertAlign w:val="subscript"/>
+        </w:rPr>
+        <w:t>3</w:t>
+      </w:r>
+      <w:r>
+        <w:rPr>
+          <w:rFonts w:cs="Calibri Light"/>
+          <w:iCs/>
+          <w:szCs w:val="24"/>
+        </w:rPr>
+        <w:t xml:space="preserve"> imagery captured urban spatial patterns as well as if not </w:t>
       </w:r>
       <w:proofErr w:type="gramStart"/>
       <w:r>
@@ -5101,7 +5589,7 @@
           <w:iCs/>
           <w:szCs w:val="24"/>
         </w:rPr>
-        <w:t>the HD</w:t>
+        <w:t>better than</w:t>
       </w:r>
       <w:proofErr w:type="gramEnd"/>
       <w:r>
@@ -5110,33 +5598,58 @@
           <w:iCs/>
           <w:szCs w:val="24"/>
         </w:rPr>
-        <w:t xml:space="preserve">), the RK version of those methods performed the best out of the dataset. </w:t>
-      </w:r>
-      <w:r>
-        <w:rPr>
-          <w:rFonts w:cs="Calibri Light"/>
-          <w:iCs/>
-          <w:szCs w:val="24"/>
-        </w:rPr>
-        <w:t xml:space="preserve">The full outputs for individual datasets and models can be seen in Tables VIII.5. and VIII.6 depicting statistical distributions for each. Excerpts from the figures created with these are </w:t>
-      </w:r>
-    </w:p>
-    <w:p>
-      <w:pPr>
-        <w:jc w:val="center"/>
-        <w:rPr>
-          <w:rFonts w:cs="Calibri Light"/>
-          <w:iCs/>
-          <w:szCs w:val="24"/>
-        </w:rPr>
-      </w:pPr>
-      <w:r>
-        <w:rPr>
-          <w:rFonts w:cs="Calibri Light"/>
-          <w:iCs/>
-          <w:szCs w:val="24"/>
-        </w:rPr>
-        <w:t>V.2.1. Adaptive Boost</w:t>
+        <w:t xml:space="preserve"> models of surface O</w:t>
+      </w:r>
+      <w:r>
+        <w:rPr>
+          <w:rFonts w:cs="Calibri Light"/>
+          <w:iCs/>
+          <w:szCs w:val="24"/>
+          <w:vertAlign w:val="subscript"/>
+        </w:rPr>
+        <w:t>3</w:t>
+      </w:r>
+      <w:r>
+        <w:rPr>
+          <w:rFonts w:cs="Calibri Light"/>
+          <w:iCs/>
+          <w:szCs w:val="24"/>
+        </w:rPr>
+        <w:t xml:space="preserve"> using ML/AI techniques with CTM based features. Given the methodology is near the same, improvement can be associated with the incorporation of RK estimated values into the overall depiction of PHOTUC. While some models alone were able to predict with lower errors than with residual kriging implementations, the same statistical model with residual kriging improvements would have the lowest error overall. Random months to depict the full display of surface ozone maps for January 2019, March 2020, May 2021, July 2022, September 2023, and November 2024 can be viewed in Maps XI.3.7 and on from pages X to Y in the Appendix. All prior described trends, statistics, and overall results can be viewed prior to the maps in section XI.2. TD was the final dataset for use in PHOTUC, multivariate depictions of surface O</w:t>
+      </w:r>
+      <w:r>
+        <w:rPr>
+          <w:rFonts w:cs="Calibri Light"/>
+          <w:iCs/>
+          <w:szCs w:val="24"/>
+          <w:vertAlign w:val="subscript"/>
+        </w:rPr>
+        <w:t>3</w:t>
+      </w:r>
+      <w:r>
+        <w:rPr>
+          <w:rFonts w:cs="Calibri Light"/>
+          <w:iCs/>
+          <w:szCs w:val="24"/>
+        </w:rPr>
+        <w:t xml:space="preserve"> and the first of each month with the associated financial year can be seen in Maps XI.3.4-XI.3.9; creating 5 unique maps with the best overall outcome from the SMaRK process.</w:t>
+      </w:r>
+    </w:p>
+    <w:p>
+      <w:pPr>
+        <w:rPr>
+          <w:rFonts w:cs="Calibri Light"/>
+          <w:iCs/>
+          <w:szCs w:val="24"/>
+        </w:rPr>
+      </w:pPr>
+      <w:r>
+        <w:rPr>
+          <w:rFonts w:cs="Calibri Light"/>
+          <w:iCs/>
+          <w:szCs w:val="24"/>
+        </w:rPr>
+        <w:t>V.5.1. GBRK Applications to PHOTUC</w:t>
       </w:r>
     </w:p>
     <w:p>
@@ -5154,527 +5667,47 @@
           <w:iCs/>
           <w:szCs w:val="24"/>
         </w:rPr>
-        <w:t xml:space="preserve">Features tested with Adaptive boosting (ADA) offered the least predictive power with </w:t>
-      </w:r>
-      <w:proofErr w:type="spellStart"/>
-      <w:r>
-        <w:rPr>
-          <w:rFonts w:cs="Calibri Light"/>
-          <w:iCs/>
-          <w:szCs w:val="24"/>
-        </w:rPr>
-        <w:t>SMaRK</w:t>
-      </w:r>
-      <w:proofErr w:type="spellEnd"/>
-      <w:r>
-        <w:rPr>
-          <w:rFonts w:cs="Calibri Light"/>
-          <w:iCs/>
-          <w:szCs w:val="24"/>
-        </w:rPr>
-        <w:t xml:space="preserve"> error resulting in about 6.5% error and a mean average error of 6.0 ppb and MSE of 0.057 ppb. This was still better than negating spatial uncertainty completely, with 6.26% overall error as opposed to 12.48% overall error. The best dataset for ADA was the GOAT 25 features, likely due to the number of estimators set to 50. Unable to detect cyclic trends, this was best tuned to minimize linear loss with the associations found across surface O</w:t>
-      </w:r>
-      <w:r>
-        <w:rPr>
-          <w:rFonts w:cs="Calibri Light"/>
-          <w:iCs/>
-          <w:szCs w:val="24"/>
-          <w:vertAlign w:val="subscript"/>
-        </w:rPr>
-        <w:t>3</w:t>
-      </w:r>
-      <w:r>
-        <w:rPr>
-          <w:rFonts w:cs="Calibri Light"/>
-          <w:iCs/>
-          <w:szCs w:val="24"/>
-        </w:rPr>
-        <w:t xml:space="preserve"> values in each sample and a constant learning rate of 1.0. </w:t>
-      </w:r>
-      <w:proofErr w:type="spellStart"/>
-      <w:r>
-        <w:rPr>
-          <w:rFonts w:cs="Calibri Light"/>
-          <w:iCs/>
-          <w:szCs w:val="24"/>
-        </w:rPr>
-        <w:t>Adaboost</w:t>
-      </w:r>
-      <w:proofErr w:type="spellEnd"/>
-      <w:r>
-        <w:rPr>
-          <w:rFonts w:cs="Calibri Light"/>
-          <w:iCs/>
-          <w:szCs w:val="24"/>
-        </w:rPr>
-        <w:t xml:space="preserve"> was the least frequently used method across literature in Chapter II, and this project showed as such. It’s likely that the simplistic linear associations could not be determined with many samples due to variations with surface O</w:t>
-      </w:r>
-      <w:r>
-        <w:rPr>
-          <w:rFonts w:cs="Calibri Light"/>
-          <w:iCs/>
-          <w:szCs w:val="24"/>
-          <w:vertAlign w:val="subscript"/>
-        </w:rPr>
-        <w:t xml:space="preserve">3 </w:t>
-      </w:r>
-      <w:r>
-        <w:rPr>
-          <w:rFonts w:cs="Calibri Light"/>
-          <w:iCs/>
-          <w:szCs w:val="24"/>
-        </w:rPr>
-        <w:t>opposed to linearly co-funding features in G.O.A.T.2</w:t>
-      </w:r>
-      <w:r>
-        <w:rPr>
-          <w:rFonts w:cs="Calibri Light"/>
-          <w:iCs/>
-          <w:szCs w:val="24"/>
-        </w:rPr>
-        <w:t>4</w:t>
-      </w:r>
-      <w:r>
-        <w:rPr>
-          <w:rFonts w:cs="Calibri Light"/>
-          <w:iCs/>
-          <w:szCs w:val="24"/>
-        </w:rPr>
-        <w:t xml:space="preserve">. </w:t>
-      </w:r>
-      <w:r>
-        <w:rPr>
-          <w:rFonts w:cs="Calibri Light"/>
-          <w:iCs/>
-          <w:szCs w:val="24"/>
-        </w:rPr>
-        <w:t xml:space="preserve">Co-funding variables allowed for more deterministic variograms due to errors stemming from similar correlations as opposed to errors from positive and negatively correlated features. The least informative predictive dataset for ADA was MD with TD providing the most error </w:t>
-      </w:r>
-      <w:r>
-        <w:rPr>
-          <w:rFonts w:cs="Calibri Light"/>
-          <w:iCs/>
-          <w:szCs w:val="24"/>
-        </w:rPr>
-        <w:t>with</w:t>
-      </w:r>
-      <w:r>
-        <w:rPr>
-          <w:rFonts w:cs="Calibri Light"/>
-          <w:iCs/>
-          <w:szCs w:val="24"/>
-        </w:rPr>
-        <w:t xml:space="preserve"> RK</w:t>
-      </w:r>
-      <w:r>
-        <w:rPr>
-          <w:rFonts w:cs="Calibri Light"/>
-          <w:iCs/>
-          <w:szCs w:val="24"/>
-        </w:rPr>
-        <w:t xml:space="preserve"> enhancements</w:t>
-      </w:r>
-      <w:r>
-        <w:rPr>
-          <w:rFonts w:cs="Calibri Light"/>
-          <w:iCs/>
-          <w:szCs w:val="24"/>
-        </w:rPr>
-        <w:t xml:space="preserve">. </w:t>
-      </w:r>
-    </w:p>
-    <w:p>
-      <w:pPr>
-        <w:ind w:firstLine="720"/>
-        <w:rPr>
-          <w:rFonts w:cs="Calibri Light"/>
-          <w:iCs/>
-          <w:szCs w:val="24"/>
-        </w:rPr>
-      </w:pPr>
-      <w:r>
-        <w:rPr>
-          <w:rFonts w:cs="Calibri Light"/>
-          <w:iCs/>
-          <w:szCs w:val="24"/>
-        </w:rPr>
-        <w:t xml:space="preserve">This dataset likely performed the best </w:t>
-      </w:r>
-      <w:r>
-        <w:rPr>
-          <w:rFonts w:cs="Calibri Light"/>
-          <w:iCs/>
-          <w:szCs w:val="24"/>
-        </w:rPr>
-        <w:t xml:space="preserve">with G.O.A.T.24 due </w:t>
-      </w:r>
-      <w:r>
-        <w:rPr>
-          <w:rFonts w:cs="Calibri Light"/>
-          <w:iCs/>
-          <w:szCs w:val="24"/>
-        </w:rPr>
-        <w:t>to the high usage of features for determining an overall linear loss trend estimation.</w:t>
-      </w:r>
-      <w:r>
-        <w:rPr>
-          <w:rFonts w:cs="Calibri Light"/>
-          <w:iCs/>
-          <w:szCs w:val="24"/>
-        </w:rPr>
-        <w:t xml:space="preserve"> RK was not as effective with </w:t>
-      </w:r>
-      <w:r>
-        <w:rPr>
-          <w:rFonts w:cs="Calibri Light"/>
-          <w:iCs/>
-          <w:szCs w:val="24"/>
-        </w:rPr>
-        <w:t xml:space="preserve">ADA and </w:t>
-      </w:r>
-      <w:r>
-        <w:rPr>
-          <w:rFonts w:cs="Calibri Light"/>
-          <w:iCs/>
-          <w:szCs w:val="24"/>
-        </w:rPr>
-        <w:t xml:space="preserve">TD since the features used were a combination of </w:t>
-      </w:r>
-      <w:r>
-        <w:rPr>
-          <w:rFonts w:cs="Calibri Light"/>
-          <w:iCs/>
-          <w:szCs w:val="24"/>
-        </w:rPr>
-        <w:t>positive</w:t>
-      </w:r>
-      <w:r>
-        <w:rPr>
-          <w:rFonts w:cs="Calibri Light"/>
-          <w:iCs/>
-          <w:szCs w:val="24"/>
-        </w:rPr>
-        <w:t xml:space="preserve"> and negatively correlated features</w:t>
-      </w:r>
-      <w:r>
-        <w:rPr>
-          <w:rFonts w:cs="Calibri Light"/>
-          <w:iCs/>
-          <w:szCs w:val="24"/>
-        </w:rPr>
-        <w:t>. TD</w:t>
-      </w:r>
-      <w:r>
-        <w:rPr>
-          <w:rFonts w:cs="Calibri Light"/>
-          <w:iCs/>
-          <w:szCs w:val="24"/>
-        </w:rPr>
-        <w:t xml:space="preserve"> didn’t show as strong of a</w:t>
-      </w:r>
-      <w:r>
-        <w:rPr>
-          <w:rFonts w:cs="Calibri Light"/>
-          <w:iCs/>
-          <w:szCs w:val="24"/>
-        </w:rPr>
-        <w:t xml:space="preserve">n initial complex </w:t>
-      </w:r>
-      <w:r>
-        <w:rPr>
-          <w:rFonts w:cs="Calibri Light"/>
-          <w:iCs/>
-          <w:szCs w:val="24"/>
-        </w:rPr>
-        <w:t>trend</w:t>
-      </w:r>
-      <w:r>
-        <w:rPr>
-          <w:rFonts w:cs="Calibri Light"/>
-          <w:iCs/>
-          <w:szCs w:val="24"/>
-        </w:rPr>
-        <w:t xml:space="preserve">, having the second most error with ADA alone. </w:t>
-      </w:r>
-      <w:r>
-        <w:rPr>
-          <w:rFonts w:cs="Calibri Light"/>
-          <w:iCs/>
-          <w:szCs w:val="24"/>
-        </w:rPr>
-        <w:t>The best RMSE, MAE, MSE, MAPE, and R</w:t>
-      </w:r>
-      <w:r>
-        <w:rPr>
-          <w:rFonts w:cs="Calibri Light"/>
-          <w:iCs/>
-          <w:szCs w:val="24"/>
-          <w:vertAlign w:val="superscript"/>
-        </w:rPr>
-        <w:t>2</w:t>
-      </w:r>
-      <w:r>
-        <w:rPr>
-          <w:rFonts w:cs="Calibri Light"/>
-          <w:iCs/>
-          <w:szCs w:val="24"/>
-        </w:rPr>
-        <w:t xml:space="preserve"> correlation coefficient for ADA compared to ADARK using G.O.A.T.2</w:t>
-      </w:r>
-      <w:r>
-        <w:rPr>
-          <w:rFonts w:cs="Calibri Light"/>
-          <w:iCs/>
-          <w:szCs w:val="24"/>
-        </w:rPr>
-        <w:t>4</w:t>
-      </w:r>
-      <w:r>
-        <w:rPr>
-          <w:rFonts w:cs="Calibri Light"/>
-          <w:iCs/>
-          <w:szCs w:val="24"/>
-        </w:rPr>
-        <w:t>.</w:t>
-      </w:r>
-      <w:r>
-        <w:rPr>
-          <w:rFonts w:cs="Calibri Light"/>
-          <w:iCs/>
-          <w:szCs w:val="24"/>
-        </w:rPr>
-        <w:t xml:space="preserve"> </w:t>
-      </w:r>
-      <w:r>
-        <w:rPr>
-          <w:rFonts w:cs="Calibri Light"/>
-          <w:iCs/>
-          <w:szCs w:val="24"/>
-        </w:rPr>
-        <w:t>was 4.80 ppb, 3.63 ppb, 0.0231 ppb, 8.07%, and 0.79 versus 3.38 ppb, 2.53 ppb, 0.012 ppb, 5.61%, and 0.898364</w:t>
-      </w:r>
-      <w:r>
-        <w:rPr>
-          <w:rFonts w:cs="Calibri Light"/>
-          <w:iCs/>
-          <w:szCs w:val="24"/>
-        </w:rPr>
-        <w:t xml:space="preserve"> respectively</w:t>
-      </w:r>
-      <w:r>
-        <w:rPr>
-          <w:rFonts w:cs="Calibri Light"/>
-          <w:iCs/>
-          <w:szCs w:val="24"/>
-        </w:rPr>
-        <w:t>.</w:t>
-      </w:r>
-      <w:r>
-        <w:rPr>
-          <w:rFonts w:cs="Calibri Light"/>
-          <w:iCs/>
-          <w:szCs w:val="24"/>
-        </w:rPr>
-        <w:t xml:space="preserve"> In addition,</w:t>
-      </w:r>
-      <w:r>
-        <w:rPr>
-          <w:rFonts w:cs="Calibri Light"/>
-          <w:iCs/>
-          <w:szCs w:val="24"/>
-        </w:rPr>
-        <w:t xml:space="preserve"> </w:t>
-      </w:r>
-      <w:r>
-        <w:rPr>
-          <w:rFonts w:cs="Calibri Light"/>
-          <w:iCs/>
-          <w:szCs w:val="24"/>
-        </w:rPr>
-        <w:t>t</w:t>
-      </w:r>
-      <w:r>
-        <w:rPr>
-          <w:rFonts w:cs="Calibri Light"/>
-          <w:iCs/>
-          <w:szCs w:val="24"/>
-        </w:rPr>
-        <w:t xml:space="preserve">he overall maximum and minimum for ADA </w:t>
-      </w:r>
-      <w:r>
-        <w:rPr>
-          <w:rFonts w:cs="Calibri Light"/>
-          <w:iCs/>
-          <w:szCs w:val="24"/>
-        </w:rPr>
-        <w:t xml:space="preserve">was </w:t>
-      </w:r>
-      <w:r>
-        <w:rPr>
-          <w:rFonts w:cs="Calibri Light"/>
-          <w:iCs/>
-          <w:szCs w:val="24"/>
-        </w:rPr>
-        <w:t xml:space="preserve">furthest </w:t>
-      </w:r>
-      <w:r>
-        <w:rPr>
-          <w:rFonts w:cs="Calibri Light"/>
-          <w:iCs/>
-          <w:szCs w:val="24"/>
-        </w:rPr>
-        <w:t xml:space="preserve">from actual predictions with a max and </w:t>
-      </w:r>
-      <w:proofErr w:type="gramStart"/>
-      <w:r>
-        <w:rPr>
-          <w:rFonts w:cs="Calibri Light"/>
-          <w:iCs/>
-          <w:szCs w:val="24"/>
-        </w:rPr>
-        <w:t>min</w:t>
-      </w:r>
-      <w:proofErr w:type="gramEnd"/>
-      <w:r>
-        <w:rPr>
-          <w:rFonts w:cs="Calibri Light"/>
-          <w:iCs/>
-          <w:szCs w:val="24"/>
-        </w:rPr>
-        <w:t xml:space="preserve"> of </w:t>
-      </w:r>
-      <w:r>
-        <w:rPr>
-          <w:rFonts w:cs="Calibri Light"/>
-          <w:iCs/>
-          <w:szCs w:val="24"/>
-        </w:rPr>
-        <w:t>87.41 ppb ± 4.80 ppb and 10.37 ppb ± 4.80 ppb</w:t>
-      </w:r>
-      <w:r>
-        <w:rPr>
-          <w:rFonts w:cs="Calibri Light"/>
-          <w:iCs/>
-          <w:szCs w:val="24"/>
-        </w:rPr>
-        <w:t xml:space="preserve"> respectively. The </w:t>
-      </w:r>
-      <w:r>
-        <w:rPr>
-          <w:rFonts w:cs="Calibri Light"/>
-          <w:iCs/>
-          <w:szCs w:val="24"/>
-        </w:rPr>
-        <w:t>mean</w:t>
-      </w:r>
-      <w:r>
-        <w:rPr>
-          <w:rFonts w:cs="Calibri Light"/>
-          <w:iCs/>
-          <w:szCs w:val="24"/>
-        </w:rPr>
-        <w:t xml:space="preserve">, standard deviation, and median were also more spread out with </w:t>
-      </w:r>
-      <w:r>
-        <w:rPr>
-          <w:rFonts w:cs="Calibri Light"/>
-          <w:iCs/>
-          <w:szCs w:val="24"/>
-        </w:rPr>
-        <w:t>48.26 ppb</w:t>
-      </w:r>
-      <w:r>
-        <w:rPr>
-          <w:rFonts w:cs="Calibri Light"/>
-          <w:iCs/>
-          <w:szCs w:val="24"/>
-        </w:rPr>
-        <w:t xml:space="preserve"> respectively</w:t>
-      </w:r>
-      <w:r>
-        <w:rPr>
-          <w:rFonts w:cs="Calibri Light"/>
-          <w:iCs/>
-          <w:szCs w:val="24"/>
-        </w:rPr>
-        <w:t xml:space="preserve">. </w:t>
-      </w:r>
-      <w:r>
-        <w:rPr>
-          <w:rFonts w:cs="Calibri Light"/>
-          <w:iCs/>
-          <w:szCs w:val="24"/>
-        </w:rPr>
-        <w:t xml:space="preserve">ADA </w:t>
-      </w:r>
-      <w:r>
-        <w:rPr>
-          <w:rFonts w:cs="Calibri Light"/>
-          <w:iCs/>
-          <w:szCs w:val="24"/>
-        </w:rPr>
-        <w:t>from</w:t>
-      </w:r>
-      <w:r>
-        <w:rPr>
-          <w:rFonts w:cs="Calibri Light"/>
-          <w:iCs/>
-          <w:szCs w:val="24"/>
-        </w:rPr>
-        <w:t xml:space="preserve"> actual representations with a maximum of 89.58 ppb ± 3.38 ppb, minimum of 5.73 ppb ± 3.38 ppb, and mean value of 48.23 ppb ± 3.38 ppb.</w:t>
-      </w:r>
-    </w:p>
-    <w:p>
-      <w:pPr>
-        <w:jc w:val="center"/>
-        <w:rPr>
-          <w:rFonts w:cs="Calibri Light"/>
-          <w:iCs/>
-          <w:szCs w:val="24"/>
-        </w:rPr>
-      </w:pPr>
-      <w:r>
-        <w:rPr>
-          <w:rFonts w:cs="Calibri Light"/>
-          <w:iCs/>
-          <w:szCs w:val="24"/>
-        </w:rPr>
-        <w:t>V.2.2. Gradient Boost</w:t>
-      </w:r>
-    </w:p>
-    <w:p>
-      <w:pPr>
-        <w:ind w:firstLine="720"/>
-        <w:rPr>
-          <w:rFonts w:cs="Calibri Light"/>
-          <w:iCs/>
-          <w:szCs w:val="24"/>
-        </w:rPr>
-      </w:pPr>
-      <w:r>
-        <w:rPr>
-          <w:rFonts w:cs="Calibri Light"/>
-          <w:iCs/>
-          <w:szCs w:val="24"/>
-        </w:rPr>
-        <w:t>The best application of Gradient Boosting (GB) yielded a tolerance of 0.0001, maximum number of 366 estimators with no limitation to sampling size. It was trained to minimize absolute error with a learning rate of 0.01 and no additional regularization weights. GB performed the best when trained to sample across yearly bins. This likely worked well due to proper incorporation of linear temporal aspects. Despite minimally increased overall percent accuracy by incorporating RK modelled uncertainty, the upper and lower estimates of the overall tendencies during high and low O</w:t>
-      </w:r>
-      <w:r>
-        <w:rPr>
-          <w:rFonts w:cs="Calibri Light"/>
-          <w:iCs/>
-          <w:szCs w:val="24"/>
-          <w:vertAlign w:val="subscript"/>
-        </w:rPr>
-        <w:t>3</w:t>
-      </w:r>
-      <w:r>
-        <w:rPr>
-          <w:rFonts w:cs="Calibri Light"/>
-          <w:iCs/>
-          <w:szCs w:val="24"/>
-        </w:rPr>
-        <w:t xml:space="preserve"> seasons were estimated closer to the know trend at each monitor. In addition, the low usage of features from TD and trends across the AOI </w:t>
+        <w:t xml:space="preserve">The best </w:t>
+      </w:r>
+      <w:r>
+        <w:rPr>
+          <w:rFonts w:cs="Calibri Light"/>
+          <w:iCs/>
+          <w:szCs w:val="24"/>
+        </w:rPr>
+        <w:t>model</w:t>
+      </w:r>
+      <w:r>
+        <w:rPr>
+          <w:rFonts w:cs="Calibri Light"/>
+          <w:iCs/>
+          <w:szCs w:val="24"/>
+        </w:rPr>
+        <w:t xml:space="preserve"> mentioned in V.2 was </w:t>
+      </w:r>
+      <w:r>
+        <w:rPr>
+          <w:rFonts w:cs="Calibri Light"/>
+          <w:iCs/>
+          <w:szCs w:val="24"/>
+        </w:rPr>
+        <w:t>X</w:t>
+      </w:r>
+      <w:r>
+        <w:rPr>
+          <w:rFonts w:cs="Calibri Light"/>
+          <w:iCs/>
+          <w:szCs w:val="24"/>
+        </w:rPr>
+        <w:t xml:space="preserve">GBRK </w:t>
+      </w:r>
+      <w:r>
+        <w:rPr>
+          <w:rFonts w:cs="Calibri Light"/>
+          <w:iCs/>
+          <w:szCs w:val="24"/>
+        </w:rPr>
+        <w:t xml:space="preserve">using TD features. Across all models, trends were better associated with the known value and overall </w:t>
       </w:r>
       <w:r>
         <w:rPr>
@@ -5683,1614 +5716,7 @@
           <w:szCs w:val="24"/>
         </w:rPr>
         <w:lastRenderedPageBreak/>
-        <w:t xml:space="preserve">likely had greater trends across yearly samples. Increasing the parameters of the geo-field to include as many possible monitors would likely benefit the overall model, as consistent with </w:t>
-      </w:r>
-      <w:r>
-        <w:rPr>
-          <w:rFonts w:cs="Calibri Light"/>
-          <w:iCs/>
-          <w:szCs w:val="24"/>
-        </w:rPr>
-        <w:fldChar w:fldCharType="begin"/>
-      </w:r>
-      <w:r>
-        <w:rPr>
-          <w:rFonts w:cs="Calibri Light"/>
-          <w:iCs/>
-          <w:szCs w:val="24"/>
-        </w:rPr>
-        <w:instrText xml:space="preserve"> ADDIN ZOTERO_ITEM CSL_CITATION {"citationID":"EqwYVx98","properties":{"formattedCitation":"(Goodchild 2011)","plainCitation":"(Goodchild 2011)","noteIndex":0},"citationItems":[{"id":12478,"uris":["http://zotero.org/users/15391371/items/ZJYSAF3N"],"itemData":{"id":12478,"type":"article-journal","container-title":"Geomorphology","DOI":"10.1016/j.geomorph.2010.10.004","ISSN":"0169-555X","issue":"1-2","language":"en","license":"https://www.elsevier.com/tdm/userlicense/1.0/","note":"publisher: Elsevier BV","page":"5-9","source":"Crossref","title":"Scale in GIS: An overview","title-short":"Scale in GIS","volume":"130","author":[{"family":"Goodchild","given":"Michael F."}],"issued":{"date-parts":[["2011",7]]}}}],"schema":"https://github.com/citation-style-language/schema/raw/master/csl-citation.json"} </w:instrText>
-      </w:r>
-      <w:r>
-        <w:rPr>
-          <w:rFonts w:cs="Calibri Light"/>
-          <w:iCs/>
-          <w:szCs w:val="24"/>
-        </w:rPr>
-        <w:fldChar w:fldCharType="separate"/>
-      </w:r>
-      <w:r>
-        <w:rPr>
-          <w:iCs/>
-          <w:szCs w:val="24"/>
-        </w:rPr>
-        <w:t>(Goodchild 2011)</w:t>
-      </w:r>
-      <w:r>
-        <w:rPr>
-          <w:rFonts w:cs="Calibri Light"/>
-          <w:iCs/>
-          <w:szCs w:val="24"/>
-        </w:rPr>
-        <w:fldChar w:fldCharType="end"/>
-      </w:r>
-      <w:r>
-        <w:rPr>
-          <w:rFonts w:cs="Calibri Light"/>
-          <w:iCs/>
-          <w:szCs w:val="24"/>
-        </w:rPr>
-        <w:t xml:space="preserve"> and numerous other sources using point-sourced corrections for imagery e.g. </w:t>
-      </w:r>
-      <w:r>
-        <w:rPr>
-          <w:rFonts w:cs="Calibri Light"/>
-          <w:iCs/>
-          <w:szCs w:val="24"/>
-        </w:rPr>
-        <w:fldChar w:fldCharType="begin"/>
-      </w:r>
-      <w:r>
-        <w:rPr>
-          <w:rFonts w:cs="Calibri Light"/>
-          <w:iCs/>
-          <w:szCs w:val="24"/>
-        </w:rPr>
-        <w:instrText xml:space="preserve"> ADDIN ZOTERO_ITEM CSL_CITATION {"citationID":"mFXw8xz9","properties":{"formattedCitation":"(Adeeb and Shooter 2004; Cavaliere et al. 2023; Ionascu et al. 2021; Pires et al. 2008)","plainCitation":"(Adeeb and Shooter 2004; Cavaliere et al. 2023; Ionascu et al. 2021; Pires et al. 2008)","noteIndex":0},"citationItems":[{"id":9384,"uris":["http://zotero.org/users/15391371/items/GNR7KMMP"],"itemData":{"id":9384,"type":"article-journal","abstract":"A study has been performed on the characteristics and behavior of surface ozone concentrations at four monitoring sites in Auckland, New Zealand (37degreesS, 174.8degreesE) for a four-year period (October 1997-October 2001). One monitoring site (rural) was located upwind of the Auckland urban complex, a second downwind (rural-coastal), and a third within the urban area, while the fourth was an elevated urban-city site located 250 m up the Sky Tower in the central city. In contrast to the high elevation site, the diurnal behaviour of ozone at the three low elevation sites followed a typical solar radiation cycle with high ozone during the day and low nocturnal values. The effect of NOx, titration was distinct at the urban sites. There was also a seasonal variability in the measured ozone levels with high concentrations in spring and a significant summer minimum. The observed surface ozone concentrations in Auckland were significantly lower than other cities of the world, although a potential for high oxidant formation existed. Observed ozone episodes appear to have been either generated locally or the precursors transported via the prevailing southwest wind. A unique feature of Auckland's air quality is the dilution of polluted city air due to the mixing of east-coast air into the clean west-coast circulation leading to the overall lower average concentrations in summer. A second feature is the potential interaction between sea salt particles and ozone that may provide an additional ozone loss mechanism.","archive_location":"WOS:000221619700012","container-title":"ENVIRONMENTAL MONITORING AND ASSESSMENT","DOI":"10.1023/B:EMAS.0000029904.28706.c0","ISSN":"0167-6369","issue":"1-3","page":"201-220","title":"Variation of surface ozone in the ambient air of Auckland, New Zealand","volume":"95","author":[{"family":"Adeeb","given":"F"},{"family":"Shooter","given":"D"}],"issued":{"date-parts":[["2004",7]]}}},{"id":11132,"uris":["http://zotero.org/users/15391371/items/EEEATZL8"],"itemData":{"id":11132,"type":"article-journal","abstract":"A pre-deployment calibration and a field validation of two low-cost (LC) stations equipped with O3 and NO(2 )metal oxide sensors were addressed. Pre-deployment calibration was performed after developing and implementing a comprehensive calibration framework including several supervised learning models, such as univariate linear and non-linear algorithms, and multiple linear and non-linear algorithms. Univariate linear models included linear and robust regression, while univariate non-linear models included a support vector machine, random forest, and gradient boosting. Multiple models consisted of both parametric and non-parametric algorithms. Internal temperature, relative humidity, and gaseous interference compounds proved to be the most suitable predictors for multiple models, as they helped effectively mitigate the impact of environmental conditions and pollutant cross-sensitivity on sensor accuracy. A feature analysis, implementing dominance analysis, feature permutations, and the SHapley Additive exPlanations method, was also performed to provide further insight into the role played by each individual predictor and its impact on sensor performances. This study demonstrated that while multiple random forest (MRF) returned a higher accuracy than multiple linear regression (MLR), it did not accurately represent physical models beyond the pre-deployment calibration dataset, so a linear approach may overall be a more suitable solution. Furthermore, as well as being less computationally demanding and generally more suitable for non-experts, parametric models such as MLR have a defined equation that also includes a few parameters, which allows easy adjustments for possible changes over time. Thus, drift correction or periodic automatable recalibration operations can be easily scheduled, which is particularly relevant for NO2 and O3 metal oxide sensors. As demonstrated in this study, they performed well with the same linear model form but required unique parameter values due to intersensor variability.","archive_location":"WOS:001162338400001","container-title":"ATMOSPHERIC MEASUREMENT TECHNIQUES","DOI":"10.5194/amt-16-4723-2023","ISSN":"1867-1381","issue":"20","page":"4723-4740","title":"Development of low-cost air quality stations for next-generation monitoring networks: calibration and validation of NO2 and O3 sensors","volume":"16","author":[{"family":"Cavaliere","given":"A"},{"family":"Brilli","given":"L"},{"family":"Andreini","given":"BP"},{"family":"Carotenuto","given":"F"},{"family":"Gioli","given":"B"},{"family":"Giordano","given":"T"},{"family":"Stefanelli","given":"M"},{"family":"Vagnoli","given":"C"},{"family":"Zaldei","given":"A"},{"family":"Gualtieri","given":"G"}],"issued":{"date-parts":[["2023",10,20]]}}},{"id":10284,"uris":["http://zotero.org/users/15391371/items/WF2Z393S"],"itemData":{"id":10284,"type":"article-journal","abstract":"During the last decade, extensive research has been carried out on the subject of low-cost sensor platforms for air quality monitoring. A key aspect when deploying such systems is the quality of the measured data. Calibration is especially important to improve the data quality of low-cost air monitoring devices. The measured data quality must comply with regulations issued by national or international authorities in order to be used for regulatory purposes. This work discusses the challenges and methods suitable for calibrating a low-cost sensor platform developed by our group, Airify, that has a unit cost five times less expensive than the state-of-the-art solutions (approximately euro1000). The evaluated platform can integrate a wide variety of sensors capable of measuring up to 12 parameters, including the regulatory pollutants defined in the European Directive. In this work, we developed new calibration models (multivariate linear regression and random forest) and evaluated their effectiveness in meeting the data quality objective (DQO) for the following parameters: carbon monoxide (CO), ozone (O-3), and nitrogen dioxide (NO2). The experimental results show that the proposed calibration managed an improvement of 12% for the CO and O-3 gases and a similar accuracy for the NO2 gas compared to similar state-of-the-art studies. The evaluated parameters had different calibration accuracies due to the non-identical levels of gas concentration at which the sensors were exposed during the model's training phase. After the calibration algorithms were applied to the evaluated platform, its performance met the DQO criteria despite the overall low price level of the platform.","archive_location":"WOS:000743308100001","container-title":"SENSORS","DOI":"10.3390/s21237977","ISSN":"1424-8220","issue":"23","title":"Calibration of CO, NO2, and O3 Using Airify: A Low-Cost Sensor Cluster for Air Quality Monitoring","volume":"21","author":[{"family":"Ionascu","given":"ME"},{"family":"Castell","given":"N"},{"family":"Boncalo","given":"O"},{"family":"Schneider","given":"P"},{"family":"Darie","given":"M"},{"family":"Marcu","given":"M"}],"issued":{"date-parts":[["2021",12]]}}},{"id":10088,"uris":["http://zotero.org/users/15391371/items/BAPPVPIF"],"itemData":{"id":10088,"type":"article-journal","abstract":"The aim of this study was to evaluate the performance of two statistical methods, principal component analysis (PCA) and cluster analysis (CA), for the management of air quality monitoring network (AQMN) of Oporto Metropolitan Area (Oporto-MA). The specific objectives were: (i) to identify city areas with similar air pollution behaviours; and (ii) to locate emission sources. The statistical methods were applied to the mass concentrations of carbon monoxide (CO), nitrogen dioxide (NO2) and ozone (O-3), collected in the AQMN of Oporto-MA from January 2003 to December 2005.\nIt was demonstrated that for each pollutant the monitoring sites are grouped into different classes based on their air pollution behaviour. The sites were divided: (i) into three different groups for CO and for NO2 and (ii) into two groups for O-3. It was also found that several monitoring sites covered city areas characterized by the same specific air pollution behaviour, suggesting then an ineffective management of the air quality-monitoring system. The redundant equipment should be transferred to other monitoring sites allowing enlargement of the monitored area. The conclusions obtained with the statistical methods were supported by the location of main emission sources through the analysis of the wind direction. Four main emission sources of CO and NO2 were located. Additionally, it was concluded that the sea wind had an important contribution towards the increase in the O-3 concentration. For all pollutants, two sites were always coupled in one group due to the different air pollution behaviour presented in the analysed period. (C) 2007 Elsevier Ltd. All rights reserved.","archive_location":"WOS:000254219800016","container-title":"ATMOSPHERIC ENVIRONMENT","DOI":"10.1016/j.atmosenv.2007.10.041","ISSN":"1352-2310","issue":"6","page":"1261-1274","title":"Management of air quality monitoring using principal component and cluster analysis -: Part II:: CO, NO2 and O3","volume":"42","author":[{"family":"Pires","given":"JCM"},{"family":"Sousa","given":"SIV"},{"family":"Pereira","given":"MC"},{"family":"Alvim-Ferraz","given":"MCM"},{"family":"Martins","given":"FG"}],"issued":{"date-parts":[["2008",2]]}}}],"schema":"https://github.com/citation-style-language/schema/raw/master/csl-citation.json"} </w:instrText>
-      </w:r>
-      <w:r>
-        <w:rPr>
-          <w:rFonts w:cs="Calibri Light"/>
-          <w:iCs/>
-          <w:szCs w:val="24"/>
-        </w:rPr>
-        <w:fldChar w:fldCharType="separate"/>
-      </w:r>
-      <w:r>
-        <w:rPr>
-          <w:iCs/>
-          <w:szCs w:val="24"/>
-        </w:rPr>
-        <w:t>(Adeeb and Shooter 2004; Cavaliere et al. 2023; Ionascu et al. 2021; Pires et al. 2008)</w:t>
-      </w:r>
-      <w:r>
-        <w:rPr>
-          <w:rFonts w:cs="Calibri Light"/>
-          <w:iCs/>
-          <w:szCs w:val="24"/>
-        </w:rPr>
-        <w:fldChar w:fldCharType="end"/>
-      </w:r>
-      <w:r>
-        <w:rPr>
-          <w:rFonts w:cs="Calibri Light"/>
-          <w:iCs/>
-          <w:szCs w:val="24"/>
-        </w:rPr>
-        <w:t xml:space="preserve"> to name a few.</w:t>
-      </w:r>
-      <w:r>
-        <w:rPr>
-          <w:rFonts w:cs="Calibri Light"/>
-          <w:iCs/>
-          <w:szCs w:val="24"/>
-        </w:rPr>
-        <w:t xml:space="preserve"> </w:t>
-      </w:r>
-      <w:r>
-        <w:rPr>
-          <w:rFonts w:cs="Calibri Light"/>
-          <w:iCs/>
-          <w:szCs w:val="24"/>
-        </w:rPr>
-        <w:t>The best RMSE, MAE, MSE, MAPE, and R</w:t>
-      </w:r>
-      <w:r>
-        <w:rPr>
-          <w:rFonts w:cs="Calibri Light"/>
-          <w:iCs/>
-          <w:szCs w:val="24"/>
-          <w:vertAlign w:val="superscript"/>
-        </w:rPr>
-        <w:t>2</w:t>
-      </w:r>
-      <w:r>
-        <w:rPr>
-          <w:rFonts w:cs="Calibri Light"/>
-          <w:iCs/>
-          <w:szCs w:val="24"/>
-        </w:rPr>
-        <w:t xml:space="preserve"> correlation coefficient for ADA compared to ADARK using G.O.A.T.2</w:t>
-      </w:r>
-      <w:r>
-        <w:rPr>
-          <w:rFonts w:cs="Calibri Light"/>
-          <w:iCs/>
-          <w:szCs w:val="24"/>
-        </w:rPr>
-        <w:t>4</w:t>
-      </w:r>
-      <w:r>
-        <w:rPr>
-          <w:rFonts w:cs="Calibri Light"/>
-          <w:iCs/>
-          <w:szCs w:val="24"/>
-        </w:rPr>
-        <w:t>.</w:t>
-      </w:r>
-      <w:r>
-        <w:rPr>
-          <w:rFonts w:cs="Calibri Light"/>
-          <w:iCs/>
-          <w:szCs w:val="24"/>
-        </w:rPr>
-        <w:t xml:space="preserve"> </w:t>
-      </w:r>
-      <w:r>
-        <w:rPr>
-          <w:rFonts w:cs="Calibri Light"/>
-          <w:iCs/>
-          <w:szCs w:val="24"/>
-        </w:rPr>
-        <w:t>was 4.80 ppb, 3.63 ppb, 0.0231 ppb, 8.07%, and 0.79 versus 3.38 ppb, 2.53 ppb, 0.012 ppb, 5.61%, and 0.898364</w:t>
-      </w:r>
-      <w:r>
-        <w:rPr>
-          <w:rFonts w:cs="Calibri Light"/>
-          <w:iCs/>
-          <w:szCs w:val="24"/>
-        </w:rPr>
-        <w:t xml:space="preserve"> respectively</w:t>
-      </w:r>
-      <w:r>
-        <w:rPr>
-          <w:rFonts w:cs="Calibri Light"/>
-          <w:iCs/>
-          <w:szCs w:val="24"/>
-        </w:rPr>
-        <w:t>.</w:t>
-      </w:r>
-      <w:r>
-        <w:rPr>
-          <w:rFonts w:cs="Calibri Light"/>
-          <w:iCs/>
-          <w:szCs w:val="24"/>
-        </w:rPr>
-        <w:t xml:space="preserve"> In addition,</w:t>
-      </w:r>
-      <w:r>
-        <w:rPr>
-          <w:rFonts w:cs="Calibri Light"/>
-          <w:iCs/>
-          <w:szCs w:val="24"/>
-        </w:rPr>
-        <w:t xml:space="preserve"> </w:t>
-      </w:r>
-      <w:r>
-        <w:rPr>
-          <w:rFonts w:cs="Calibri Light"/>
-          <w:iCs/>
-          <w:szCs w:val="24"/>
-        </w:rPr>
-        <w:t>t</w:t>
-      </w:r>
-      <w:r>
-        <w:rPr>
-          <w:rFonts w:cs="Calibri Light"/>
-          <w:iCs/>
-          <w:szCs w:val="24"/>
-        </w:rPr>
-        <w:t>he overall maximum and minimum for ADA was 87.41 ppb ± 4.80 ppb and 10.37 ppb ± 4.80 ppb, with a mean of 48.26 ppb. XGBRK was closer to actual representations with a maximum of 89.58 ppb ± 3.38 ppb, minimum of 5.73 ppb ± 3.38 ppb, and mean value of 48.23 ppb ± 3.38 ppb.</w:t>
-      </w:r>
-    </w:p>
-    <w:p>
-      <w:pPr>
-        <w:jc w:val="center"/>
-        <w:rPr>
-          <w:rFonts w:cs="Calibri Light"/>
-          <w:iCs/>
-          <w:szCs w:val="24"/>
-        </w:rPr>
-      </w:pPr>
-      <w:r>
-        <w:rPr>
-          <w:rFonts w:cs="Calibri Light"/>
-          <w:iCs/>
-          <w:szCs w:val="24"/>
-        </w:rPr>
-        <w:t>V.2.3. Extreme Gradient Boost</w:t>
-      </w:r>
-    </w:p>
-    <w:p>
-      <w:pPr>
-        <w:ind w:firstLine="720"/>
-        <w:rPr>
-          <w:rFonts w:cs="Calibri Light"/>
-          <w:iCs/>
-          <w:szCs w:val="24"/>
-        </w:rPr>
-      </w:pPr>
-      <w:r>
-        <w:rPr>
-          <w:rFonts w:cs="Calibri Light"/>
-          <w:iCs/>
-          <w:szCs w:val="24"/>
-        </w:rPr>
-        <w:t>Extreme Gradient Boosting (XGB) emerged as one of the most consistent and high-performing models across nearly all datasets. Its configuration favored the same high number of estimators as GB with 450, but a more moderate learning rate (~0.09). XGB effectively learned complex non-linear relationships in O</w:t>
-      </w:r>
-      <w:r>
-        <w:rPr>
-          <w:rFonts w:ascii="Cambria Math" w:hAnsi="Cambria Math" w:cs="Cambria Math"/>
-          <w:iCs/>
-          <w:szCs w:val="24"/>
-        </w:rPr>
-        <w:t>₃</w:t>
-      </w:r>
-      <w:r>
-        <w:rPr>
-          <w:rFonts w:cs="Calibri Light"/>
-          <w:iCs/>
-          <w:szCs w:val="24"/>
-        </w:rPr>
-        <w:t xml:space="preserve"> data and excelled particularly under TD and GOAT 25 features, achieving low overall error across each metric. Total errors ranging from 7.64% to 8.45% were reduced to 5.62% to 5.95% respectively. In addition, its adaptability to both theoretical simulations and high-feature datasets were better by itself, further corrected by RK error additions. The use of the ‘</w:t>
-      </w:r>
-      <w:proofErr w:type="spellStart"/>
-      <w:r>
-        <w:rPr>
-          <w:rFonts w:cs="Calibri Light"/>
-          <w:iCs/>
-          <w:szCs w:val="24"/>
-        </w:rPr>
-        <w:t>lossguide</w:t>
-      </w:r>
-      <w:proofErr w:type="spellEnd"/>
-      <w:r>
-        <w:rPr>
-          <w:rFonts w:cs="Calibri Light"/>
-          <w:iCs/>
-          <w:szCs w:val="24"/>
-        </w:rPr>
-        <w:t xml:space="preserve">' grow policy allowed it to build deeper trees selectively, optimizing splits where the data was most informative. Overall, </w:t>
-      </w:r>
-      <w:proofErr w:type="spellStart"/>
-      <w:r>
-        <w:rPr>
-          <w:rFonts w:cs="Calibri Light"/>
-          <w:iCs/>
-          <w:szCs w:val="24"/>
-        </w:rPr>
-        <w:t>XGBoost</w:t>
-      </w:r>
-      <w:proofErr w:type="spellEnd"/>
-      <w:r>
-        <w:rPr>
-          <w:rFonts w:cs="Calibri Light"/>
-          <w:iCs/>
-          <w:szCs w:val="24"/>
-        </w:rPr>
-        <w:t xml:space="preserve"> proved especially valuable for applications where both feature richness and spatial-temporal variance were prominent like MD and TD. The best RMSE, MAE, MSE, MAPE, and R</w:t>
-      </w:r>
-      <w:r>
-        <w:rPr>
-          <w:rFonts w:cs="Calibri Light"/>
-          <w:iCs/>
-          <w:szCs w:val="24"/>
-          <w:vertAlign w:val="superscript"/>
-        </w:rPr>
-        <w:t>2</w:t>
-      </w:r>
-      <w:r>
-        <w:rPr>
-          <w:rFonts w:cs="Calibri Light"/>
-          <w:iCs/>
-          <w:szCs w:val="24"/>
-        </w:rPr>
-        <w:t xml:space="preserve"> correlation coefficient for XBG compared to XGBRK using MD was 4.80 ppb, 3.63 ppb, 0.0231 ppb, 8.07%, and 0.79 versus 3.38 ppb, 2.53 ppb, 0.012 ppb, 5.61%, and 0.898364. The overall maximum and minimum for XGB was 87.41 ppb ± 4.80 ppb and 10.37 ppb ± 4.80 ppb, with a mean of 48.26 ppb. XGBRK was closer to actual representations with a maximum of 89.58 ppb ± 3.38 ppb, minimum of 5.73 ppb ± 3.38 ppb, and mean value of 48.23 ppb ± 3.38 ppb. MD was the best predictive dataset for XGBRK.</w:t>
-      </w:r>
-    </w:p>
-    <w:p>
-      <w:pPr>
-        <w:jc w:val="center"/>
-        <w:rPr>
-          <w:rFonts w:cs="Calibri Light"/>
-          <w:szCs w:val="24"/>
-        </w:rPr>
-      </w:pPr>
-      <w:r>
-        <w:rPr>
-          <w:rFonts w:cs="Calibri Light"/>
-          <w:szCs w:val="24"/>
-        </w:rPr>
-        <w:t>V.2.4. Random Forest</w:t>
-      </w:r>
-    </w:p>
-    <w:p>
-      <w:pPr>
-        <w:ind w:firstLine="720"/>
-        <w:rPr>
-          <w:rFonts w:cs="Calibri Light"/>
-          <w:iCs/>
-          <w:szCs w:val="24"/>
-        </w:rPr>
-      </w:pPr>
-      <w:r>
-        <w:rPr>
-          <w:rFonts w:cs="Calibri Light"/>
-          <w:iCs/>
-          <w:szCs w:val="24"/>
-        </w:rPr>
-        <w:t xml:space="preserve">Random Forest consistently produced some of the lowest error rates, especially under the Historical and Theory datasets, where it achieved an MAE as low as 1.19 ppb and a minimal RMSE of 1.56 under the </w:t>
-      </w:r>
-      <w:proofErr w:type="spellStart"/>
-      <w:r>
-        <w:rPr>
-          <w:rFonts w:cs="Calibri Light"/>
-          <w:iCs/>
-          <w:szCs w:val="24"/>
-        </w:rPr>
-        <w:t>SMaRK</w:t>
-      </w:r>
-      <w:proofErr w:type="spellEnd"/>
-      <w:r>
-        <w:rPr>
-          <w:rFonts w:cs="Calibri Light"/>
-          <w:iCs/>
-          <w:szCs w:val="24"/>
-        </w:rPr>
-        <w:t xml:space="preserve"> methodology. Its effectiveness with relatively simple tuning — 70 trees and unrestricted depth — shows its innate strength as a bagging ensemble method that averages over diverse trees to reduce variance. The model excelled in datasets with more regular patterns and low noise, suggesting that it captures core linear and mildly non-linear patterns well. Importantly, Random Forest showed exceptional robustness under the </w:t>
-      </w:r>
-      <w:proofErr w:type="spellStart"/>
-      <w:r>
-        <w:rPr>
-          <w:rFonts w:cs="Calibri Light"/>
-          <w:iCs/>
-          <w:szCs w:val="24"/>
-        </w:rPr>
-        <w:t>SMaRK</w:t>
-      </w:r>
-      <w:proofErr w:type="spellEnd"/>
-      <w:r>
-        <w:rPr>
-          <w:rFonts w:cs="Calibri Light"/>
-          <w:iCs/>
-          <w:szCs w:val="24"/>
-        </w:rPr>
-        <w:t xml:space="preserve"> framework, maintaining stable performance even with spatial uncertainty and reduced training bias. Its ability to adapt without overfitting, even when regularization was absent, highlights its strength as a general-purpose model for </w:t>
-      </w:r>
-      <w:r>
-        <w:rPr>
-          <w:rFonts w:cs="Calibri Light"/>
-          <w:iCs/>
-          <w:szCs w:val="24"/>
-        </w:rPr>
-        <w:lastRenderedPageBreak/>
-        <w:t>environmental monitoring and point-source estimation tasks. This balance of accuracy and stability makes it a practical choice for operational forecasting systems.</w:t>
-      </w:r>
-      <w:r>
-        <w:rPr>
-          <w:rFonts w:cs="Calibri Light"/>
-          <w:iCs/>
-          <w:szCs w:val="24"/>
-        </w:rPr>
-        <w:t xml:space="preserve"> </w:t>
-      </w:r>
-      <w:r>
-        <w:rPr>
-          <w:rFonts w:cs="Calibri Light"/>
-          <w:iCs/>
-          <w:szCs w:val="24"/>
-        </w:rPr>
-        <w:t>The best RMSE, MAE, MSE, MAPE, and R</w:t>
-      </w:r>
-      <w:r>
-        <w:rPr>
-          <w:rFonts w:cs="Calibri Light"/>
-          <w:iCs/>
-          <w:szCs w:val="24"/>
-          <w:vertAlign w:val="superscript"/>
-        </w:rPr>
-        <w:t>2</w:t>
-      </w:r>
-      <w:r>
-        <w:rPr>
-          <w:rFonts w:cs="Calibri Light"/>
-          <w:iCs/>
-          <w:szCs w:val="24"/>
-        </w:rPr>
-        <w:t xml:space="preserve"> correlation coefficient for ADA compared to ADARK using G.O.A.T.2</w:t>
-      </w:r>
-      <w:r>
-        <w:rPr>
-          <w:rFonts w:cs="Calibri Light"/>
-          <w:iCs/>
-          <w:szCs w:val="24"/>
-        </w:rPr>
-        <w:t>4</w:t>
-      </w:r>
-      <w:r>
-        <w:rPr>
-          <w:rFonts w:cs="Calibri Light"/>
-          <w:iCs/>
-          <w:szCs w:val="24"/>
-        </w:rPr>
-        <w:t>.</w:t>
-      </w:r>
-      <w:r>
-        <w:rPr>
-          <w:rFonts w:cs="Calibri Light"/>
-          <w:iCs/>
-          <w:szCs w:val="24"/>
-        </w:rPr>
-        <w:t xml:space="preserve"> </w:t>
-      </w:r>
-      <w:r>
-        <w:rPr>
-          <w:rFonts w:cs="Calibri Light"/>
-          <w:iCs/>
-          <w:szCs w:val="24"/>
-        </w:rPr>
-        <w:t>was 4.80 ppb, 3.63 ppb, 0.0231 ppb, 8.07%, and 0.79 versus 3.38 ppb, 2.53 ppb, 0.012 ppb, 5.61%, and 0.898364</w:t>
-      </w:r>
-      <w:r>
-        <w:rPr>
-          <w:rFonts w:cs="Calibri Light"/>
-          <w:iCs/>
-          <w:szCs w:val="24"/>
-        </w:rPr>
-        <w:t xml:space="preserve"> respectively</w:t>
-      </w:r>
-      <w:r>
-        <w:rPr>
-          <w:rFonts w:cs="Calibri Light"/>
-          <w:iCs/>
-          <w:szCs w:val="24"/>
-        </w:rPr>
-        <w:t>.</w:t>
-      </w:r>
-      <w:r>
-        <w:rPr>
-          <w:rFonts w:cs="Calibri Light"/>
-          <w:iCs/>
-          <w:szCs w:val="24"/>
-        </w:rPr>
-        <w:t xml:space="preserve"> In addition,</w:t>
-      </w:r>
-      <w:r>
-        <w:rPr>
-          <w:rFonts w:cs="Calibri Light"/>
-          <w:iCs/>
-          <w:szCs w:val="24"/>
-        </w:rPr>
-        <w:t xml:space="preserve"> </w:t>
-      </w:r>
-      <w:r>
-        <w:rPr>
-          <w:rFonts w:cs="Calibri Light"/>
-          <w:iCs/>
-          <w:szCs w:val="24"/>
-        </w:rPr>
-        <w:t>t</w:t>
-      </w:r>
-      <w:r>
-        <w:rPr>
-          <w:rFonts w:cs="Calibri Light"/>
-          <w:iCs/>
-          <w:szCs w:val="24"/>
-        </w:rPr>
-        <w:t>he overall maximum and minimum for ADA was 87.41 ppb ± 4.80 ppb and 10.37 ppb ± 4.80 ppb, with a mean of 48.26 ppb. XGBRK was closer to actual representations with a maximum of 89.58 ppb ± 3.38 ppb, minimum of 5.73 ppb ± 3.38 ppb, and mean value of 48.23 ppb ± 3.38 ppb.</w:t>
-      </w:r>
-    </w:p>
-    <w:p>
-      <w:pPr>
-        <w:jc w:val="center"/>
-        <w:rPr>
-          <w:rFonts w:cs="Calibri Light"/>
-          <w:szCs w:val="24"/>
-        </w:rPr>
-      </w:pPr>
-      <w:r>
-        <w:rPr>
-          <w:rFonts w:cs="Calibri Light"/>
-          <w:szCs w:val="24"/>
-        </w:rPr>
-        <w:t>V.2.5. Multi-Layered Perceptron</w:t>
-      </w:r>
-    </w:p>
-    <w:p>
-      <w:pPr>
-        <w:ind w:firstLine="720"/>
-        <w:rPr>
-          <w:rFonts w:cs="Calibri Light"/>
-          <w:iCs/>
-          <w:szCs w:val="24"/>
-        </w:rPr>
-      </w:pPr>
-      <w:r>
-        <w:rPr>
-          <w:rFonts w:cs="Calibri Light"/>
-          <w:iCs/>
-          <w:szCs w:val="24"/>
-        </w:rPr>
-        <w:t xml:space="preserve">The Multi-Layered Perceptron (MLP) demonstrated moderate but inconsistent performance across datasets, showing potential in theoretical scenarios but struggling with real-world data, particularly in modern conditions. The deep architecture with four hidden layers (11–22–11–2) and adaptive learning via inverse scaling helped it learn non-linear trends effectively, but this came at the cost of generalizability. While the MLP achieved reasonably low errors in the Theory dataset (MAE ~2.5, RMSE ~3.34), it suffered from higher variability and larger total errors in modern datasets, likely due to sensitivity to noise, overfitting, or poor initialization. Its overall reduced error rate under the </w:t>
-      </w:r>
-      <w:proofErr w:type="spellStart"/>
-      <w:r>
-        <w:rPr>
-          <w:rFonts w:cs="Calibri Light"/>
-          <w:iCs/>
-          <w:szCs w:val="24"/>
-        </w:rPr>
-        <w:t>SMaRK</w:t>
-      </w:r>
-      <w:proofErr w:type="spellEnd"/>
-      <w:r>
-        <w:rPr>
-          <w:rFonts w:cs="Calibri Light"/>
-          <w:iCs/>
-          <w:szCs w:val="24"/>
-        </w:rPr>
-        <w:t xml:space="preserve"> method remained close to that of AdaBoost, indicating only marginal benefit from its complexity. The MLP could potentially be enhanced with more rigorous tuning, dropout, or batch normalization, but in this context, it </w:t>
-      </w:r>
-      <w:proofErr w:type="gramStart"/>
-      <w:r>
-        <w:rPr>
-          <w:rFonts w:cs="Calibri Light"/>
-          <w:iCs/>
-          <w:szCs w:val="24"/>
-        </w:rPr>
-        <w:t>lagged behind</w:t>
-      </w:r>
-      <w:proofErr w:type="gramEnd"/>
-      <w:r>
-        <w:rPr>
-          <w:rFonts w:cs="Calibri Light"/>
-          <w:iCs/>
-          <w:szCs w:val="24"/>
-        </w:rPr>
-        <w:t xml:space="preserve"> tree-based models in both accuracy and consistency. Thus, while theoretically powerful, MLP was less suitable for practical spatial-temporal O</w:t>
-      </w:r>
-      <w:r>
-        <w:rPr>
-          <w:rFonts w:ascii="Cambria Math" w:hAnsi="Cambria Math" w:cs="Cambria Math"/>
-          <w:iCs/>
-          <w:szCs w:val="24"/>
-        </w:rPr>
-        <w:t>₃</w:t>
-      </w:r>
-      <w:r>
-        <w:rPr>
-          <w:rFonts w:cs="Calibri Light"/>
-          <w:iCs/>
-          <w:szCs w:val="24"/>
-        </w:rPr>
-        <w:t xml:space="preserve"> estimation without further optimization.</w:t>
-      </w:r>
-      <w:r>
-        <w:rPr>
-          <w:rFonts w:cs="Calibri Light"/>
-          <w:iCs/>
-          <w:szCs w:val="24"/>
-        </w:rPr>
-        <w:t xml:space="preserve"> </w:t>
-      </w:r>
-      <w:r>
-        <w:rPr>
-          <w:rFonts w:cs="Calibri Light"/>
-          <w:iCs/>
-          <w:szCs w:val="24"/>
-        </w:rPr>
-        <w:t>The best RMSE, MAE, MSE, MAPE, and R</w:t>
-      </w:r>
-      <w:r>
-        <w:rPr>
-          <w:rFonts w:cs="Calibri Light"/>
-          <w:iCs/>
-          <w:szCs w:val="24"/>
-          <w:vertAlign w:val="superscript"/>
-        </w:rPr>
-        <w:t>2</w:t>
-      </w:r>
-      <w:r>
-        <w:rPr>
-          <w:rFonts w:cs="Calibri Light"/>
-          <w:iCs/>
-          <w:szCs w:val="24"/>
-        </w:rPr>
-        <w:t xml:space="preserve"> correlation coefficient for ADA compared to ADARK using G.O.A.T.2</w:t>
-      </w:r>
-      <w:r>
-        <w:rPr>
-          <w:rFonts w:cs="Calibri Light"/>
-          <w:iCs/>
-          <w:szCs w:val="24"/>
-        </w:rPr>
-        <w:t>4</w:t>
-      </w:r>
-      <w:r>
-        <w:rPr>
-          <w:rFonts w:cs="Calibri Light"/>
-          <w:iCs/>
-          <w:szCs w:val="24"/>
-        </w:rPr>
-        <w:t>.</w:t>
-      </w:r>
-      <w:r>
-        <w:rPr>
-          <w:rFonts w:cs="Calibri Light"/>
-          <w:iCs/>
-          <w:szCs w:val="24"/>
-        </w:rPr>
-        <w:t xml:space="preserve"> </w:t>
-      </w:r>
-      <w:r>
-        <w:rPr>
-          <w:rFonts w:cs="Calibri Light"/>
-          <w:iCs/>
-          <w:szCs w:val="24"/>
-        </w:rPr>
-        <w:t>was 4.80 ppb, 3.63 ppb, 0.0231 ppb, 8.07%, and 0.79 versus 3.38 ppb, 2.53 ppb, 0.012 ppb, 5.61%, and 0.898364</w:t>
-      </w:r>
-      <w:r>
-        <w:rPr>
-          <w:rFonts w:cs="Calibri Light"/>
-          <w:iCs/>
-          <w:szCs w:val="24"/>
-        </w:rPr>
-        <w:t xml:space="preserve"> respectively</w:t>
-      </w:r>
-      <w:r>
-        <w:rPr>
-          <w:rFonts w:cs="Calibri Light"/>
-          <w:iCs/>
-          <w:szCs w:val="24"/>
-        </w:rPr>
-        <w:t>.</w:t>
-      </w:r>
-      <w:r>
-        <w:rPr>
-          <w:rFonts w:cs="Calibri Light"/>
-          <w:iCs/>
-          <w:szCs w:val="24"/>
-        </w:rPr>
-        <w:t xml:space="preserve"> In addition,</w:t>
-      </w:r>
-      <w:r>
-        <w:rPr>
-          <w:rFonts w:cs="Calibri Light"/>
-          <w:iCs/>
-          <w:szCs w:val="24"/>
-        </w:rPr>
-        <w:t xml:space="preserve"> </w:t>
-      </w:r>
-      <w:r>
-        <w:rPr>
-          <w:rFonts w:cs="Calibri Light"/>
-          <w:iCs/>
-          <w:szCs w:val="24"/>
-        </w:rPr>
-        <w:t>t</w:t>
-      </w:r>
-      <w:r>
-        <w:rPr>
-          <w:rFonts w:cs="Calibri Light"/>
-          <w:iCs/>
-          <w:szCs w:val="24"/>
-        </w:rPr>
-        <w:t>he overall maximum and minimum for ADA was 87.41 ppb ± 4.80 ppb and 10.37 ppb ± 4.80 ppb, with a mean of 48.26 ppb. XGBRK was closer to actual representations with a maximum of 89.58 ppb ± 3.38 ppb, minimum of 5.73 ppb ± 3.38 ppb, and mean value of 48.23 ppb ± 3.38 ppb.</w:t>
-      </w:r>
-    </w:p>
-    <w:p>
-      <w:pPr>
-        <w:jc w:val="center"/>
-        <w:rPr>
-          <w:rFonts w:cs="Calibri Light"/>
-          <w:szCs w:val="24"/>
-        </w:rPr>
-      </w:pPr>
-      <w:r>
-        <w:rPr>
-          <w:rFonts w:cs="Calibri Light"/>
-          <w:szCs w:val="24"/>
-        </w:rPr>
-        <w:t>V.3 Residual Kriging Enhancements</w:t>
-      </w:r>
-    </w:p>
-    <w:p>
-      <w:pPr>
-        <w:rPr>
-          <w:rFonts w:cs="Calibri Light"/>
-          <w:iCs/>
-          <w:szCs w:val="24"/>
-        </w:rPr>
-      </w:pPr>
-      <w:r>
-        <w:rPr>
-          <w:rFonts w:cs="Calibri Light"/>
-          <w:iCs/>
-          <w:szCs w:val="24"/>
-        </w:rPr>
-        <w:tab/>
-        <w:t xml:space="preserve">The residual kriging parameters utilized a Fourier series transformation to model potential data drift. Given the area has extremely low elevation change, drift was likely introduced due to the lack of latitudinal and longitudinal gradients. Since residual kriging accounts for spatial dependence of predicted errors, the relation of prediction, residual and location may depict variation over flat spaces given known trends like the location of monitors or it’s change in elevation (slope), causing spatial drift </w:t>
-      </w:r>
-      <w:r>
-        <w:rPr>
-          <w:rFonts w:cs="Calibri Light"/>
-          <w:iCs/>
-          <w:szCs w:val="24"/>
-        </w:rPr>
-        <w:fldChar w:fldCharType="begin"/>
-      </w:r>
-      <w:r>
-        <w:rPr>
-          <w:rFonts w:cs="Calibri Light"/>
-          <w:iCs/>
-          <w:szCs w:val="24"/>
-        </w:rPr>
-        <w:instrText xml:space="preserve"> ADDIN ZOTERO_ITEM CSL_CITATION {"citationID":"hCPOK42L","properties":{"formattedCitation":"(Oliver and Webster 2014)","plainCitation":"(Oliver and Webster 2014)","noteIndex":0},"citationItems":[{"id":12381,"uris":["http://zotero.org/users/15391371/items/R3SBDFG6"],"itemData":{"id":12381,"type":"article-journal","container-title":"CATENA","DOI":"10.1016/j.catena.2013.09.006","ISSN":"0341-8162","language":"en","note":"publisher: Elsevier BV","page":"56-69","source":"Crossref","title":"A tutorial guide to geostatistics: Computing and modelling variograms and kriging","title-short":"A tutorial guide to geostatistics","volume":"113","author":[{"family":"Oliver","given":"M.A."},{"family":"Webster","given":"R."}],"issued":{"date-parts":[["2014",2]]}}}],"schema":"https://github.com/citation-style-language/schema/raw/master/csl-citation.json"} </w:instrText>
-      </w:r>
-      <w:r>
-        <w:rPr>
-          <w:rFonts w:cs="Calibri Light"/>
-          <w:iCs/>
-          <w:szCs w:val="24"/>
-        </w:rPr>
-        <w:fldChar w:fldCharType="separate"/>
-      </w:r>
-      <w:r>
-        <w:rPr>
-          <w:iCs/>
-          <w:szCs w:val="24"/>
-        </w:rPr>
-        <w:t>(Oliver and Webster 2014)</w:t>
-      </w:r>
-      <w:r>
-        <w:rPr>
-          <w:rFonts w:cs="Calibri Light"/>
-          <w:iCs/>
-          <w:szCs w:val="24"/>
-        </w:rPr>
-        <w:fldChar w:fldCharType="end"/>
-      </w:r>
-      <w:r>
-        <w:rPr>
-          <w:rFonts w:cs="Calibri Light"/>
-          <w:iCs/>
-          <w:szCs w:val="24"/>
-        </w:rPr>
-        <w:t xml:space="preserve">. Drift occurring from known spatial trends over the AOI can be utilized given the treatment of locations as auxiliary variables.  such as in a GIS-based analysis of soil samples </w:t>
-      </w:r>
-      <w:r>
-        <w:rPr>
-          <w:rFonts w:cs="Calibri Light"/>
-          <w:iCs/>
-          <w:szCs w:val="24"/>
-        </w:rPr>
-        <w:fldChar w:fldCharType="begin"/>
-      </w:r>
-      <w:r>
-        <w:rPr>
-          <w:rFonts w:cs="Calibri Light"/>
-          <w:iCs/>
-          <w:szCs w:val="24"/>
-        </w:rPr>
-        <w:instrText xml:space="preserve"> ADDIN ZOTERO_ITEM CSL_CITATION {"citationID":"hClbPgpT","properties":{"formattedCitation":"(A. Anand et al. 2021)","plainCitation":"(A. Anand et al. 2021)","noteIndex":0},"citationItems":[{"id":12485,"uris":["http://zotero.org/users/15391371/items/JTYBAMZS"],"itemData":{"id":12485,"type":"chapter","container-title":"Agricultural Water Management","ISBN":"978-0-12-812362-1","language":"en","license":"https://www.elsevier.com/tdm/userlicense/1.0/","note":"DOI: 10.1016/b978-0-12-812362-1.00019-9","page":"391-408","publisher":"Elsevier","source":"Crossref","title":"GIS-based analysis for soil moisture estimation via kriging with external drift","URL":"https://linkinghub.elsevier.com/retrieve/pii/B9780128123621000199","author":[{"family":"Anand","given":"Akash"},{"family":"Singh","given":"Prachi"},{"family":"Srivastava","given":"Prashant K."},{"family":"Gupta","given":"Manika"}],"accessed":{"date-parts":[["2025",7,15]]},"issued":{"date-parts":[["2021"]]}}}],"schema":"https://github.com/citation-style-language/schema/raw/master/csl-citation.json"} </w:instrText>
-      </w:r>
-      <w:r>
-        <w:rPr>
-          <w:rFonts w:cs="Calibri Light"/>
-          <w:iCs/>
-          <w:szCs w:val="24"/>
-        </w:rPr>
-        <w:fldChar w:fldCharType="separate"/>
-      </w:r>
-      <w:r>
-        <w:rPr>
-          <w:iCs/>
-          <w:szCs w:val="24"/>
-        </w:rPr>
-        <w:t>(A. Anand et al. 2021)</w:t>
-      </w:r>
-      <w:r>
-        <w:rPr>
-          <w:rFonts w:cs="Calibri Light"/>
-          <w:iCs/>
-          <w:szCs w:val="24"/>
-        </w:rPr>
-        <w:fldChar w:fldCharType="end"/>
-      </w:r>
-      <w:r>
-        <w:rPr>
-          <w:rFonts w:cs="Calibri Light"/>
-          <w:iCs/>
-          <w:szCs w:val="24"/>
-        </w:rPr>
-        <w:t xml:space="preserve">. One of the mathematical variations of kriging allowed to incorporate drift to better explain potential spatial dependance is known as Universal Kriging which has been long </w:t>
-      </w:r>
-      <w:r>
-        <w:rPr>
-          <w:rFonts w:cs="Calibri Light"/>
-          <w:iCs/>
-          <w:szCs w:val="24"/>
-        </w:rPr>
-        <w:lastRenderedPageBreak/>
-        <w:t xml:space="preserve">established </w:t>
-      </w:r>
-      <w:r>
-        <w:rPr>
-          <w:rFonts w:cs="Calibri Light"/>
-          <w:iCs/>
-          <w:szCs w:val="24"/>
-        </w:rPr>
-        <w:fldChar w:fldCharType="begin"/>
-      </w:r>
-      <w:r>
-        <w:rPr>
-          <w:rFonts w:cs="Calibri Light"/>
-          <w:iCs/>
-          <w:szCs w:val="24"/>
-        </w:rPr>
-        <w:instrText xml:space="preserve"> ADDIN ZOTERO_ITEM CSL_CITATION {"citationID":"9SEA82SH","properties":{"formattedCitation":"(Chil\\uc0\\u232{}s and Desassis 2018; Oliver and Webster 2014)","plainCitation":"(Chilès and Desassis 2018; Oliver and Webster 2014)","noteIndex":0},"citationItems":[{"id":12486,"uris":["http://zotero.org/users/15391371/items/S4XDF66I"],"itemData":{"id":12486,"type":"chapter","container-title":"Handbook of Mathematical Geosciences","event-place":"Cham","ISBN":"978-3-319-78998-9","language":"en","license":"https://creativecommons.org/licenses/by/4.0","note":"DOI: 10.1007/978-3-319-78999-6_29","page":"589-612","publisher":"Springer International Publishing","publisher-place":"Cham","source":"Crossref","title":"Fifty Years of Kriging","URL":"http://link.springer.com/10.1007/978-3-319-78999-6_29","author":[{"family":"Chilès","given":"Jean-Paul"},{"family":"Desassis","given":"Nicolas"}],"accessed":{"date-parts":[["2025",7,15]]},"issued":{"date-parts":[["2018"]]}}},{"id":12381,"uris":["http://zotero.org/users/15391371/items/R3SBDFG6"],"itemData":{"id":12381,"type":"article-journal","container-title":"CATENA","DOI":"10.1016/j.catena.2013.09.006","ISSN":"0341-8162","language":"en","note":"publisher: Elsevier BV","page":"56-69","source":"Crossref","title":"A tutorial guide to geostatistics: Computing and modelling variograms and kriging","title-short":"A tutorial guide to geostatistics","volume":"113","author":[{"family":"Oliver","given":"M.A."},{"family":"Webster","given":"R."}],"issued":{"date-parts":[["2014",2]]}}}],"schema":"https://github.com/citation-style-language/schema/raw/master/csl-citation.json"} </w:instrText>
-      </w:r>
-      <w:r>
-        <w:rPr>
-          <w:rFonts w:cs="Calibri Light"/>
-          <w:iCs/>
-          <w:szCs w:val="24"/>
-        </w:rPr>
-        <w:fldChar w:fldCharType="separate"/>
-      </w:r>
-      <w:r>
-        <w:rPr>
-          <w:iCs/>
-          <w:szCs w:val="24"/>
-        </w:rPr>
-        <w:t>(Chilès and Desassis 2018; Oliver and Webster 2014)</w:t>
-      </w:r>
-      <w:r>
-        <w:rPr>
-          <w:rFonts w:cs="Calibri Light"/>
-          <w:iCs/>
-          <w:szCs w:val="24"/>
-        </w:rPr>
-        <w:fldChar w:fldCharType="end"/>
-      </w:r>
-      <w:r>
-        <w:rPr>
-          <w:rFonts w:cs="Calibri Light"/>
-          <w:iCs/>
-          <w:szCs w:val="24"/>
-        </w:rPr>
-        <w:t xml:space="preserve"> and implemented in common geospatial libraries in R and Python </w:t>
-      </w:r>
-      <w:r>
-        <w:rPr>
-          <w:rFonts w:cs="Calibri Light"/>
-          <w:iCs/>
-          <w:szCs w:val="24"/>
-        </w:rPr>
-        <w:fldChar w:fldCharType="begin"/>
-      </w:r>
-      <w:r>
-        <w:rPr>
-          <w:rFonts w:cs="Calibri Light"/>
-          <w:iCs/>
-          <w:szCs w:val="24"/>
-        </w:rPr>
-        <w:instrText xml:space="preserve"> ADDIN ZOTERO_ITEM CSL_CITATION {"citationID":"GxOrnoZC","properties":{"formattedCitation":"(Michael Pyrcz 2024; Moraga 2024)","plainCitation":"(Michael Pyrcz 2024; Moraga 2024)","noteIndex":0},"citationItems":[{"id":12488,"uris":["http://zotero.org/users/15391371/items/MILRQLFU"],"itemData":{"id":12488,"type":"software","abstract":"Applied Geostatistics in Python, a Hands-on Guide with GeostatsPy e-book v0.1.","license":"Creative Commons Attribution 4.0 International","note":"DOI: 10.5281/ZENODO.15169133","publisher":"Zenodo","source":"DOI.org (Datacite)","title":"GeostatsGuy/GeostatsPyDemos_Book: v0.2","title-short":"GeostatsGuy/GeostatsPyDemos_Book","URL":"https://zenodo.org/doi/10.5281/zenodo.15169133","version":"v0.2","author":[{"family":"Michael Pyrcz","given":""}],"accessed":{"date-parts":[["2025",7,15]]},"issued":{"date-parts":[["2024",4,7]]}}},{"id":12487,"uris":["http://zotero.org/users/15391371/items/8AIMMU4E"],"itemData":{"id":12487,"type":"book","abstract":"\"Spatial data is crucial to improve decision-making in a wide range of fields including environment, health, ecology, urban planning, economy, and society. Spatial Statistics for Data Science: Theory and Practice with R describes statistical methods, modeling approaches, and visualization techniques to analyze spatial data using R. The book provides a comprehensive overview of the varying types of spatial data, and detailed explanations of the theoretical concepts of spatial statistics, alongside fully reproducible examples which demonstrate how to simulate, describe, and analyze spatial data in various applications. Combining theory and practice, the book includes real-world data science examples such as disease risk mapping, air pollution prediction, species distribution modeling, crime mapping, and real state analyses. The book utilizes publicly available data and offers clear explanations of the R code for importing, manipulating, analyzing, and visualizing data, as well as the interpretation of the results. This ensures contents are easily accessible and fully reproducible for students, researchers, and practitioners\"--","call-number":"QA278.2 .M684 2024","collection-title":"Chapman &amp; Hall/CRC data science series","edition":"First edition","event-place":"Boca Raton","ISBN":"978-1-032-63351-0","number-of-pages":"279","publisher":"CRC Press, Taylor &amp; Francis Group","publisher-place":"Boca Raton","source":"Library of Congress ISBN","title":"Spatial statistics for data science: theory and practice with R","title-short":"Spatial statistics for data science","author":[{"family":"Moraga","given":"Paula"}],"issued":{"date-parts":[["2024"]]}}}],"schema":"https://github.com/citation-style-language/schema/raw/master/csl-citation.json"} </w:instrText>
-      </w:r>
-      <w:r>
-        <w:rPr>
-          <w:rFonts w:cs="Calibri Light"/>
-          <w:iCs/>
-          <w:szCs w:val="24"/>
-        </w:rPr>
-        <w:fldChar w:fldCharType="separate"/>
-      </w:r>
-      <w:r>
-        <w:rPr>
-          <w:iCs/>
-          <w:szCs w:val="24"/>
-        </w:rPr>
-        <w:t>(Michael Pyrcz 2024; Moraga 2024)</w:t>
-      </w:r>
-      <w:r>
-        <w:rPr>
-          <w:rFonts w:cs="Calibri Light"/>
-          <w:iCs/>
-          <w:szCs w:val="24"/>
-        </w:rPr>
-        <w:fldChar w:fldCharType="end"/>
-      </w:r>
-      <w:r>
-        <w:rPr>
-          <w:rFonts w:cs="Calibri Light"/>
-          <w:iCs/>
-          <w:szCs w:val="24"/>
-        </w:rPr>
-        <w:t xml:space="preserve">. </w:t>
-      </w:r>
-    </w:p>
-    <w:p>
-      <w:pPr>
-        <w:jc w:val="center"/>
-        <w:rPr>
-          <w:rFonts w:cs="Calibri Light"/>
-          <w:szCs w:val="24"/>
-        </w:rPr>
-      </w:pPr>
-      <w:r>
-        <w:rPr>
-          <w:rFonts w:cs="Calibri Light"/>
-          <w:szCs w:val="24"/>
-        </w:rPr>
-        <w:t>V.3.1. Drift Specifications</w:t>
-      </w:r>
-    </w:p>
-    <w:p>
-      <w:pPr>
-        <w:ind w:firstLine="720"/>
-        <w:rPr>
-          <w:rFonts w:cs="Calibri Light"/>
-          <w:iCs/>
-          <w:szCs w:val="24"/>
-        </w:rPr>
-      </w:pPr>
-      <w:r>
-        <w:rPr>
-          <w:rFonts w:cs="Calibri Light"/>
-          <w:iCs/>
-          <w:szCs w:val="24"/>
-        </w:rPr>
-        <w:t>Initially, some machine learning models were able to adequately predict some seasons, with a very basic implementation of residual kriging. Upon further investigation and understanding of the model, all statistical models were vastly improved by RK of estimated error at each monitoring location. Gradient Boost and related models tend to underpredict values at monitoring locations. Extreme Gradient boost showed a tendency to predict repetitive value</w:t>
-      </w:r>
-      <w:r>
-        <w:rPr>
-          <w:rFonts w:cs="Calibri Light"/>
-          <w:iCs/>
-          <w:szCs w:val="24"/>
-        </w:rPr>
-        <w:t>s</w:t>
-      </w:r>
-      <w:r>
-        <w:rPr>
-          <w:rFonts w:cs="Calibri Light"/>
-          <w:iCs/>
-          <w:szCs w:val="24"/>
-        </w:rPr>
-        <w:t xml:space="preserve">. </w:t>
-      </w:r>
-      <w:r>
-        <w:rPr>
-          <w:rFonts w:cs="Calibri Light"/>
-          <w:iCs/>
-          <w:szCs w:val="24"/>
-        </w:rPr>
-        <w:t xml:space="preserve">All feature training sets were </w:t>
-      </w:r>
-      <w:r>
-        <w:rPr>
-          <w:rFonts w:cs="Calibri Light"/>
-          <w:iCs/>
-          <w:szCs w:val="24"/>
-        </w:rPr>
-        <w:t xml:space="preserve">able to distinguish </w:t>
-      </w:r>
-      <w:r>
-        <w:rPr>
-          <w:rFonts w:cs="Calibri Light"/>
-          <w:iCs/>
-          <w:szCs w:val="24"/>
-        </w:rPr>
-        <w:t xml:space="preserve">with </w:t>
-      </w:r>
-      <w:r>
-        <w:rPr>
-          <w:rFonts w:cs="Calibri Light"/>
-          <w:iCs/>
-          <w:szCs w:val="24"/>
-        </w:rPr>
-        <w:t xml:space="preserve">enough variation to apply residual kriging, </w:t>
-      </w:r>
-      <w:r>
-        <w:rPr>
-          <w:rFonts w:cs="Calibri Light"/>
-          <w:iCs/>
-          <w:szCs w:val="24"/>
-        </w:rPr>
-        <w:t xml:space="preserve">but more complex ensembles did not necessarily yield better results. </w:t>
-      </w:r>
-      <w:r>
-        <w:rPr>
-          <w:rFonts w:cs="Calibri Light"/>
-          <w:iCs/>
-          <w:szCs w:val="24"/>
-        </w:rPr>
-        <w:t>The Random Forest and Multi-Layered Perceptron would tend to both over and under predict, adding more spatial correlation to the errors and improving accuracy when implemented back into the model</w:t>
-      </w:r>
-      <w:r>
-        <w:rPr>
-          <w:rFonts w:cs="Calibri Light"/>
-          <w:iCs/>
-          <w:szCs w:val="24"/>
-        </w:rPr>
-        <w:t xml:space="preserve"> by offering a more comprehensive trend of residual values</w:t>
-      </w:r>
-      <w:r>
-        <w:rPr>
-          <w:rFonts w:cs="Calibri Light"/>
-          <w:iCs/>
-          <w:szCs w:val="24"/>
-        </w:rPr>
-        <w:t xml:space="preserve">. </w:t>
-      </w:r>
-    </w:p>
-    <w:p>
-      <w:pPr>
-        <w:ind w:firstLine="720"/>
-        <w:rPr>
-          <w:rFonts w:cs="Calibri Light"/>
-          <w:iCs/>
-          <w:szCs w:val="24"/>
-        </w:rPr>
-      </w:pPr>
-      <w:r>
-        <w:rPr>
-          <w:rFonts w:cs="Calibri Light"/>
-          <w:iCs/>
-          <w:szCs w:val="24"/>
-        </w:rPr>
-        <w:t xml:space="preserve">The Fourier series implemented into the </w:t>
-      </w:r>
-      <w:proofErr w:type="spellStart"/>
-      <w:r>
-        <w:rPr>
-          <w:rFonts w:cs="Calibri Light"/>
-          <w:iCs/>
-          <w:szCs w:val="24"/>
-        </w:rPr>
-        <w:t>SMaRK</w:t>
-      </w:r>
-      <w:proofErr w:type="spellEnd"/>
-      <w:r>
-        <w:rPr>
-          <w:rFonts w:cs="Calibri Light"/>
-          <w:iCs/>
-          <w:szCs w:val="24"/>
-        </w:rPr>
-        <w:t xml:space="preserve"> method resulted in </w:t>
-      </w:r>
-      <w:r>
-        <w:rPr>
-          <w:rFonts w:cs="Calibri Light"/>
-          <w:iCs/>
-          <w:szCs w:val="24"/>
-        </w:rPr>
-        <w:t>the</w:t>
-      </w:r>
-      <w:r>
-        <w:rPr>
-          <w:rFonts w:cs="Calibri Light"/>
-          <w:iCs/>
-          <w:szCs w:val="24"/>
-        </w:rPr>
-        <w:t xml:space="preserve"> </w:t>
-      </w:r>
-      <w:r>
-        <w:rPr>
-          <w:rFonts w:cs="Calibri Light"/>
-          <w:iCs/>
-          <w:szCs w:val="24"/>
-        </w:rPr>
-        <w:t xml:space="preserve">best </w:t>
-      </w:r>
-      <w:r>
-        <w:rPr>
-          <w:rFonts w:cs="Calibri Light"/>
-          <w:iCs/>
-          <w:szCs w:val="24"/>
-        </w:rPr>
-        <w:t>depiction of latitudinal and longitudinal drift when compared to point drift and specified drift in the kriging function. While elevation specified point drift and sinusoidal longitude and latitude drift still allowed for the model to account for large changes in surface ozone over small areas</w:t>
-      </w:r>
-      <w:r>
-        <w:rPr>
-          <w:rFonts w:cs="Calibri Light"/>
-          <w:iCs/>
-          <w:szCs w:val="24"/>
-        </w:rPr>
-        <w:t>;</w:t>
-      </w:r>
-      <w:r>
-        <w:rPr>
-          <w:rFonts w:cs="Calibri Light"/>
-          <w:iCs/>
-          <w:szCs w:val="24"/>
-        </w:rPr>
-        <w:t xml:space="preserve"> </w:t>
-      </w:r>
-      <w:r>
-        <w:rPr>
-          <w:rFonts w:cs="Calibri Light"/>
-          <w:iCs/>
-          <w:szCs w:val="24"/>
-        </w:rPr>
-        <w:t>the</w:t>
-      </w:r>
-      <w:r>
-        <w:rPr>
-          <w:rFonts w:cs="Calibri Light"/>
-          <w:iCs/>
-          <w:szCs w:val="24"/>
-        </w:rPr>
-        <w:t xml:space="preserve"> Fourier series can translate any wave equation into an infinite sum of sine</w:t>
-      </w:r>
-      <w:r>
-        <w:rPr>
-          <w:rFonts w:cs="Calibri Light"/>
-          <w:iCs/>
-          <w:szCs w:val="24"/>
-        </w:rPr>
-        <w:t>s</w:t>
-      </w:r>
-      <w:r>
-        <w:rPr>
-          <w:rFonts w:cs="Calibri Light"/>
-          <w:iCs/>
-          <w:szCs w:val="24"/>
-        </w:rPr>
-        <w:t xml:space="preserve"> and cosines</w:t>
-      </w:r>
-      <w:r>
-        <w:rPr>
-          <w:rFonts w:cs="Calibri Light"/>
-          <w:iCs/>
-          <w:szCs w:val="24"/>
-        </w:rPr>
-        <w:t>. This allowed</w:t>
-      </w:r>
-      <w:r>
-        <w:rPr>
-          <w:rFonts w:cs="Calibri Light"/>
-          <w:iCs/>
-          <w:szCs w:val="24"/>
-        </w:rPr>
-        <w:t xml:space="preserve"> it </w:t>
-      </w:r>
-      <w:r>
-        <w:rPr>
-          <w:rFonts w:cs="Calibri Light"/>
-          <w:iCs/>
-          <w:szCs w:val="24"/>
-        </w:rPr>
-        <w:t xml:space="preserve">to </w:t>
-      </w:r>
-      <w:r>
-        <w:rPr>
-          <w:rFonts w:cs="Calibri Light"/>
-          <w:iCs/>
-          <w:szCs w:val="24"/>
-        </w:rPr>
-        <w:t>estimate the exact difference in surface O</w:t>
-      </w:r>
-      <w:r>
-        <w:rPr>
-          <w:rFonts w:cs="Calibri Light"/>
-          <w:iCs/>
-          <w:szCs w:val="24"/>
-          <w:vertAlign w:val="subscript"/>
-        </w:rPr>
-        <w:t>3</w:t>
-      </w:r>
-      <w:r>
-        <w:rPr>
-          <w:rFonts w:cs="Calibri Light"/>
-          <w:iCs/>
-          <w:szCs w:val="24"/>
-        </w:rPr>
-        <w:t xml:space="preserve"> uncertainty at </w:t>
-      </w:r>
-      <w:r>
-        <w:rPr>
-          <w:rFonts w:cs="Calibri Light"/>
-          <w:iCs/>
-          <w:szCs w:val="24"/>
-        </w:rPr>
-        <w:t xml:space="preserve">each pixel in the AOI </w:t>
-      </w:r>
-      <w:r>
-        <w:rPr>
-          <w:rFonts w:cs="Calibri Light"/>
-          <w:iCs/>
-          <w:szCs w:val="24"/>
-        </w:rPr>
-        <w:t xml:space="preserve">given changes in latitude and longitude from </w:t>
-      </w:r>
-      <w:r>
-        <w:rPr>
-          <w:rFonts w:cs="Calibri Light"/>
-          <w:iCs/>
-          <w:szCs w:val="24"/>
-        </w:rPr>
-        <w:t>monitor distributions</w:t>
-      </w:r>
-      <w:r>
-        <w:rPr>
-          <w:rFonts w:cs="Calibri Light"/>
-          <w:iCs/>
-          <w:szCs w:val="24"/>
-        </w:rPr>
-        <w:t>. Functional drift with a Fourier series relationship of was ultimately the best at accounting for areas with either no monitors or large changes in detected surface O</w:t>
-      </w:r>
-      <w:r>
-        <w:rPr>
-          <w:rFonts w:cs="Calibri Light"/>
-          <w:iCs/>
-          <w:szCs w:val="24"/>
-          <w:vertAlign w:val="subscript"/>
-        </w:rPr>
-        <w:t>3</w:t>
-      </w:r>
-      <w:r>
-        <w:rPr>
-          <w:rFonts w:cs="Calibri Light"/>
-          <w:iCs/>
-          <w:szCs w:val="24"/>
-        </w:rPr>
-        <w:t xml:space="preserve"> concentrations</w:t>
-      </w:r>
-      <w:r>
-        <w:rPr>
-          <w:rFonts w:cs="Calibri Light"/>
-          <w:iCs/>
-          <w:szCs w:val="24"/>
-        </w:rPr>
-        <w:t xml:space="preserve"> due to its ability to better correlate nearby monitor locations</w:t>
-      </w:r>
-      <w:r>
-        <w:rPr>
-          <w:rFonts w:cs="Calibri Light"/>
-          <w:iCs/>
-          <w:szCs w:val="24"/>
-        </w:rPr>
-        <w:t xml:space="preserve">. </w:t>
-      </w:r>
-    </w:p>
-    <w:p>
-      <w:pPr>
-        <w:jc w:val="center"/>
-        <w:rPr>
-          <w:rFonts w:cs="Calibri Light"/>
-          <w:szCs w:val="24"/>
-        </w:rPr>
-      </w:pPr>
-      <w:r>
-        <w:rPr>
-          <w:rFonts w:cs="Calibri Light"/>
-          <w:szCs w:val="24"/>
-        </w:rPr>
-        <w:t>V.4. Computation Times</w:t>
-      </w:r>
-    </w:p>
-    <w:p>
-      <w:pPr>
-        <w:ind w:firstLine="720"/>
-        <w:rPr>
-          <w:rFonts w:cs="Calibri Light"/>
-          <w:iCs/>
-          <w:szCs w:val="24"/>
-        </w:rPr>
-      </w:pPr>
-      <w:r>
-        <w:rPr>
-          <w:rFonts w:cs="Calibri Light"/>
-          <w:iCs/>
-          <w:szCs w:val="24"/>
-        </w:rPr>
-        <w:t>Overall, training the models on various datasets didn’t always improve model outcomes or computation times. Historical features were able to predict just as well as modern features when the RK drift function was properly tuned with a complex base</w:t>
-      </w:r>
-      <w:r>
-        <w:rPr>
-          <w:iCs/>
-          <w:szCs w:val="24"/>
-        </w:rPr>
-        <w:t>. Table VIII.1</w:t>
-      </w:r>
-      <w:r>
-        <w:rPr>
-          <w:rFonts w:cs="Calibri Light"/>
-          <w:iCs/>
-          <w:szCs w:val="24"/>
-        </w:rPr>
-        <w:t>.3 shows the full results of model training separated into each of the four datasets. Figure VIII.2 shows the results of RK enhanced predictions which better correlated with the overall trend. Gradient boost yielded the least error and ran second fastest next to extreme gradient boost (XRGB). XRGB consistently ran in a matter of seconds, insinuating that further tuning and testing is needed for GPU implementation into RF and MLPR methods. Large tree boosting methods and NNs Which took nearly 8 hours to 1 hour respectively. However, each of the other four models were able to be trained and validated with minimal effort and noting that patience is indeed a virtue.</w:t>
-      </w:r>
-    </w:p>
-    <w:p>
-      <w:pPr>
-        <w:ind w:firstLine="720"/>
-        <w:rPr>
-          <w:rFonts w:cs="Calibri Light"/>
-          <w:iCs/>
-          <w:szCs w:val="24"/>
-        </w:rPr>
-      </w:pPr>
-      <w:r>
-        <w:rPr>
-          <w:rFonts w:cs="Calibri Light"/>
-          <w:iCs/>
-          <w:szCs w:val="24"/>
-        </w:rPr>
-        <w:t xml:space="preserve">The total computation time of data processing on the Mac was 24:15.47. Much of the script can be reduced to improve computations times on laptops and lower-power machines. This project was established with Python 3.9; keeping up with the numerous python versions was a lesson to the researcher in of itself. While keeping python up-to-date improving computation times from over 30 hours to a </w:t>
-      </w:r>
-      <w:r>
-        <w:rPr>
-          <w:rFonts w:cs="Calibri Light"/>
-          <w:iCs/>
-          <w:szCs w:val="24"/>
-        </w:rPr>
-        <w:lastRenderedPageBreak/>
-        <w:t xml:space="preserve">little over a day, the numerous other libraries which also required updating are likely suitable for python 3.14 and upcoming release of 3.15. The desktop in use did not implement the use of a GPU. While this would have dramatically reduced computation times, implementation of AMD’s </w:t>
-      </w:r>
-      <w:proofErr w:type="spellStart"/>
-      <w:r>
-        <w:rPr>
-          <w:rFonts w:cs="Calibri Light"/>
-          <w:iCs/>
-          <w:szCs w:val="24"/>
-        </w:rPr>
-        <w:t>ROCm</w:t>
-      </w:r>
-      <w:proofErr w:type="spellEnd"/>
-      <w:r>
-        <w:rPr>
-          <w:rFonts w:cs="Calibri Light"/>
-          <w:iCs/>
-          <w:szCs w:val="24"/>
-        </w:rPr>
-        <w:t xml:space="preserve"> software is currently in development, and implementation of this software is relatively new. </w:t>
-      </w:r>
-    </w:p>
-    <w:p>
-      <w:pPr>
-        <w:ind w:firstLine="720"/>
-        <w:rPr>
-          <w:rFonts w:cs="Calibri Light"/>
-          <w:iCs/>
-          <w:szCs w:val="24"/>
-        </w:rPr>
-      </w:pPr>
-      <w:r>
-        <w:rPr>
-          <w:rFonts w:cs="Calibri Light"/>
-          <w:iCs/>
-          <w:szCs w:val="24"/>
-        </w:rPr>
-        <w:t xml:space="preserve">The total computation time of data processing with the Ryzen based processor was 14:15.47. Downloading, filtering, and processing of both vector and raster data took 00:46.11. Total computation time for model training, tuning, and prediction output was 01:37.32. </w:t>
-      </w:r>
-      <w:proofErr w:type="spellStart"/>
-      <w:r>
-        <w:rPr>
-          <w:rFonts w:cs="Calibri Light"/>
-          <w:iCs/>
-          <w:szCs w:val="24"/>
-        </w:rPr>
-        <w:t>Rk</w:t>
-      </w:r>
-      <w:proofErr w:type="spellEnd"/>
-      <w:r>
-        <w:rPr>
-          <w:rFonts w:cs="Calibri Light"/>
-          <w:iCs/>
-          <w:szCs w:val="24"/>
-        </w:rPr>
-        <w:t xml:space="preserve"> was completed with a computation time of 00:16.42. Image processing and final outputs took 01:57.52. The cloud-based desktop provided an NVIDIA based GPU, which allowed for Cuda implementation. Cuda is currently more effective in GPU AI/ML implementation than AMD’s </w:t>
-      </w:r>
-      <w:proofErr w:type="spellStart"/>
-      <w:r>
-        <w:rPr>
-          <w:rFonts w:cs="Calibri Light"/>
-          <w:iCs/>
-          <w:szCs w:val="24"/>
-        </w:rPr>
-        <w:t>ROCm</w:t>
-      </w:r>
-      <w:proofErr w:type="spellEnd"/>
-      <w:r>
-        <w:rPr>
-          <w:rFonts w:cs="Calibri Light"/>
-          <w:iCs/>
-          <w:szCs w:val="24"/>
-        </w:rPr>
-        <w:t xml:space="preserve"> software and utilizes more stable methods when computing with spatial data. The total computation time of data processing on the Intel x NVIDIA GPU combination was 14:15.47. Downloading, filtering, and processing of both vector and raster data took 00:46.11. Total computation time for model training, tuning, and prediction output was 01:37.32. RK was completed with a computation time of 00:16.42. Image processing and final outputs took 01:57.52.</w:t>
-      </w:r>
-    </w:p>
-    <w:p>
-      <w:pPr>
-        <w:jc w:val="center"/>
-        <w:rPr>
-          <w:rFonts w:cs="Calibri Light"/>
-          <w:szCs w:val="24"/>
-        </w:rPr>
-      </w:pPr>
-      <w:r>
-        <w:rPr>
-          <w:rFonts w:cs="Calibri Light"/>
-          <w:szCs w:val="24"/>
-        </w:rPr>
-        <w:t>V.5. Final Images and Outputs</w:t>
-      </w:r>
-    </w:p>
-    <w:p>
-      <w:pPr>
-        <w:rPr>
-          <w:rFonts w:cs="Calibri Light"/>
-          <w:iCs/>
-          <w:szCs w:val="24"/>
-        </w:rPr>
-      </w:pPr>
-      <w:r>
-        <w:rPr>
-          <w:rFonts w:cs="Calibri Light"/>
-          <w:iCs/>
-          <w:szCs w:val="24"/>
-        </w:rPr>
-        <w:t>The high-resolution surface O</w:t>
-      </w:r>
-      <w:r>
-        <w:rPr>
-          <w:rFonts w:cs="Calibri Light"/>
-          <w:iCs/>
-          <w:szCs w:val="24"/>
-          <w:vertAlign w:val="subscript"/>
-        </w:rPr>
-        <w:t>3</w:t>
-      </w:r>
-      <w:r>
-        <w:rPr>
-          <w:rFonts w:cs="Calibri Light"/>
-          <w:iCs/>
-          <w:szCs w:val="24"/>
-        </w:rPr>
-        <w:t xml:space="preserve"> imagery captured urban spatial patterns as well as if not </w:t>
-      </w:r>
-      <w:proofErr w:type="gramStart"/>
-      <w:r>
-        <w:rPr>
-          <w:rFonts w:cs="Calibri Light"/>
-          <w:iCs/>
-          <w:szCs w:val="24"/>
-        </w:rPr>
-        <w:t>better than</w:t>
-      </w:r>
-      <w:proofErr w:type="gramEnd"/>
-      <w:r>
-        <w:rPr>
-          <w:rFonts w:cs="Calibri Light"/>
-          <w:iCs/>
-          <w:szCs w:val="24"/>
-        </w:rPr>
-        <w:t xml:space="preserve"> models of surface O</w:t>
-      </w:r>
-      <w:r>
-        <w:rPr>
-          <w:rFonts w:cs="Calibri Light"/>
-          <w:iCs/>
-          <w:szCs w:val="24"/>
-          <w:vertAlign w:val="subscript"/>
-        </w:rPr>
-        <w:t>3</w:t>
-      </w:r>
-      <w:r>
-        <w:rPr>
-          <w:rFonts w:cs="Calibri Light"/>
-          <w:iCs/>
-          <w:szCs w:val="24"/>
-        </w:rPr>
-        <w:t xml:space="preserve"> using ML/AI techniques with CTM based features. Given the methodology is near the same, improvement can be associated with the incorporation of RK estimated values into the overall depiction of PHOTUC. While some models alone were able to predict with lower errors than with residual kriging implementations, the same statistical model with residual kriging improvements would have the lowest error overall. Random months to depict the full display of surface ozone maps for January 2019, March 2020, May 2021, July 2022, September 2023, and November 2024 can be viewed in Maps XI.3.7 and on from pages X to Y in the Appendix. All prior described trends, statistics, and overall results can be viewed prior to the maps in section XI.2. TD was the final dataset for use in PHOTUC, multivariate depictions of surface O</w:t>
-      </w:r>
-      <w:r>
-        <w:rPr>
-          <w:rFonts w:cs="Calibri Light"/>
-          <w:iCs/>
-          <w:szCs w:val="24"/>
-          <w:vertAlign w:val="subscript"/>
-        </w:rPr>
-        <w:t>3</w:t>
-      </w:r>
-      <w:r>
-        <w:rPr>
-          <w:rFonts w:cs="Calibri Light"/>
-          <w:iCs/>
-          <w:szCs w:val="24"/>
-        </w:rPr>
-        <w:t xml:space="preserve"> and the first of each month with the associated financial year can be seen in Maps XI.3.4-XI.3.9; creating 5 unique maps with the best overall outcome from the </w:t>
-      </w:r>
-      <w:proofErr w:type="spellStart"/>
-      <w:r>
-        <w:rPr>
-          <w:rFonts w:cs="Calibri Light"/>
-          <w:iCs/>
-          <w:szCs w:val="24"/>
-        </w:rPr>
-        <w:t>SMaRK</w:t>
-      </w:r>
-      <w:proofErr w:type="spellEnd"/>
-      <w:r>
-        <w:rPr>
-          <w:rFonts w:cs="Calibri Light"/>
-          <w:iCs/>
-          <w:szCs w:val="24"/>
-        </w:rPr>
-        <w:t xml:space="preserve"> process.</w:t>
-      </w:r>
-    </w:p>
-    <w:p>
-      <w:pPr>
-        <w:rPr>
-          <w:rFonts w:cs="Calibri Light"/>
-          <w:iCs/>
-          <w:szCs w:val="24"/>
-        </w:rPr>
-      </w:pPr>
-      <w:r>
-        <w:rPr>
-          <w:rFonts w:cs="Calibri Light"/>
-          <w:iCs/>
-          <w:szCs w:val="24"/>
-        </w:rPr>
-        <w:t>V.5.1. GBRK Applications to PHOTUC</w:t>
-      </w:r>
-    </w:p>
-    <w:p>
-      <w:pPr>
-        <w:ind w:firstLine="720"/>
-        <w:rPr>
-          <w:rFonts w:cs="Calibri Light"/>
-          <w:iCs/>
-          <w:szCs w:val="24"/>
-        </w:rPr>
-      </w:pPr>
-      <w:r>
-        <w:rPr>
-          <w:rFonts w:cs="Calibri Light"/>
-          <w:iCs/>
-          <w:szCs w:val="24"/>
-        </w:rPr>
-        <w:t xml:space="preserve">The best model as mentioned in V.2 was </w:t>
-      </w:r>
-      <w:proofErr w:type="gramStart"/>
-      <w:r>
-        <w:rPr>
-          <w:rFonts w:cs="Calibri Light"/>
-          <w:iCs/>
-          <w:szCs w:val="24"/>
-        </w:rPr>
-        <w:t>GBRK</w:t>
-      </w:r>
-      <w:proofErr w:type="gramEnd"/>
-      <w:r>
-        <w:rPr>
-          <w:rFonts w:cs="Calibri Light"/>
-          <w:iCs/>
-          <w:szCs w:val="24"/>
-        </w:rPr>
-        <w:t xml:space="preserve"> </w:t>
-      </w:r>
-      <w:r>
-        <w:rPr>
-          <w:rFonts w:cs="Calibri Light"/>
-          <w:iCs/>
-          <w:szCs w:val="24"/>
-        </w:rPr>
-        <w:t>using TD features. Across all models, trends were better associated with the known value and overall distributions of Surface O</w:t>
+        <w:t>distributions of Surface O</w:t>
       </w:r>
       <w:r>
         <w:rPr>
@@ -7376,80 +5802,7 @@
           <w:szCs w:val="24"/>
         </w:rPr>
       </w:pPr>
-      <w:bookmarkStart w:id="7" w:name="_Hlk203406515"/>
-      <w:r>
-        <w:rPr>
-          <w:rFonts w:cs="Calibri Light"/>
-          <w:iCs/>
-          <w:noProof/>
-          <w:szCs w:val="24"/>
-        </w:rPr>
-        <w:lastRenderedPageBreak/>
-        <w:drawing>
-          <wp:anchor distT="0" distB="0" distL="114300" distR="114300" simplePos="0" relativeHeight="251662336" behindDoc="0" locked="0" layoutInCell="1" allowOverlap="1" wp14:anchorId="7ED5C2D0" wp14:editId="4C2659B9">
-            <wp:simplePos x="0" y="0"/>
-            <wp:positionH relativeFrom="column">
-              <wp:posOffset>1704975</wp:posOffset>
-            </wp:positionH>
-            <wp:positionV relativeFrom="paragraph">
-              <wp:posOffset>1575435</wp:posOffset>
-            </wp:positionV>
-            <wp:extent cx="2856230" cy="2825115"/>
-            <wp:effectExtent l="0" t="0" r="1270" b="0"/>
-            <wp:wrapTopAndBottom/>
-            <wp:docPr id="1214832821" name="Picture 1" descr="A screenshot of a graph&#10;&#10;AI-generated content may be incorrect."/>
-            <wp:cNvGraphicFramePr>
-              <a:graphicFrameLocks xmlns:a="http://schemas.openxmlformats.org/drawingml/2006/main" noChangeAspect="1"/>
-            </wp:cNvGraphicFramePr>
-            <a:graphic xmlns:a="http://schemas.openxmlformats.org/drawingml/2006/main">
-              <a:graphicData uri="http://schemas.openxmlformats.org/drawingml/2006/picture">
-                <pic:pic xmlns:pic="http://schemas.openxmlformats.org/drawingml/2006/picture">
-                  <pic:nvPicPr>
-                    <pic:cNvPr id="1214832821" name="Picture 1" descr="A screenshot of a graph&#10;&#10;AI-generated content may be incorrect."/>
-                    <pic:cNvPicPr/>
-                  </pic:nvPicPr>
-                  <pic:blipFill rotWithShape="1">
-                    <a:blip r:embed="rId14">
-                      <a:extLst>
-                        <a:ext uri="{28A0092B-C50C-407E-A947-70E740481C1C}">
-                          <a14:useLocalDpi xmlns:a14="http://schemas.microsoft.com/office/drawing/2010/main" val="0"/>
-                        </a:ext>
-                      </a:extLst>
-                    </a:blip>
-                    <a:srcRect t="20490"/>
-                    <a:stretch>
-                      <a:fillRect/>
-                    </a:stretch>
-                  </pic:blipFill>
-                  <pic:spPr bwMode="auto">
-                    <a:xfrm>
-                      <a:off x="0" y="0"/>
-                      <a:ext cx="2856230" cy="2825115"/>
-                    </a:xfrm>
-                    <a:prstGeom prst="rect">
-                      <a:avLst/>
-                    </a:prstGeom>
-                    <a:ln>
-                      <a:noFill/>
-                    </a:ln>
-                    <a:extLst>
-                      <a:ext uri="{53640926-AAD7-44D8-BBD7-CCE9431645EC}">
-                        <a14:shadowObscured xmlns:a14="http://schemas.microsoft.com/office/drawing/2010/main"/>
-                      </a:ext>
-                    </a:extLst>
-                  </pic:spPr>
-                </pic:pic>
-              </a:graphicData>
-            </a:graphic>
-            <wp14:sizeRelH relativeFrom="margin">
-              <wp14:pctWidth>0</wp14:pctWidth>
-            </wp14:sizeRelH>
-            <wp14:sizeRelV relativeFrom="margin">
-              <wp14:pctHeight>0</wp14:pctHeight>
-            </wp14:sizeRelV>
-          </wp:anchor>
-        </w:drawing>
-      </w:r>
+      <w:bookmarkStart w:id="6" w:name="_Hlk203406515"/>
       <w:r>
         <w:rPr>
           <w:rFonts w:eastAsiaTheme="minorEastAsia"/>
@@ -7526,7 +5879,7 @@
         </w:rPr>
         <w:t>.</w:t>
       </w:r>
-      <w:bookmarkEnd w:id="7"/>
+      <w:bookmarkEnd w:id="6"/>
       <w:r>
         <w:rPr>
           <w:rFonts w:cs="Calibri Light"/>
@@ -7614,25 +5967,7 @@
           <w:iCs/>
           <w:szCs w:val="24"/>
         </w:rPr>
-        <w:t xml:space="preserve">his thesis has undergone 3 iterations of python updates, with its final release on GitHub having stability in python 3.12.10. Python 3.13 was released during this work on Oct. 7, 2024, and was not properly implemented due to this string of upgrades to the language that were not yet implemented into libraries like </w:t>
-      </w:r>
-      <w:proofErr w:type="spellStart"/>
-      <w:r>
-        <w:rPr>
-          <w:rFonts w:cs="Calibri Light"/>
-          <w:iCs/>
-          <w:szCs w:val="24"/>
-        </w:rPr>
-        <w:t>pykrige</w:t>
-      </w:r>
-      <w:proofErr w:type="spellEnd"/>
-      <w:r>
-        <w:rPr>
-          <w:rFonts w:cs="Calibri Light"/>
-          <w:iCs/>
-          <w:szCs w:val="24"/>
-        </w:rPr>
-        <w:t xml:space="preserve">. Other languages such as R and JavaScript also offer similar utility, perhaps offering more suitable processing times on laptops and rapid processing times on high-end desktop computers. The resulting script in python produced TIF files </w:t>
+        <w:t xml:space="preserve">his thesis has undergone 3 iterations of python updates, with its final release on GitHub having stability in python 3.12.10. Python 3.13 was released during this work on Oct. 7, 2024, and was not properly implemented due to this string of upgrades to the language that were not yet implemented into libraries like pykrige. Other languages such as R and JavaScript also offer similar utility, perhaps offering more suitable processing times on laptops and rapid processing times on high-end desktop computers. The resulting script in python produced TIF files </w:t>
       </w:r>
       <w:r>
         <w:rPr>
@@ -7649,272 +5984,6 @@
           <w:szCs w:val="24"/>
         </w:rPr>
         <w:t xml:space="preserve"> were imported into ArcGIS Pro to demonstrate proficiency with the program and establish the precursors to full implementation of the script for public and private entities using ESRI’s mapping suite. </w:t>
-      </w:r>
-    </w:p>
-    <w:p>
-      <w:pPr>
-        <w:jc w:val="center"/>
-        <w:rPr>
-          <w:rFonts w:cs="Calibri Light"/>
-          <w:iCs/>
-          <w:szCs w:val="24"/>
-        </w:rPr>
-      </w:pPr>
-      <w:r>
-        <w:rPr>
-          <w:rFonts w:cs="Calibri Light"/>
-          <w:iCs/>
-          <w:szCs w:val="24"/>
-        </w:rPr>
-        <w:t>V.5.2. County Demographics of PHOTUC</w:t>
-      </w:r>
-    </w:p>
-    <w:p>
-      <w:pPr>
-        <w:ind w:firstLine="720"/>
-        <w:rPr>
-          <w:rFonts w:cs="Calibri Light"/>
-          <w:i/>
-          <w:iCs/>
-          <w:szCs w:val="24"/>
-        </w:rPr>
-      </w:pPr>
-      <w:r>
-        <w:rPr>
-          <w:rFonts w:cs="Calibri Light"/>
-          <w:iCs/>
-          <w:szCs w:val="24"/>
-        </w:rPr>
-        <w:t>Further breaking the results down by county statistics allows for insights into who is affected and by how much surface O</w:t>
-      </w:r>
-      <w:r>
-        <w:rPr>
-          <w:rFonts w:cs="Calibri Light"/>
-          <w:iCs/>
-          <w:szCs w:val="24"/>
-          <w:vertAlign w:val="subscript"/>
-        </w:rPr>
-        <w:t>3</w:t>
-      </w:r>
-      <w:r>
-        <w:rPr>
-          <w:rFonts w:cs="Calibri Light"/>
-          <w:iCs/>
-          <w:szCs w:val="24"/>
-        </w:rPr>
-        <w:t xml:space="preserve"> as estimated by </w:t>
-      </w:r>
-      <w:proofErr w:type="spellStart"/>
-      <w:r>
-        <w:rPr>
-          <w:rFonts w:cs="Calibri Light"/>
-          <w:iCs/>
-          <w:szCs w:val="24"/>
-        </w:rPr>
-        <w:t>SMaRK</w:t>
-      </w:r>
-      <w:proofErr w:type="spellEnd"/>
-      <w:r>
-        <w:rPr>
-          <w:rFonts w:cs="Calibri Light"/>
-          <w:iCs/>
-          <w:szCs w:val="24"/>
-        </w:rPr>
-        <w:t>. In addition, combining the AOI with its distributions of household and income portrays numerous trends mentioned in Chapter II.</w:t>
-      </w:r>
-      <w:r>
-        <w:rPr>
-          <w:rFonts w:eastAsiaTheme="minorEastAsia"/>
-          <w:bCs/>
-          <w:iCs/>
-          <w:szCs w:val="24"/>
-        </w:rPr>
-        <w:t xml:space="preserve"> </w:t>
-      </w:r>
-      <w:r>
-        <w:rPr>
-          <w:rFonts w:cs="Calibri Light"/>
-          <w:iCs/>
-          <w:szCs w:val="24"/>
-        </w:rPr>
-        <w:t>Figure V.1 displays the first day of the</w:t>
-      </w:r>
-      <w:r>
-        <w:rPr>
-          <w:rFonts w:cs="Calibri Light"/>
-          <w:i/>
-          <w:iCs/>
-          <w:szCs w:val="24"/>
-        </w:rPr>
-        <w:t xml:space="preserve"> </w:t>
-      </w:r>
-      <w:r>
-        <w:rPr>
-          <w:rFonts w:cs="Calibri Light"/>
-          <w:iCs/>
-          <w:szCs w:val="24"/>
-        </w:rPr>
-        <w:t>predicted dataset from GBRK methods. The rest of the daily images can be seen in the Appendix. Individual maps of population distributions, income, and surface O</w:t>
-      </w:r>
-      <w:r>
-        <w:rPr>
-          <w:rFonts w:cs="Calibri Light"/>
-          <w:iCs/>
-          <w:szCs w:val="24"/>
-          <w:vertAlign w:val="subscript"/>
-        </w:rPr>
-        <w:t>3</w:t>
-      </w:r>
-      <w:r>
-        <w:rPr>
-          <w:rFonts w:cs="Calibri Light"/>
-          <w:iCs/>
-          <w:szCs w:val="24"/>
-        </w:rPr>
-        <w:t xml:space="preserve"> in the AOI can further viewed in Map XI.3.1, Map XI.3.2, and Maps XI.3.7 on. Population data for the year 2020 was used and not updated for this project, as yearly population updates are held for future work. </w:t>
-      </w:r>
-    </w:p>
-    <w:p>
-      <w:pPr>
-        <w:ind w:firstLine="720"/>
-        <w:rPr>
-          <w:rFonts w:cs="Calibri Light"/>
-          <w:i/>
-          <w:iCs/>
-          <w:szCs w:val="24"/>
-        </w:rPr>
-      </w:pPr>
-      <w:r>
-        <w:rPr>
-          <w:rFonts w:cs="Calibri Light"/>
-          <w:iCs/>
-          <w:szCs w:val="24"/>
-        </w:rPr>
-        <w:lastRenderedPageBreak/>
-        <w:t>Yearly income data from 2019 to 2023 depict estimated financial changes over the time frame. All daily surface O</w:t>
-      </w:r>
-      <w:r>
-        <w:rPr>
-          <w:rFonts w:cs="Calibri Light"/>
-          <w:iCs/>
-          <w:szCs w:val="24"/>
-          <w:vertAlign w:val="subscript"/>
-        </w:rPr>
-        <w:t>3</w:t>
-      </w:r>
-      <w:r>
-        <w:rPr>
-          <w:rFonts w:cs="Calibri Light"/>
-          <w:iCs/>
-          <w:szCs w:val="24"/>
-        </w:rPr>
-        <w:t xml:space="preserve"> rasters for each month can be seen starting on Map XI.3.13 and on.</w:t>
-      </w:r>
-      <w:r>
-        <w:rPr>
-          <w:rFonts w:cs="Calibri Light"/>
-          <w:i/>
-          <w:iCs/>
-          <w:szCs w:val="24"/>
-        </w:rPr>
-        <w:t xml:space="preserve"> </w:t>
-      </w:r>
-      <w:r>
-        <w:rPr>
-          <w:rFonts w:cs="Calibri Light"/>
-          <w:iCs/>
-          <w:szCs w:val="24"/>
-        </w:rPr>
-        <w:t>The next chapter covers a detailed description of surface O</w:t>
-      </w:r>
-      <w:r>
-        <w:rPr>
-          <w:rFonts w:cs="Calibri Light"/>
-          <w:iCs/>
-          <w:szCs w:val="24"/>
-          <w:vertAlign w:val="subscript"/>
-        </w:rPr>
-        <w:t>3</w:t>
-      </w:r>
-      <w:r>
-        <w:rPr>
-          <w:rFonts w:cs="Calibri Light"/>
-          <w:iCs/>
-          <w:szCs w:val="24"/>
-        </w:rPr>
-        <w:t xml:space="preserve"> trends within the urban centers of Phoenix and Tucson in Arizona to show the effectiveness of these results. Maps of population and income are depicted with bivariate color schemes in which the combination of two colors represents the values of two different fields. For income representations, the deviation between the median and mean income by census tract is represented as yellow. The total percentage of occupied households is depicted as the estimated total amount of occupied households divided by the total number of available homes in each tract and colored blue. Population density and distributions were colored in a similar manner, replacing income deviations with population per 100k; blue will represent the same household percentage used in the population distribution maps. When combined, these two colors merge into a green hue wherein the county depicts high deviations of mean income to median income and a high population per capita. </w:t>
-      </w:r>
-    </w:p>
-    <w:p>
-      <w:pPr>
-        <w:ind w:firstLine="720"/>
-        <w:rPr>
-          <w:rFonts w:cs="Calibri Light"/>
-          <w:iCs/>
-          <w:szCs w:val="24"/>
-        </w:rPr>
-      </w:pPr>
-      <w:r>
-        <w:rPr>
-          <w:rFonts w:cs="Calibri Light"/>
-          <w:iCs/>
-          <w:szCs w:val="24"/>
-        </w:rPr>
-        <w:t>The textures are left in greyscale for the initial portrayal of these maps; they are later overlaid with a continuous red color scheme of surface O</w:t>
-      </w:r>
-      <w:r>
-        <w:rPr>
-          <w:rFonts w:cs="Calibri Light"/>
-          <w:iCs/>
-          <w:szCs w:val="24"/>
-          <w:vertAlign w:val="subscript"/>
-        </w:rPr>
-        <w:t>3</w:t>
-      </w:r>
-      <w:r>
-        <w:rPr>
-          <w:rFonts w:cs="Calibri Light"/>
-          <w:iCs/>
-          <w:szCs w:val="24"/>
-        </w:rPr>
-        <w:t xml:space="preserve"> values, shifting yellow, green, and blue to shades of orange, yellow, and purple respectively. While the core statistics behind the coloring scheme may seem a little complex, they are not without benefits, depicting interesting spatial trends within PHOTUC. In essence, three main colors are noted as key points within each map. Blue shaded census tracts and census tract groups are representations of communities which have a high percentage of occupied homes. Overall, 16 maps were created with fine detail to show the potential of this work. When the bivariate color schemes denoting census data are properly overlaid with</w:t>
-      </w:r>
-    </w:p>
-    <w:p>
-      <w:pPr>
-        <w:jc w:val="center"/>
-        <w:rPr>
-          <w:rFonts w:cs="Calibri Light"/>
-          <w:iCs/>
-          <w:szCs w:val="24"/>
-        </w:rPr>
-      </w:pPr>
-      <w:r>
-        <w:rPr>
-          <w:rFonts w:cs="Calibri Light"/>
-          <w:iCs/>
-          <w:szCs w:val="24"/>
-        </w:rPr>
-        <w:t>V.5.3. Omission of Certain Methods</w:t>
-      </w:r>
-    </w:p>
-    <w:p>
-      <w:pPr>
-        <w:ind w:firstLine="720"/>
-        <w:rPr>
-          <w:rFonts w:cs="Calibri Light"/>
-          <w:i/>
-          <w:iCs/>
-          <w:szCs w:val="24"/>
-        </w:rPr>
-      </w:pPr>
-      <w:r>
-        <w:rPr>
-          <w:rFonts w:cs="Calibri Light"/>
-          <w:iCs/>
-          <w:szCs w:val="24"/>
-        </w:rPr>
-        <w:t xml:space="preserve">Given the scale of the final predictive value, Box-Cox or Yeo-Johnson values were not utilized. Upon the initial drafting of this thesis, normalized values yielded minimal improvements in the overall accuracy of each model and confused each model by keeping each value within relatively the same range. Scaling the dataset offered the same deviations as non-scaled data without having to implement another step in an otherwise overall arduous scheme. In addition, the utility offered in the python functions allow for daily predictions at larger AOIs. Development of larger tiles, inclusion of more monitoring systems, and historical trend depictions are saved for future work by the researcher. </w:t>
       </w:r>
     </w:p>
     <w:p>
@@ -7999,23 +6068,7 @@
         <w:t>ENVIRONMENTAL MONITORING AND ASSESSMENT</w:t>
       </w:r>
       <w:r>
-        <w:t xml:space="preserve"> 95 (1–3): 201–20. doi:10.1023/</w:t>
-      </w:r>
-      <w:proofErr w:type="gramStart"/>
-      <w:r>
-        <w:t>B:EMAS</w:t>
-      </w:r>
-      <w:proofErr w:type="gramEnd"/>
-      <w:r>
-        <w:t>.</w:t>
-      </w:r>
-      <w:proofErr w:type="gramStart"/>
-      <w:r>
-        <w:t>0000029904.28706.c</w:t>
-      </w:r>
-      <w:proofErr w:type="gramEnd"/>
-      <w:r>
-        <w:t>0.</w:t>
+        <w:t xml:space="preserve"> 95 (1–3): 201–20. doi:10.1023/B:EMAS.0000029904.28706.c0.</w:t>
       </w:r>
     </w:p>
     <w:p>
@@ -8023,15 +6076,7 @@
         <w:pStyle w:val="Bibliography"/>
       </w:pPr>
       <w:r>
-        <w:t xml:space="preserve">Al-Qassimi, M, and SM Al-Salem. 2020. “Ozone (O3) Ambient Levels as a Secondary Airborne Precursor in </w:t>
-      </w:r>
-      <w:proofErr w:type="spellStart"/>
-      <w:r>
-        <w:t>Fahaheel</w:t>
-      </w:r>
-      <w:proofErr w:type="spellEnd"/>
-      <w:r>
-        <w:t xml:space="preserve"> Urban Area, the State of Kuwait.” </w:t>
+        <w:t xml:space="preserve">Al-Qassimi, M, and SM Al-Salem. 2020. “Ozone (O3) Ambient Levels as a Secondary Airborne Precursor in Fahaheel Urban Area, the State of Kuwait.” </w:t>
       </w:r>
       <w:r>
         <w:rPr>
@@ -8077,15 +6122,7 @@
         <w:t>ATMOSPHERIC ENVIRONMENT</w:t>
       </w:r>
       <w:r>
-        <w:t xml:space="preserve"> 351 (June). </w:t>
-      </w:r>
-      <w:proofErr w:type="gramStart"/>
-      <w:r>
-        <w:t>doi:10.1016/j.atmosenv</w:t>
-      </w:r>
-      <w:proofErr w:type="gramEnd"/>
-      <w:r>
-        <w:t>.2025.121180.</w:t>
+        <w:t xml:space="preserve"> 351 (June). doi:10.1016/j.atmosenv.2025.121180.</w:t>
       </w:r>
     </w:p>
     <w:p>
@@ -8093,23 +6130,7 @@
         <w:pStyle w:val="Bibliography"/>
       </w:pPr>
       <w:r>
-        <w:t xml:space="preserve">C T, Resmi, Nishanth T, Satheesh Kumar M K, </w:t>
-      </w:r>
-      <w:proofErr w:type="spellStart"/>
-      <w:r>
-        <w:t>Balachandramohan</w:t>
-      </w:r>
-      <w:proofErr w:type="spellEnd"/>
-      <w:r>
-        <w:t xml:space="preserve"> M, and </w:t>
-      </w:r>
-      <w:proofErr w:type="spellStart"/>
-      <w:r>
-        <w:t>Valsaraj</w:t>
-      </w:r>
-      <w:proofErr w:type="spellEnd"/>
-      <w:r>
-        <w:t xml:space="preserve"> K T. 2020. “Long-Term Variations of Air Quality Influenced by Surface Ozone in a Coastal Site in India: Association with Synoptic Meteorological Conditions with Model Simulations.” </w:t>
+        <w:t xml:space="preserve">C T, Resmi, Nishanth T, Satheesh Kumar M K, Balachandramohan M, and Valsaraj K T. 2020. “Long-Term Variations of Air Quality Influenced by Surface Ozone in a Coastal Site in India: Association with Synoptic Meteorological Conditions with Model Simulations.” </w:t>
       </w:r>
       <w:r>
         <w:rPr>
@@ -8127,31 +6148,7 @@
         <w:pStyle w:val="Bibliography"/>
       </w:pPr>
       <w:r>
-        <w:t xml:space="preserve">Cavaliere, A, L Brilli, BP Andreini, F Carotenuto, B </w:t>
-      </w:r>
-      <w:proofErr w:type="spellStart"/>
-      <w:r>
-        <w:t>Gioli</w:t>
-      </w:r>
-      <w:proofErr w:type="spellEnd"/>
-      <w:r>
-        <w:t xml:space="preserve">, T Giordano, M Stefanelli, C </w:t>
-      </w:r>
-      <w:proofErr w:type="spellStart"/>
-      <w:r>
-        <w:t>Vagnoli</w:t>
-      </w:r>
-      <w:proofErr w:type="spellEnd"/>
-      <w:r>
-        <w:t xml:space="preserve">, A </w:t>
-      </w:r>
-      <w:proofErr w:type="spellStart"/>
-      <w:r>
-        <w:t>Zaldei</w:t>
-      </w:r>
-      <w:proofErr w:type="spellEnd"/>
-      <w:r>
-        <w:t xml:space="preserve">, and G Gualtieri. 2023. “Development of Low-Cost Air Quality Stations for next-Generation Monitoring Networks: Calibration and Validation of NO2 and O3 Sensors.” </w:t>
+        <w:t xml:space="preserve">Cavaliere, A, L Brilli, BP Andreini, F Carotenuto, B Gioli, T Giordano, M Stefanelli, C Vagnoli, A Zaldei, and G Gualtieri. 2023. “Development of Low-Cost Air Quality Stations for next-Generation Monitoring Networks: Calibration and Validation of NO2 and O3 Sensors.” </w:t>
       </w:r>
       <w:r>
         <w:rPr>
@@ -8169,15 +6166,7 @@
         <w:pStyle w:val="Bibliography"/>
       </w:pPr>
       <w:r>
-        <w:t xml:space="preserve">Chattopadhyay, </w:t>
-      </w:r>
-      <w:proofErr w:type="spellStart"/>
-      <w:r>
-        <w:t>Goutami</w:t>
-      </w:r>
-      <w:proofErr w:type="spellEnd"/>
-      <w:r>
-        <w:t xml:space="preserve">, Subrata Kumar Midya, and Surajit Chattopadhyay. 2019. “MLP Based Predictive Model for Surface Ozone Concentration over an Urban Area in the Gangetic West Bengal during Pre-Monsoon Season.” </w:t>
+        <w:t xml:space="preserve">Chattopadhyay, Goutami, Subrata Kumar Midya, and Surajit Chattopadhyay. 2019. “MLP Based Predictive Model for Surface Ozone Concentration over an Urban Area in the Gangetic West Bengal during Pre-Monsoon Season.” </w:t>
       </w:r>
       <w:r>
         <w:rPr>
@@ -8187,15 +6176,7 @@
         <w:t>Journal of Atmospheric and Solar-Terrestrial Physics</w:t>
       </w:r>
       <w:r>
-        <w:t xml:space="preserve"> 184 (March). Elsevier BV: 57–62. </w:t>
-      </w:r>
-      <w:proofErr w:type="gramStart"/>
-      <w:r>
-        <w:t>doi:10.1016/j.jastp</w:t>
-      </w:r>
-      <w:proofErr w:type="gramEnd"/>
-      <w:r>
-        <w:t>.2019.01.008.</w:t>
+        <w:t xml:space="preserve"> 184 (March). Elsevier BV: 57–62. doi:10.1016/j.jastp.2019.01.008.</w:t>
       </w:r>
     </w:p>
     <w:p>
@@ -8213,36 +6194,15 @@
         <w:t>SCIENCE OF THE TOTAL ENVIRONMENT</w:t>
       </w:r>
       <w:r>
-        <w:t xml:space="preserve"> 864 (March). </w:t>
-      </w:r>
-      <w:proofErr w:type="gramStart"/>
-      <w:r>
-        <w:t>doi:10.1016/j.scitotenv</w:t>
-      </w:r>
-      <w:proofErr w:type="gramEnd"/>
-      <w:r>
-        <w:t>.2022.160928.</w:t>
+        <w:t xml:space="preserve"> 864 (March). doi:10.1016/j.scitotenv.2022.160928.</w:t>
       </w:r>
     </w:p>
     <w:p>
       <w:pPr>
         <w:pStyle w:val="Bibliography"/>
       </w:pPr>
-      <w:proofErr w:type="spellStart"/>
-      <w:r>
-        <w:t>Chilès</w:t>
-      </w:r>
-      <w:proofErr w:type="spellEnd"/>
-      <w:r>
-        <w:t xml:space="preserve">, Jean-Paul, and Nicolas </w:t>
-      </w:r>
-      <w:proofErr w:type="spellStart"/>
-      <w:r>
-        <w:t>Desassis</w:t>
-      </w:r>
-      <w:proofErr w:type="spellEnd"/>
-      <w:r>
-        <w:t xml:space="preserve">. 2018. “Fifty Years of Kriging.” In </w:t>
+      <w:r>
+        <w:t xml:space="preserve">Chilès, Jean-Paul, and Nicolas Desassis. 2018. “Fifty Years of Kriging.” In </w:t>
       </w:r>
       <w:r>
         <w:rPr>
@@ -8260,23 +6220,7 @@
         <w:pStyle w:val="Bibliography"/>
       </w:pPr>
       <w:r>
-        <w:t>Gillies, Sean and others. 2013. “</w:t>
-      </w:r>
-      <w:proofErr w:type="spellStart"/>
-      <w:r>
-        <w:t>Rasterio</w:t>
-      </w:r>
-      <w:proofErr w:type="spellEnd"/>
-      <w:r>
-        <w:t xml:space="preserve">: Geospatial Raster I/O for Python Programmers.” </w:t>
-      </w:r>
-      <w:proofErr w:type="spellStart"/>
-      <w:r>
-        <w:t>Mapbox</w:t>
-      </w:r>
-      <w:proofErr w:type="spellEnd"/>
-      <w:r>
-        <w:t>. https://github.com/rasterio/rasterio.</w:t>
+        <w:t>Gillies, Sean and others. 2013. “Rasterio: Geospatial Raster I/O for Python Programmers.” Mapbox. https://github.com/rasterio/rasterio.</w:t>
       </w:r>
     </w:p>
     <w:p>
@@ -8294,15 +6238,7 @@
         <w:t>Geomorphology</w:t>
       </w:r>
       <w:r>
-        <w:t xml:space="preserve"> 130 (1–2). Elsevier BV: 5–9. </w:t>
-      </w:r>
-      <w:proofErr w:type="gramStart"/>
-      <w:r>
-        <w:t>doi:10.1016/j.geomorph</w:t>
-      </w:r>
-      <w:proofErr w:type="gramEnd"/>
-      <w:r>
-        <w:t>.2010.10.004.</w:t>
+        <w:t xml:space="preserve"> 130 (1–2). Elsevier BV: 5–9. doi:10.1016/j.geomorph.2010.10.004.</w:t>
       </w:r>
     </w:p>
     <w:p>
@@ -8350,23 +6286,7 @@
         <w:pStyle w:val="Bibliography"/>
       </w:pPr>
       <w:r>
-        <w:t xml:space="preserve">Ionascu, ME, N Castell, O </w:t>
-      </w:r>
-      <w:proofErr w:type="spellStart"/>
-      <w:r>
-        <w:t>Boncalo</w:t>
-      </w:r>
-      <w:proofErr w:type="spellEnd"/>
-      <w:r>
-        <w:t xml:space="preserve">, P Schneider, M Darie, and M Marcu. 2021. “Calibration of CO, NO2, and O3 Using </w:t>
-      </w:r>
-      <w:proofErr w:type="spellStart"/>
-      <w:r>
-        <w:t>Airify</w:t>
-      </w:r>
-      <w:proofErr w:type="spellEnd"/>
-      <w:r>
-        <w:t xml:space="preserve">: A Low-Cost Sensor Cluster for Air Quality Monitoring.” </w:t>
+        <w:t xml:space="preserve">Ionascu, ME, N Castell, O Boncalo, P Schneider, M Darie, and M Marcu. 2021. “Calibration of CO, NO2, and O3 Using Airify: A Low-Cost Sensor Cluster for Air Quality Monitoring.” </w:t>
       </w:r>
       <w:r>
         <w:rPr>
@@ -8384,15 +6304,7 @@
         <w:pStyle w:val="Bibliography"/>
       </w:pPr>
       <w:r>
-        <w:t xml:space="preserve">Kleinert, F, LH </w:t>
-      </w:r>
-      <w:proofErr w:type="spellStart"/>
-      <w:r>
-        <w:t>Leufen</w:t>
-      </w:r>
-      <w:proofErr w:type="spellEnd"/>
-      <w:r>
-        <w:t xml:space="preserve">, and MG Schultz. 2021. “IntelliO3-Ts v1.0: A Neural Network Approach to Predict near-Surface Ozone Concentrations in Germany.” </w:t>
+        <w:t xml:space="preserve">Kleinert, F, LH Leufen, and MG Schultz. 2021. “IntelliO3-Ts v1.0: A Neural Network Approach to Predict near-Surface Ozone Concentrations in Germany.” </w:t>
       </w:r>
       <w:r>
         <w:rPr>
@@ -8474,15 +6386,7 @@
         <w:t>ATMOSPHERIC ENVIRONMENT</w:t>
       </w:r>
       <w:r>
-        <w:t xml:space="preserve"> 339 (December). </w:t>
-      </w:r>
-      <w:proofErr w:type="gramStart"/>
-      <w:r>
-        <w:t>doi:10.1016/j.atmosenv</w:t>
-      </w:r>
-      <w:proofErr w:type="gramEnd"/>
-      <w:r>
-        <w:t>.2024.120865.</w:t>
+        <w:t xml:space="preserve"> 339 (December). doi:10.1016/j.atmosenv.2024.120865.</w:t>
       </w:r>
     </w:p>
     <w:p>
@@ -8500,15 +6404,7 @@
         <w:t>URBAN CLIMATE</w:t>
       </w:r>
       <w:r>
-        <w:t xml:space="preserve"> 57 (September). </w:t>
-      </w:r>
-      <w:proofErr w:type="gramStart"/>
-      <w:r>
-        <w:t>doi:10.1016/j.uclim</w:t>
-      </w:r>
-      <w:proofErr w:type="gramEnd"/>
-      <w:r>
-        <w:t>.2024.102093.</w:t>
+        <w:t xml:space="preserve"> 57 (September). doi:10.1016/j.uclim.2024.102093.</w:t>
       </w:r>
     </w:p>
     <w:p>
@@ -8516,31 +6412,7 @@
         <w:pStyle w:val="Bibliography"/>
       </w:pPr>
       <w:r>
-        <w:t xml:space="preserve">Michael </w:t>
-      </w:r>
-      <w:proofErr w:type="spellStart"/>
-      <w:r>
-        <w:t>Pyrcz</w:t>
-      </w:r>
-      <w:proofErr w:type="spellEnd"/>
-      <w:r>
-        <w:t>. 2024. “</w:t>
-      </w:r>
-      <w:proofErr w:type="spellStart"/>
-      <w:r>
-        <w:t>GeostatsGuy</w:t>
-      </w:r>
-      <w:proofErr w:type="spellEnd"/>
-      <w:r>
-        <w:t>/</w:t>
-      </w:r>
-      <w:proofErr w:type="spellStart"/>
-      <w:r>
-        <w:t>GeostatsPyDemos_Book</w:t>
-      </w:r>
-      <w:proofErr w:type="spellEnd"/>
-      <w:r>
-        <w:t>: V0.2.” Zenodo. doi:10.5281/ZENODO.15169133.</w:t>
+        <w:t>Michael Pyrcz. 2024. “GeostatsGuy/GeostatsPyDemos_Book: V0.2.” Zenodo. doi:10.5281/ZENODO.15169133.</w:t>
       </w:r>
     </w:p>
     <w:p>
@@ -8576,15 +6448,7 @@
         <w:t>JOURNAL OF ENVIRONMENTAL SCIENCES</w:t>
       </w:r>
       <w:r>
-        <w:t xml:space="preserve"> 132 (October): 122–33. </w:t>
-      </w:r>
-      <w:proofErr w:type="gramStart"/>
-      <w:r>
-        <w:t>doi:10.1016/j.jes</w:t>
-      </w:r>
-      <w:proofErr w:type="gramEnd"/>
-      <w:r>
-        <w:t>.2022.09.032.</w:t>
+        <w:t xml:space="preserve"> 132 (October): 122–33. doi:10.1016/j.jes.2022.09.032.</w:t>
       </w:r>
     </w:p>
     <w:p>
@@ -8593,15 +6457,7 @@
       </w:pPr>
       <w:r>
         <w:lastRenderedPageBreak/>
-        <w:t xml:space="preserve">Nelson, D, Y Choi, B Sadeghi, AK Yeganeh, M </w:t>
-      </w:r>
-      <w:proofErr w:type="spellStart"/>
-      <w:r>
-        <w:t>Ghahremanloo</w:t>
-      </w:r>
-      <w:proofErr w:type="spellEnd"/>
-      <w:r>
-        <w:t xml:space="preserve">, and J Park. 2023. “A Comprehensive Approach Combining Positive Matrix Factorization Modeling, Meteorology, and Machine Learning for Source Apportionment of Surface Ozone Precursors: Underlying Factors Contributing to Ozone Formation in Houston, Texas.” </w:t>
+        <w:t xml:space="preserve">Nelson, D, Y Choi, B Sadeghi, AK Yeganeh, M Ghahremanloo, and J Park. 2023. “A Comprehensive Approach Combining Positive Matrix Factorization Modeling, Meteorology, and Machine Learning for Source Apportionment of Surface Ozone Precursors: Underlying Factors Contributing to Ozone Formation in Houston, Texas.” </w:t>
       </w:r>
       <w:r>
         <w:rPr>
@@ -8611,15 +6467,7 @@
         <w:t>ENVIRONMENTAL POLLUTION</w:t>
       </w:r>
       <w:r>
-        <w:t xml:space="preserve"> 334 (October). </w:t>
-      </w:r>
-      <w:proofErr w:type="gramStart"/>
-      <w:r>
-        <w:t>doi:10.1016/j.envpol</w:t>
-      </w:r>
-      <w:proofErr w:type="gramEnd"/>
-      <w:r>
-        <w:t>.2023.122223.</w:t>
+        <w:t xml:space="preserve"> 334 (October). doi:10.1016/j.envpol.2023.122223.</w:t>
       </w:r>
     </w:p>
     <w:p>
@@ -8627,15 +6475,7 @@
         <w:pStyle w:val="Bibliography"/>
       </w:pPr>
       <w:r>
-        <w:t xml:space="preserve">Oliver, M.A., and R. Webster. 2014. “A Tutorial Guide to </w:t>
-      </w:r>
-      <w:proofErr w:type="spellStart"/>
-      <w:r>
-        <w:t>Geostatistics</w:t>
-      </w:r>
-      <w:proofErr w:type="spellEnd"/>
-      <w:r>
-        <w:t xml:space="preserve">: Computing and Modelling Variograms and Kriging.” </w:t>
+        <w:t xml:space="preserve">Oliver, M.A., and R. Webster. 2014. “A Tutorial Guide to Geostatistics: Computing and Modelling Variograms and Kriging.” </w:t>
       </w:r>
       <w:r>
         <w:rPr>
@@ -8645,15 +6485,7 @@
         <w:t>CATENA</w:t>
       </w:r>
       <w:r>
-        <w:t xml:space="preserve"> 113 (February). Elsevier BV: 56–69. </w:t>
-      </w:r>
-      <w:proofErr w:type="gramStart"/>
-      <w:r>
-        <w:t>doi:10.1016/j.catena</w:t>
-      </w:r>
-      <w:proofErr w:type="gramEnd"/>
-      <w:r>
-        <w:t>.2013.09.006.</w:t>
+        <w:t xml:space="preserve"> 113 (February). Elsevier BV: 56–69. doi:10.1016/j.catena.2013.09.006.</w:t>
       </w:r>
     </w:p>
     <w:p>
@@ -8661,23 +6493,7 @@
         <w:pStyle w:val="Bibliography"/>
       </w:pPr>
       <w:r>
-        <w:t xml:space="preserve">Pan, Qilong, </w:t>
-      </w:r>
-      <w:proofErr w:type="spellStart"/>
-      <w:r>
-        <w:t>Fouzi</w:t>
-      </w:r>
-      <w:proofErr w:type="spellEnd"/>
-      <w:r>
-        <w:t xml:space="preserve"> </w:t>
-      </w:r>
-      <w:proofErr w:type="spellStart"/>
-      <w:r>
-        <w:t>Harrou</w:t>
-      </w:r>
-      <w:proofErr w:type="spellEnd"/>
-      <w:r>
-        <w:t xml:space="preserve">, and Ying Sun. 2023. “A Comparison of Machine Learning Methods for Ozone Pollution Prediction.” </w:t>
+        <w:t xml:space="preserve">Pan, Qilong, Fouzi Harrou, and Ying Sun. 2023. “A Comparison of Machine Learning Methods for Ozone Pollution Prediction.” </w:t>
       </w:r>
       <w:r>
         <w:rPr>
@@ -8695,15 +6511,7 @@
         <w:pStyle w:val="Bibliography"/>
       </w:pPr>
       <w:r>
-        <w:t xml:space="preserve">Pires, JCM, SIV Sousa, MC Pereira, MCM Alvim-Ferraz, and FG Martins. 2008. “Management of Air Quality Monitoring Using Principal Component and Cluster Analysis -: Part </w:t>
-      </w:r>
-      <w:proofErr w:type="gramStart"/>
-      <w:r>
-        <w:t>II::</w:t>
-      </w:r>
-      <w:proofErr w:type="gramEnd"/>
-      <w:r>
-        <w:t xml:space="preserve"> CO, NO2 and O3.” </w:t>
+        <w:t xml:space="preserve">Pires, JCM, SIV Sousa, MC Pereira, MCM Alvim-Ferraz, and FG Martins. 2008. “Management of Air Quality Monitoring Using Principal Component and Cluster Analysis -: Part II:: CO, NO2 and O3.” </w:t>
       </w:r>
       <w:r>
         <w:rPr>
@@ -8713,15 +6521,7 @@
         <w:t>ATMOSPHERIC ENVIRONMENT</w:t>
       </w:r>
       <w:r>
-        <w:t xml:space="preserve"> 42 (6): 1261–74. </w:t>
-      </w:r>
-      <w:proofErr w:type="gramStart"/>
-      <w:r>
-        <w:t>doi:10.1016/j.atmosenv</w:t>
-      </w:r>
-      <w:proofErr w:type="gramEnd"/>
-      <w:r>
-        <w:t>.2007.10.041.</w:t>
+        <w:t xml:space="preserve"> 42 (6): 1261–74. doi:10.1016/j.atmosenv.2007.10.041.</w:t>
       </w:r>
     </w:p>
     <w:p>
@@ -8739,15 +6539,7 @@
         <w:t>The Python Language Reference</w:t>
       </w:r>
       <w:r>
-        <w:t>. Release 3.0.1 [</w:t>
-      </w:r>
-      <w:proofErr w:type="spellStart"/>
-      <w:r>
-        <w:t>Repr</w:t>
-      </w:r>
-      <w:proofErr w:type="spellEnd"/>
-      <w:r>
-        <w:t>.]. Python Documentation Manual / Guido van Rossum; Fred L. Drake [Ed.], Pt. 2. Hampton, NH: Python Software Foundation.</w:t>
+        <w:t>. Release 3.0.1 [Repr.]. Python Documentation Manual / Guido van Rossum; Fred L. Drake [Ed.], Pt. 2. Hampton, NH: Python Software Foundation.</w:t>
       </w:r>
     </w:p>
     <w:p>
@@ -8755,15 +6547,7 @@
         <w:pStyle w:val="Bibliography"/>
       </w:pPr>
       <w:r>
-        <w:t xml:space="preserve">Rouault, Even, Frank Warmerdam, Kurt Schwehr, Andrey Kiselev, Howard Butler, Mateusz </w:t>
-      </w:r>
-      <w:proofErr w:type="spellStart"/>
-      <w:r>
-        <w:t>Łoskot</w:t>
-      </w:r>
-      <w:proofErr w:type="spellEnd"/>
-      <w:r>
-        <w:t>, Tamas Szekeres, et al. 2025. “GDAL.” Zenodo. doi:10.5281/ZENODO.15375292.</w:t>
+        <w:t>Rouault, Even, Frank Warmerdam, Kurt Schwehr, Andrey Kiselev, Howard Butler, Mateusz Łoskot, Tamas Szekeres, et al. 2025. “GDAL.” Zenodo. doi:10.5281/ZENODO.15375292.</w:t>
       </w:r>
     </w:p>
     <w:p>
@@ -8771,15 +6555,7 @@
         <w:pStyle w:val="Bibliography"/>
       </w:pPr>
       <w:r>
-        <w:t xml:space="preserve">Sadighi, K, E Coffey, A Polidori, B Feenstra, Q </w:t>
-      </w:r>
-      <w:proofErr w:type="spellStart"/>
-      <w:r>
-        <w:t>Lv</w:t>
-      </w:r>
-      <w:proofErr w:type="spellEnd"/>
-      <w:r>
-        <w:t xml:space="preserve">, DK Henze, and M Hannigan. 2018. “Intra-Urban Spatial Variability of Surface Ozone in Riverside, CA: Viability and Validation of Low-Cost Sensors.” </w:t>
+        <w:t xml:space="preserve">Sadighi, K, E Coffey, A Polidori, B Feenstra, Q Lv, DK Henze, and M Hannigan. 2018. “Intra-Urban Spatial Variability of Surface Ozone in Riverside, CA: Viability and Validation of Low-Cost Sensors.” </w:t>
       </w:r>
       <w:r>
         <w:rPr>
@@ -8796,13 +6572,8 @@
       <w:pPr>
         <w:pStyle w:val="Bibliography"/>
       </w:pPr>
-      <w:proofErr w:type="spellStart"/>
-      <w:r>
-        <w:t>Seroji</w:t>
-      </w:r>
-      <w:proofErr w:type="spellEnd"/>
-      <w:r>
-        <w:t xml:space="preserve">, Abdulaziz R. 2016. “The Ground Ozone Variations with UV Radiation during Winter and Spring Seasons in 2007 over Makkah.” </w:t>
+      <w:r>
+        <w:t xml:space="preserve">Seroji, Abdulaziz R. 2016. “The Ground Ozone Variations with UV Radiation during Winter and Spring Seasons in 2007 over Makkah.” </w:t>
       </w:r>
       <w:r>
         <w:rPr>
@@ -8820,15 +6591,7 @@
         <w:pStyle w:val="Bibliography"/>
       </w:pPr>
       <w:r>
-        <w:t xml:space="preserve">Sun, HT, YM Shin, MT Xia, SX Ke, M Wan, L Yuan, YM Guo, and AT Archibald. 2022. “Spatial Resolved Surface Ozone with Urban and Rural Differentiation during 1990-2019: A Space-Time Bayesian Neural Network </w:t>
-      </w:r>
-      <w:proofErr w:type="spellStart"/>
-      <w:r>
-        <w:t>Downscaler</w:t>
-      </w:r>
-      <w:proofErr w:type="spellEnd"/>
-      <w:r>
-        <w:t xml:space="preserve">.” </w:t>
+        <w:t xml:space="preserve">Sun, HT, YM Shin, MT Xia, SX Ke, M Wan, L Yuan, YM Guo, and AT Archibald. 2022. “Spatial Resolved Surface Ozone with Urban and Rural Differentiation during 1990-2019: A Space-Time Bayesian Neural Network Downscaler.” </w:t>
       </w:r>
       <w:r>
         <w:rPr>
@@ -8838,15 +6601,7 @@
         <w:t>ENVIRONMENTAL SCIENCE &amp; TECHNOLOGY</w:t>
       </w:r>
       <w:r>
-        <w:t xml:space="preserve"> 56 (11): 7337–49. </w:t>
-      </w:r>
-      <w:proofErr w:type="gramStart"/>
-      <w:r>
-        <w:t>doi:10.1021/acs.est</w:t>
-      </w:r>
-      <w:proofErr w:type="gramEnd"/>
-      <w:r>
-        <w:t>.1c04797.</w:t>
+        <w:t xml:space="preserve"> 56 (11): 7337–49. doi:10.1021/acs.est.1c04797.</w:t>
       </w:r>
     </w:p>
     <w:p>
@@ -8864,15 +6619,7 @@
         <w:t>ATMOSPHERIC RESEARCH</w:t>
       </w:r>
       <w:r>
-        <w:t xml:space="preserve"> 187 (May): 57–68. </w:t>
-      </w:r>
-      <w:proofErr w:type="gramStart"/>
-      <w:r>
-        <w:t>doi:10.1016/j.atmosres</w:t>
-      </w:r>
-      <w:proofErr w:type="gramEnd"/>
-      <w:r>
-        <w:t>.2016.12.006.</w:t>
+        <w:t xml:space="preserve"> 187 (May): 57–68. doi:10.1016/j.atmosres.2016.12.006.</w:t>
       </w:r>
     </w:p>
     <w:p>
@@ -8912,15 +6659,7 @@
         <w:t>SCIENCE OF THE TOTAL ENVIRONMENT</w:t>
       </w:r>
       <w:r>
-        <w:t xml:space="preserve"> 695 (December). </w:t>
-      </w:r>
-      <w:proofErr w:type="gramStart"/>
-      <w:r>
-        <w:t>doi:10.1016/j.scitotenv</w:t>
-      </w:r>
-      <w:proofErr w:type="gramEnd"/>
-      <w:r>
-        <w:t>.2019.133880.</w:t>
+        <w:t xml:space="preserve"> 695 (December). doi:10.1016/j.scitotenv.2019.133880.</w:t>
       </w:r>
     </w:p>
     <w:p>
@@ -8928,113 +6667,49 @@
         <w:pStyle w:val="Bibliography"/>
       </w:pPr>
       <w:r>
-        <w:t xml:space="preserve">Zhang, Wenxiu, Di Liu, </w:t>
-      </w:r>
-      <w:proofErr w:type="spellStart"/>
-      <w:r>
-        <w:t>Hanqin</w:t>
-      </w:r>
-      <w:proofErr w:type="spellEnd"/>
-      <w:r>
-        <w:t xml:space="preserve"> Tian, </w:t>
-      </w:r>
-      <w:proofErr w:type="spellStart"/>
-      <w:r>
-        <w:t>Naiqin</w:t>
-      </w:r>
-      <w:proofErr w:type="spellEnd"/>
-      <w:r>
-        <w:t xml:space="preserve"> Pan, </w:t>
-      </w:r>
-      <w:proofErr w:type="spellStart"/>
-      <w:r>
-        <w:t>Ruqi</w:t>
-      </w:r>
-      <w:proofErr w:type="spellEnd"/>
-      <w:r>
-        <w:t xml:space="preserve"> Yang, </w:t>
-      </w:r>
-      <w:proofErr w:type="spellStart"/>
-      <w:r>
-        <w:t>Wenhan</w:t>
-      </w:r>
-      <w:proofErr w:type="spellEnd"/>
-      <w:r>
-        <w:t xml:space="preserve"> Tang, Jia Yang, et al. 2022. “Recurrent Mapping of Hourly Surface Ozone Data (</w:t>
-      </w:r>
-      <w:proofErr w:type="spellStart"/>
-      <w:r>
-        <w:t>HrSOD</w:t>
-      </w:r>
-      <w:proofErr w:type="spellEnd"/>
-      <w:r>
-        <w:t xml:space="preserve">) across China during 2005-2020 for Ecosystem and Human Health Risk Assessment.” </w:t>
+        <w:t xml:space="preserve">Zhang, Wenxiu, Di Liu, Hanqin Tian, Naiqin Pan, Ruqi Yang, Wenhan Tang, Jia Yang, et al. 2022. “Recurrent Mapping of Hourly Surface Ozone Data (HrSOD) across China during 2005-2020 for Ecosystem and Human Health Risk Assessment.” </w:t>
       </w:r>
       <w:r>
         <w:rPr>
           <w:i/>
           <w:iCs/>
         </w:rPr>
-        <w:t xml:space="preserve">Earth System </w:t>
-      </w:r>
-      <w:proofErr w:type="gramStart"/>
+        <w:t>Earth System Science Data Discussions</w:t>
+      </w:r>
+      <w:r>
+        <w:t>, December. Copernicus Gesellschaft mbH, 2–36. doi:10.5194/essd-2022-428.</w:t>
+      </w:r>
+    </w:p>
+    <w:p>
+      <w:pPr>
+        <w:pStyle w:val="Bibliography"/>
+      </w:pPr>
+      <w:r>
+        <w:t xml:space="preserve">Zhao, H, YF Zheng, and C Li. 2018. “Spatiotemporal Distribution of PM2.5 and O3 and Their Interaction During the Summer and Winter Seasons in Beijing, China.” </w:t>
+      </w:r>
       <w:r>
         <w:rPr>
           <w:i/>
           <w:iCs/>
         </w:rPr>
-        <w:t>Science Data</w:t>
-      </w:r>
-      <w:proofErr w:type="gramEnd"/>
+        <w:t>SUSTAINABILITY</w:t>
+      </w:r>
+      <w:r>
+        <w:t xml:space="preserve"> 10 (12). doi:10.3390/su10124519.</w:t>
+      </w:r>
+    </w:p>
+    <w:p>
+      <w:pPr>
+        <w:pStyle w:val="Bibliography"/>
+      </w:pPr>
+      <w:r>
+        <w:t xml:space="preserve">Zou, Y, XJ Deng, T Deng, CQ Yin, and F Li. 2019. “One-Year Characterization and Reactivity of Isoprene and Its Impact on Surface Ozone Formation at A Suburban Site in Guangzhou, China.” </w:t>
+      </w:r>
       <w:r>
         <w:rPr>
           <w:i/>
           <w:iCs/>
         </w:rPr>
-        <w:t xml:space="preserve"> Discussions</w:t>
-      </w:r>
-      <w:r>
-        <w:t xml:space="preserve">, December. Copernicus Gesellschaft </w:t>
-      </w:r>
-      <w:proofErr w:type="spellStart"/>
-      <w:r>
-        <w:t>mbH</w:t>
-      </w:r>
-      <w:proofErr w:type="spellEnd"/>
-      <w:r>
-        <w:t>, 2–36. doi:10.5194/essd-2022-428.</w:t>
-      </w:r>
-    </w:p>
-    <w:p>
-      <w:pPr>
-        <w:pStyle w:val="Bibliography"/>
-      </w:pPr>
-      <w:r>
-        <w:t xml:space="preserve">Zhao, H, YF Zheng, and C Li. 2018. “Spatiotemporal Distribution of PM2.5 and O3 and Their Interaction During the Summer and Winter Seasons in Beijing, China.” </w:t>
-      </w:r>
-      <w:r>
-        <w:rPr>
-          <w:i/>
-          <w:iCs/>
-        </w:rPr>
-        <w:t>SUSTAINABILITY</w:t>
-      </w:r>
-      <w:r>
-        <w:t xml:space="preserve"> 10 (12). doi:10.3390/su10124519.</w:t>
-      </w:r>
-    </w:p>
-    <w:p>
-      <w:pPr>
-        <w:pStyle w:val="Bibliography"/>
-      </w:pPr>
-      <w:r>
-        <w:t xml:space="preserve">Zou, Y, XJ Deng, T Deng, CQ Yin, and F Li. 2019. “One-Year Characterization and Reactivity of Isoprene and Its Impact on Surface Ozone Formation at A Suburban Site in Guangzhou, China.” </w:t>
-      </w:r>
-      <w:r>
-        <w:rPr>
-          <w:i/>
-          <w:iCs/>
-        </w:rPr>
         <w:t>ATMOSPHERE</w:t>
       </w:r>
       <w:r>
@@ -9059,7 +6734,7 @@
       </w:r>
     </w:p>
     <w:sectPr>
-      <w:footerReference w:type="default" r:id="rId15"/>
+      <w:footerReference w:type="default" r:id="rId10"/>
       <w:pgSz w:w="12240" w:h="15840"/>
       <w:pgMar w:top="1440" w:right="1440" w:bottom="1440" w:left="1440" w:header="720" w:footer="720" w:gutter="0"/>
       <w:cols w:space="720"/>
@@ -9068,45 +6743,6 @@
     </w:sectPr>
   </w:body>
 </w:document>
-</file>
-
-<file path=word/comments.xml><?xml version="1.0" encoding="utf-8"?>
-<w:comments xmlns:wpc="http://schemas.microsoft.com/office/word/2010/wordprocessingCanvas" xmlns:cx="http://schemas.microsoft.com/office/drawing/2014/chartex" xmlns:cx1="http://schemas.microsoft.com/office/drawing/2015/9/8/chartex" xmlns:cx2="http://schemas.microsoft.com/office/drawing/2015/10/21/chartex" xmlns:cx3="http://schemas.microsoft.com/office/drawing/2016/5/9/chartex" xmlns:cx4="http://schemas.microsoft.com/office/drawing/2016/5/10/chartex" xmlns:cx5="http://schemas.microsoft.com/office/drawing/2016/5/11/chartex" xmlns:cx6="http://schemas.microsoft.com/office/drawing/2016/5/12/chartex" xmlns:cx7="http://schemas.microsoft.com/office/drawing/2016/5/13/chartex" xmlns:cx8="http://schemas.microsoft.com/office/drawing/2016/5/14/chartex" xmlns:mc="http://schemas.openxmlformats.org/markup-compatibility/2006" xmlns:aink="http://schemas.microsoft.com/office/drawing/2016/ink" xmlns:am3d="http://schemas.microsoft.com/office/drawing/2017/model3d" xmlns:o="urn:schemas-microsoft-com:office:office" xmlns:oel="http://schemas.microsoft.com/office/2019/extlst" xmlns:r="http://schemas.openxmlformats.org/officeDocument/2006/relationships" xmlns:m="http://schemas.openxmlformats.org/officeDocument/2006/math" xmlns:v="urn:schemas-microsoft-com:vml" xmlns:wp14="http://schemas.microsoft.com/office/word/2010/wordprocessingDrawing" xmlns:wp="http://schemas.openxmlformats.org/drawingml/2006/wordprocessingDrawing" xmlns:w10="urn:schemas-microsoft-com:office:word" xmlns:w="http://schemas.openxmlformats.org/wordprocessingml/2006/main" xmlns:w14="http://schemas.microsoft.com/office/word/2010/wordml" xmlns:w15="http://schemas.microsoft.com/office/word/2012/wordml" xmlns:w16cex="http://schemas.microsoft.com/office/word/2018/wordml/cex" xmlns:w16cid="http://schemas.microsoft.com/office/word/2016/wordml/cid" xmlns:w16="http://schemas.microsoft.com/office/word/2018/wordml" xmlns:w16du="http://schemas.microsoft.com/office/word/2023/wordml/word16du" xmlns:w16sdtdh="http://schemas.microsoft.com/office/word/2020/wordml/sdtdatahash" xmlns:w16sdtfl="http://schemas.microsoft.com/office/word/2024/wordml/sdtformatlock" xmlns:w16se="http://schemas.microsoft.com/office/word/2015/wordml/symex" xmlns:wpg="http://schemas.microsoft.com/office/word/2010/wordprocessingGroup" xmlns:wpi="http://schemas.microsoft.com/office/word/2010/wordprocessingInk" xmlns:wne="http://schemas.microsoft.com/office/word/2006/wordml" xmlns:wps="http://schemas.microsoft.com/office/word/2010/wordprocessingShape" mc:Ignorable="w14 w15 w16se w16cid w16 w16cex w16sdtdh w16sdtfl w16du wp14">
-  <w:comment w:id="1" w:author="Ryan Erickson" w:date="2025-07-28T16:28:00Z" w:initials="RE">
-    <w:p>
-      <w:pPr>
-        <w:pStyle w:val="CommentText"/>
-      </w:pPr>
-      <w:r>
-        <w:rPr>
-          <w:rStyle w:val="CommentReference"/>
-        </w:rPr>
-        <w:annotationRef/>
-      </w:r>
-      <w:r>
-        <w:t>Making these</w:t>
-      </w:r>
-    </w:p>
-  </w:comment>
-</w:comments>
-</file>
-
-<file path=word/commentsExtended.xml><?xml version="1.0" encoding="utf-8"?>
-<w15:commentsEx xmlns:wpc="http://schemas.microsoft.com/office/word/2010/wordprocessingCanvas" xmlns:cx="http://schemas.microsoft.com/office/drawing/2014/chartex" xmlns:cx1="http://schemas.microsoft.com/office/drawing/2015/9/8/chartex" xmlns:cx2="http://schemas.microsoft.com/office/drawing/2015/10/21/chartex" xmlns:cx3="http://schemas.microsoft.com/office/drawing/2016/5/9/chartex" xmlns:cx4="http://schemas.microsoft.com/office/drawing/2016/5/10/chartex" xmlns:cx5="http://schemas.microsoft.com/office/drawing/2016/5/11/chartex" xmlns:cx6="http://schemas.microsoft.com/office/drawing/2016/5/12/chartex" xmlns:cx7="http://schemas.microsoft.com/office/drawing/2016/5/13/chartex" xmlns:cx8="http://schemas.microsoft.com/office/drawing/2016/5/14/chartex" xmlns:mc="http://schemas.openxmlformats.org/markup-compatibility/2006" xmlns:aink="http://schemas.microsoft.com/office/drawing/2016/ink" xmlns:am3d="http://schemas.microsoft.com/office/drawing/2017/model3d" xmlns:o="urn:schemas-microsoft-com:office:office" xmlns:oel="http://schemas.microsoft.com/office/2019/extlst" xmlns:r="http://schemas.openxmlformats.org/officeDocument/2006/relationships" xmlns:m="http://schemas.openxmlformats.org/officeDocument/2006/math" xmlns:v="urn:schemas-microsoft-com:vml" xmlns:wp14="http://schemas.microsoft.com/office/word/2010/wordprocessingDrawing" xmlns:wp="http://schemas.openxmlformats.org/drawingml/2006/wordprocessingDrawing" xmlns:w10="urn:schemas-microsoft-com:office:word" xmlns:w="http://schemas.openxmlformats.org/wordprocessingml/2006/main" xmlns:w14="http://schemas.microsoft.com/office/word/2010/wordml" xmlns:w15="http://schemas.microsoft.com/office/word/2012/wordml" xmlns:w16cex="http://schemas.microsoft.com/office/word/2018/wordml/cex" xmlns:w16cid="http://schemas.microsoft.com/office/word/2016/wordml/cid" xmlns:w16="http://schemas.microsoft.com/office/word/2018/wordml" xmlns:w16du="http://schemas.microsoft.com/office/word/2023/wordml/word16du" xmlns:w16sdtdh="http://schemas.microsoft.com/office/word/2020/wordml/sdtdatahash" xmlns:w16sdtfl="http://schemas.microsoft.com/office/word/2024/wordml/sdtformatlock" xmlns:w16se="http://schemas.microsoft.com/office/word/2015/wordml/symex" xmlns:wpg="http://schemas.microsoft.com/office/word/2010/wordprocessingGroup" xmlns:wpi="http://schemas.microsoft.com/office/word/2010/wordprocessingInk" xmlns:wne="http://schemas.microsoft.com/office/word/2006/wordml" xmlns:wps="http://schemas.microsoft.com/office/word/2010/wordprocessingShape" mc:Ignorable="w14 w15 w16se w16cid w16 w16cex w16sdtdh w16sdtfl w16du wp14">
-  <w15:commentEx w15:paraId="7B672976" w15:done="0"/>
-</w15:commentsEx>
-</file>
-
-<file path=word/commentsExtensible.xml><?xml version="1.0" encoding="utf-8"?>
-<w16cex:commentsExtensible xmlns:wpc="http://schemas.microsoft.com/office/word/2010/wordprocessingCanvas" xmlns:cx="http://schemas.microsoft.com/office/drawing/2014/chartex" xmlns:cx1="http://schemas.microsoft.com/office/drawing/2015/9/8/chartex" xmlns:cx2="http://schemas.microsoft.com/office/drawing/2015/10/21/chartex" xmlns:cx3="http://schemas.microsoft.com/office/drawing/2016/5/9/chartex" xmlns:cx4="http://schemas.microsoft.com/office/drawing/2016/5/10/chartex" xmlns:cx5="http://schemas.microsoft.com/office/drawing/2016/5/11/chartex" xmlns:cx6="http://schemas.microsoft.com/office/drawing/2016/5/12/chartex" xmlns:cx7="http://schemas.microsoft.com/office/drawing/2016/5/13/chartex" xmlns:cx8="http://schemas.microsoft.com/office/drawing/2016/5/14/chartex" xmlns:cr="http://schemas.microsoft.com/office/comments/2020/reactions" xmlns:mc="http://schemas.openxmlformats.org/markup-compatibility/2006" xmlns:aink="http://schemas.microsoft.com/office/drawing/2016/ink" xmlns:am3d="http://schemas.microsoft.com/office/drawing/2017/model3d" xmlns:o="urn:schemas-microsoft-com:office:office" xmlns:oel="http://schemas.microsoft.com/office/2019/extlst" xmlns:r="http://schemas.openxmlformats.org/officeDocument/2006/relationships" xmlns:m="http://schemas.openxmlformats.org/officeDocument/2006/math" xmlns:v="urn:schemas-microsoft-com:vml" xmlns:wp14="http://schemas.microsoft.com/office/word/2010/wordprocessingDrawing" xmlns:wp="http://schemas.openxmlformats.org/drawingml/2006/wordprocessingDrawing" xmlns:w10="urn:schemas-microsoft-com:office:word" xmlns:w="http://schemas.openxmlformats.org/wordprocessingml/2006/main" xmlns:w14="http://schemas.microsoft.com/office/word/2010/wordml" xmlns:w15="http://schemas.microsoft.com/office/word/2012/wordml" xmlns:w16cex="http://schemas.microsoft.com/office/word/2018/wordml/cex" xmlns:w16cid="http://schemas.microsoft.com/office/word/2016/wordml/cid" xmlns:w16="http://schemas.microsoft.com/office/word/2018/wordml" xmlns:w16du="http://schemas.microsoft.com/office/word/2023/wordml/word16du" xmlns:w16sdtdh="http://schemas.microsoft.com/office/word/2020/wordml/sdtdatahash" xmlns:w16sdtfl="http://schemas.microsoft.com/office/word/2024/wordml/sdtformatlock" xmlns:w16se="http://schemas.microsoft.com/office/word/2015/wordml/symex" xmlns:wpg="http://schemas.microsoft.com/office/word/2010/wordprocessingGroup" xmlns:wpi="http://schemas.microsoft.com/office/word/2010/wordprocessingInk" xmlns:wne="http://schemas.microsoft.com/office/word/2006/wordml" xmlns:wps="http://schemas.microsoft.com/office/word/2010/wordprocessingShape" mc:Ignorable="w14 w15 w16se w16cid w16 w16cex w16sdtdh w16sdtfl cr w16du wp14">
-  <w16cex:commentExtensible w16cex:durableId="019DAD5C" w16cex:dateUtc="2025-07-28T23:28:00Z"/>
-</w16cex:commentsExtensible>
-</file>
-
-<file path=word/commentsIds.xml><?xml version="1.0" encoding="utf-8"?>
-<w16cid:commentsIds xmlns:wpc="http://schemas.microsoft.com/office/word/2010/wordprocessingCanvas" xmlns:cx="http://schemas.microsoft.com/office/drawing/2014/chartex" xmlns:cx1="http://schemas.microsoft.com/office/drawing/2015/9/8/chartex" xmlns:cx2="http://schemas.microsoft.com/office/drawing/2015/10/21/chartex" xmlns:cx3="http://schemas.microsoft.com/office/drawing/2016/5/9/chartex" xmlns:cx4="http://schemas.microsoft.com/office/drawing/2016/5/10/chartex" xmlns:cx5="http://schemas.microsoft.com/office/drawing/2016/5/11/chartex" xmlns:cx6="http://schemas.microsoft.com/office/drawing/2016/5/12/chartex" xmlns:cx7="http://schemas.microsoft.com/office/drawing/2016/5/13/chartex" xmlns:cx8="http://schemas.microsoft.com/office/drawing/2016/5/14/chartex" xmlns:mc="http://schemas.openxmlformats.org/markup-compatibility/2006" xmlns:aink="http://schemas.microsoft.com/office/drawing/2016/ink" xmlns:am3d="http://schemas.microsoft.com/office/drawing/2017/model3d" xmlns:o="urn:schemas-microsoft-com:office:office" xmlns:oel="http://schemas.microsoft.com/office/2019/extlst" xmlns:r="http://schemas.openxmlformats.org/officeDocument/2006/relationships" xmlns:m="http://schemas.openxmlformats.org/officeDocument/2006/math" xmlns:v="urn:schemas-microsoft-com:vml" xmlns:wp14="http://schemas.microsoft.com/office/word/2010/wordprocessingDrawing" xmlns:wp="http://schemas.openxmlformats.org/drawingml/2006/wordprocessingDrawing" xmlns:w10="urn:schemas-microsoft-com:office:word" xmlns:w="http://schemas.openxmlformats.org/wordprocessingml/2006/main" xmlns:w14="http://schemas.microsoft.com/office/word/2010/wordml" xmlns:w15="http://schemas.microsoft.com/office/word/2012/wordml" xmlns:w16cex="http://schemas.microsoft.com/office/word/2018/wordml/cex" xmlns:w16cid="http://schemas.microsoft.com/office/word/2016/wordml/cid" xmlns:w16="http://schemas.microsoft.com/office/word/2018/wordml" xmlns:w16du="http://schemas.microsoft.com/office/word/2023/wordml/word16du" xmlns:w16sdtdh="http://schemas.microsoft.com/office/word/2020/wordml/sdtdatahash" xmlns:w16sdtfl="http://schemas.microsoft.com/office/word/2024/wordml/sdtformatlock" xmlns:w16se="http://schemas.microsoft.com/office/word/2015/wordml/symex" xmlns:wpg="http://schemas.microsoft.com/office/word/2010/wordprocessingGroup" xmlns:wpi="http://schemas.microsoft.com/office/word/2010/wordprocessingInk" xmlns:wne="http://schemas.microsoft.com/office/word/2006/wordml" xmlns:wps="http://schemas.microsoft.com/office/word/2010/wordprocessingShape" mc:Ignorable="w14 w15 w16se w16cid w16 w16cex w16sdtdh w16sdtfl w16du wp14">
-  <w16cid:commentId w16cid:paraId="7B672976" w16cid:durableId="019DAD5C"/>
-</w16cid:commentsIds>
 </file>
 
 <file path=word/endnotes.xml><?xml version="1.0" encoding="utf-8"?>
@@ -9334,14 +6970,6 @@
     <w:abstractNumId w:val="0"/>
   </w:num>
 </w:numbering>
-</file>
-
-<file path=word/people.xml><?xml version="1.0" encoding="utf-8"?>
-<w15:people xmlns:wpc="http://schemas.microsoft.com/office/word/2010/wordprocessingCanvas" xmlns:cx="http://schemas.microsoft.com/office/drawing/2014/chartex" xmlns:cx1="http://schemas.microsoft.com/office/drawing/2015/9/8/chartex" xmlns:cx2="http://schemas.microsoft.com/office/drawing/2015/10/21/chartex" xmlns:cx3="http://schemas.microsoft.com/office/drawing/2016/5/9/chartex" xmlns:cx4="http://schemas.microsoft.com/office/drawing/2016/5/10/chartex" xmlns:cx5="http://schemas.microsoft.com/office/drawing/2016/5/11/chartex" xmlns:cx6="http://schemas.microsoft.com/office/drawing/2016/5/12/chartex" xmlns:cx7="http://schemas.microsoft.com/office/drawing/2016/5/13/chartex" xmlns:cx8="http://schemas.microsoft.com/office/drawing/2016/5/14/chartex" xmlns:mc="http://schemas.openxmlformats.org/markup-compatibility/2006" xmlns:aink="http://schemas.microsoft.com/office/drawing/2016/ink" xmlns:am3d="http://schemas.microsoft.com/office/drawing/2017/model3d" xmlns:o="urn:schemas-microsoft-com:office:office" xmlns:oel="http://schemas.microsoft.com/office/2019/extlst" xmlns:r="http://schemas.openxmlformats.org/officeDocument/2006/relationships" xmlns:m="http://schemas.openxmlformats.org/officeDocument/2006/math" xmlns:v="urn:schemas-microsoft-com:vml" xmlns:wp14="http://schemas.microsoft.com/office/word/2010/wordprocessingDrawing" xmlns:wp="http://schemas.openxmlformats.org/drawingml/2006/wordprocessingDrawing" xmlns:w10="urn:schemas-microsoft-com:office:word" xmlns:w="http://schemas.openxmlformats.org/wordprocessingml/2006/main" xmlns:w14="http://schemas.microsoft.com/office/word/2010/wordml" xmlns:w15="http://schemas.microsoft.com/office/word/2012/wordml" xmlns:w16cex="http://schemas.microsoft.com/office/word/2018/wordml/cex" xmlns:w16cid="http://schemas.microsoft.com/office/word/2016/wordml/cid" xmlns:w16="http://schemas.microsoft.com/office/word/2018/wordml" xmlns:w16du="http://schemas.microsoft.com/office/word/2023/wordml/word16du" xmlns:w16sdtdh="http://schemas.microsoft.com/office/word/2020/wordml/sdtdatahash" xmlns:w16sdtfl="http://schemas.microsoft.com/office/word/2024/wordml/sdtformatlock" xmlns:w16se="http://schemas.microsoft.com/office/word/2015/wordml/symex" xmlns:wpg="http://schemas.microsoft.com/office/word/2010/wordprocessingGroup" xmlns:wpi="http://schemas.microsoft.com/office/word/2010/wordprocessingInk" xmlns:wne="http://schemas.microsoft.com/office/word/2006/wordml" xmlns:wps="http://schemas.microsoft.com/office/word/2010/wordprocessingShape" mc:Ignorable="w14 w15 w16se w16cid w16 w16cex w16sdtdh w16sdtfl w16du wp14">
-  <w15:person w15:author="Ryan Erickson">
-    <w15:presenceInfo w15:providerId="AD" w15:userId="S::ryer7052@colorado.edu::6e3278e8-8ffe-4108-9318-8dc719d3488f"/>
-  </w15:person>
-</w15:people>
 </file>
 
 <file path=word/styles.xml><?xml version="1.0" encoding="utf-8"?>
@@ -9959,6 +7587,7 @@
   <w:style w:type="character" w:default="1" w:styleId="DefaultParagraphFont">
     <w:name w:val="Default Paragraph Font"/>
     <w:uiPriority w:val="1"/>
+    <w:semiHidden/>
     <w:unhideWhenUsed/>
   </w:style>
   <w:style w:type="table" w:default="1" w:styleId="TableNormal">
